--- a/tools/longhorn/learn.docx
+++ b/tools/longhorn/learn.docx
@@ -7,10 +7,21 @@
         <w:rPr>
           <w:rFonts w:ascii="Calibri" w:hAnsi="Calibri"/>
           <w:b/>
+          <w:color w:val="0E7490"/>
+          <w:sz w:val="20"/>
+        </w:rPr>
+        <w:t>TALARI PRADEEP · CLOUD INFRASTRUCTURE, SRE &amp; AI PLATFORM</w:t>
+      </w:r>
+    </w:p>
+    <w:p>
+      <w:r>
+        <w:rPr>
+          <w:rFonts w:ascii="Calibri" w:hAnsi="Calibri"/>
+          <w:b/>
           <w:color w:val="0F172A"/>
-          <w:sz w:val="48"/>
+          <w:sz w:val="42"/>
         </w:rPr>
-        <w:t>Longhorn Cloud-Native Block Storage Studio</w:t>
+        <w:t>5 Days to Learn Any Tool &amp; Course: Master Any Studio with Real-Time Examples &amp; Project Roadmaps</w:t>
       </w:r>
     </w:p>
     <w:p>
@@ -18,10 +29,24 @@
         <w:rPr>
           <w:rFonts w:ascii="Calibri" w:hAnsi="Calibri"/>
           <w:i/>
-          <w:color w:val="0E7490"/>
-          <w:sz w:val="26"/>
+          <w:color w:val="475569"/>
+          <w:sz w:val="22"/>
         </w:rPr>
-        <w:t>Production Learning Guide &amp; Real-Time Incident Drills</w:t>
+        <w:t>Accelerated 5-Day Pedagogical Blueprint: Real-World Use Cases, Understand Best How to Treat Failures, Real-Time Drills &amp; Capstone Production Project Delivery</w:t>
+      </w:r>
+    </w:p>
+    <w:p/>
+    <w:p>
+      <w:pPr>
+        <w:pStyle w:val="Heading1"/>
+      </w:pPr>
+      <w:r>
+        <w:t>1. Executive Summary &amp; The 5-Day Learning Philosophy</w:t>
+      </w:r>
+    </w:p>
+    <w:p>
+      <w:r>
+        <w:t>Modern enterprise engineering environments encompass hundreds of tools—ranging from kernel eBPF profilers and high-concurrency LLM serving engines (vLLM, SGLang) to zero-trust secrets managers (Vault) and automated GitOps engines (ArgoCD). Traditional linear courses take weeks and focus on passive reading. This 5-Day Accelerated Mastery Framework provides a battle-tested, hands-on methodology to take any engineer from zero to production deployment readiness in exactly 5 days.</w:t>
       </w:r>
     </w:p>
     <w:tbl>
@@ -32,19 +57,21 @@
         <w:tblLook w:firstColumn="1" w:firstRow="1" w:lastColumn="0" w:lastRow="0" w:noHBand="0" w:noVBand="1" w:val="04A0"/>
       </w:tblPr>
       <w:tblGrid>
-        <w:gridCol w:w="4896"/>
-        <w:gridCol w:w="4896"/>
+        <w:gridCol w:w="2484"/>
+        <w:gridCol w:w="2484"/>
+        <w:gridCol w:w="2484"/>
+        <w:gridCol w:w="2484"/>
       </w:tblGrid>
       <w:tr>
         <w:tc>
           <w:tcPr>
-            <w:tcW w:type="dxa" w:w="3168"/>
-            <w:shd w:fill="F1F5F9"/>
+            <w:tcW w:type="dxa" w:w="1440"/>
+            <w:shd w:fill="0F172A"/>
             <w:tcMar>
               <w:top w:w="80" w:type="dxa"/>
               <w:bottom w:w="80" w:type="dxa"/>
-              <w:left w:w="120" w:type="dxa"/>
-              <w:right w:w="120" w:type="dxa"/>
+              <w:left w:w="100" w:type="dxa"/>
+              <w:right w:w="100" w:type="dxa"/>
             </w:tcMar>
           </w:tcPr>
           <w:p>
@@ -52,22 +79,93 @@
               <w:rPr>
                 <w:rFonts w:ascii="Calibri" w:hAnsi="Calibri"/>
                 <w:b/>
-                <w:color w:val="334155"/>
+                <w:color w:val="F8FAFC"/>
                 <w:sz w:val="19"/>
               </w:rPr>
-              <w:t>Architecture Domain</w:t>
+              <w:t>Day</w:t>
             </w:r>
           </w:p>
         </w:tc>
         <w:tc>
           <w:tcPr>
-            <w:tcW w:type="dxa" w:w="6624"/>
-            <w:shd w:fill="F8FAFC"/>
+            <w:tcW w:type="dxa" w:w="2592"/>
+            <w:shd w:fill="0F172A"/>
             <w:tcMar>
               <w:top w:w="80" w:type="dxa"/>
               <w:bottom w:w="80" w:type="dxa"/>
-              <w:left w:w="120" w:type="dxa"/>
-              <w:right w:w="120" w:type="dxa"/>
+              <w:left w:w="100" w:type="dxa"/>
+              <w:right w:w="100" w:type="dxa"/>
+            </w:tcMar>
+          </w:tcPr>
+          <w:p>
+            <w:r>
+              <w:rPr>
+                <w:rFonts w:ascii="Calibri" w:hAnsi="Calibri"/>
+                <w:b/>
+                <w:color w:val="F8FAFC"/>
+                <w:sz w:val="19"/>
+              </w:rPr>
+              <w:t>Phase Name</w:t>
+            </w:r>
+          </w:p>
+        </w:tc>
+        <w:tc>
+          <w:tcPr>
+            <w:tcW w:type="dxa" w:w="3456"/>
+            <w:shd w:fill="0F172A"/>
+            <w:tcMar>
+              <w:top w:w="80" w:type="dxa"/>
+              <w:bottom w:w="80" w:type="dxa"/>
+              <w:left w:w="100" w:type="dxa"/>
+              <w:right w:w="100" w:type="dxa"/>
+            </w:tcMar>
+          </w:tcPr>
+          <w:p>
+            <w:r>
+              <w:rPr>
+                <w:rFonts w:ascii="Calibri" w:hAnsi="Calibri"/>
+                <w:b/>
+                <w:color w:val="F8FAFC"/>
+                <w:sz w:val="19"/>
+              </w:rPr>
+              <w:t>Core Objective</w:t>
+            </w:r>
+          </w:p>
+        </w:tc>
+        <w:tc>
+          <w:tcPr>
+            <w:tcW w:type="dxa" w:w="2304"/>
+            <w:shd w:fill="0F172A"/>
+            <w:tcMar>
+              <w:top w:w="80" w:type="dxa"/>
+              <w:bottom w:w="80" w:type="dxa"/>
+              <w:left w:w="100" w:type="dxa"/>
+              <w:right w:w="100" w:type="dxa"/>
+            </w:tcMar>
+          </w:tcPr>
+          <w:p>
+            <w:r>
+              <w:rPr>
+                <w:rFonts w:ascii="Calibri" w:hAnsi="Calibri"/>
+                <w:b/>
+                <w:color w:val="F8FAFC"/>
+                <w:sz w:val="19"/>
+              </w:rPr>
+              <w:t>Primary Deliverable</w:t>
+            </w:r>
+          </w:p>
+        </w:tc>
+      </w:tr>
+      <w:tr>
+        <w:tc>
+          <w:tcPr>
+            <w:tcW w:type="dxa" w:w="1440"/>
+            <w:shd w:fill="F8FAFC"/>
+            <w:tcMar>
+              <w:top w:w="60" w:type="dxa"/>
+              <w:bottom w:w="60" w:type="dxa"/>
+              <w:left w:w="100" w:type="dxa"/>
+              <w:right w:w="100" w:type="dxa"/>
             </w:tcMar>
           </w:tcPr>
           <w:p>
@@ -75,9 +173,75 @@
               <w:rPr>
                 <w:rFonts w:ascii="Calibri" w:hAnsi="Calibri"/>
                 <w:color w:val="0F172A"/>
-                <w:sz w:val="19"/>
+                <w:sz w:val="18"/>
               </w:rPr>
-              <w:t>Cloud Infrastructure &amp; K8s</w:t>
+              <w:t>Day 1</w:t>
+            </w:r>
+          </w:p>
+        </w:tc>
+        <w:tc>
+          <w:tcPr>
+            <w:tcW w:type="dxa" w:w="2592"/>
+            <w:shd w:fill="F8FAFC"/>
+            <w:tcMar>
+              <w:top w:w="60" w:type="dxa"/>
+              <w:bottom w:w="60" w:type="dxa"/>
+              <w:left w:w="100" w:type="dxa"/>
+              <w:right w:w="100" w:type="dxa"/>
+            </w:tcMar>
+          </w:tcPr>
+          <w:p>
+            <w:r>
+              <w:rPr>
+                <w:rFonts w:ascii="Calibri" w:hAnsi="Calibri"/>
+                <w:color w:val="0F172A"/>
+                <w:sz w:val="18"/>
+              </w:rPr>
+              <w:t>Foundations &amp; Mental Model</w:t>
+            </w:r>
+          </w:p>
+        </w:tc>
+        <w:tc>
+          <w:tcPr>
+            <w:tcW w:type="dxa" w:w="3456"/>
+            <w:shd w:fill="F8FAFC"/>
+            <w:tcMar>
+              <w:top w:w="60" w:type="dxa"/>
+              <w:bottom w:w="60" w:type="dxa"/>
+              <w:left w:w="100" w:type="dxa"/>
+              <w:right w:w="100" w:type="dxa"/>
+            </w:tcMar>
+          </w:tcPr>
+          <w:p>
+            <w:r>
+              <w:rPr>
+                <w:rFonts w:ascii="Calibri" w:hAnsi="Calibri"/>
+                <w:color w:val="0F172A"/>
+                <w:sz w:val="18"/>
+              </w:rPr>
+              <w:t>Deconstruct architecture, spin up local sandbox, inspect declarations</w:t>
+            </w:r>
+          </w:p>
+        </w:tc>
+        <w:tc>
+          <w:tcPr>
+            <w:tcW w:type="dxa" w:w="2304"/>
+            <w:shd w:fill="F8FAFC"/>
+            <w:tcMar>
+              <w:top w:w="60" w:type="dxa"/>
+              <w:bottom w:w="60" w:type="dxa"/>
+              <w:left w:w="100" w:type="dxa"/>
+              <w:right w:w="100" w:type="dxa"/>
+            </w:tcMar>
+          </w:tcPr>
+          <w:p>
+            <w:r>
+              <w:rPr>
+                <w:rFonts w:ascii="Calibri" w:hAnsi="Calibri"/>
+                <w:color w:val="0F172A"/>
+                <w:sz w:val="18"/>
+              </w:rPr>
+              <w:t>Verified local sandbox &amp; healthcheck passing</w:t>
             </w:r>
           </w:p>
         </w:tc>
@@ -85,36 +249,13 @@
       <w:tr>
         <w:tc>
           <w:tcPr>
-            <w:tcW w:type="dxa" w:w="3168"/>
-            <w:shd w:fill="F1F5F9"/>
+            <w:tcW w:type="dxa" w:w="1440"/>
+            <w:shd w:fill="FFFFFF"/>
             <w:tcMar>
-              <w:top w:w="80" w:type="dxa"/>
-              <w:bottom w:w="80" w:type="dxa"/>
-              <w:left w:w="120" w:type="dxa"/>
-              <w:right w:w="120" w:type="dxa"/>
-            </w:tcMar>
-          </w:tcPr>
-          <w:p>
-            <w:r>
-              <w:rPr>
-                <w:rFonts w:ascii="Calibri" w:hAnsi="Calibri"/>
-                <w:b/>
-                <w:color w:val="334155"/>
-                <w:sz w:val="19"/>
-              </w:rPr>
-              <w:t>Classification &amp; Category</w:t>
-            </w:r>
-          </w:p>
-        </w:tc>
-        <w:tc>
-          <w:tcPr>
-            <w:tcW w:type="dxa" w:w="6624"/>
-            <w:shd w:fill="F8FAFC"/>
-            <w:tcMar>
-              <w:top w:w="80" w:type="dxa"/>
-              <w:bottom w:w="80" w:type="dxa"/>
-              <w:left w:w="120" w:type="dxa"/>
-              <w:right w:w="120" w:type="dxa"/>
+              <w:top w:w="60" w:type="dxa"/>
+              <w:bottom w:w="60" w:type="dxa"/>
+              <w:left w:w="100" w:type="dxa"/>
+              <w:right w:w="100" w:type="dxa"/>
             </w:tcMar>
           </w:tcPr>
           <w:p>
@@ -122,9 +263,75 @@
               <w:rPr>
                 <w:rFonts w:ascii="Calibri" w:hAnsi="Calibri"/>
                 <w:color w:val="0F172A"/>
-                <w:sz w:val="19"/>
+                <w:sz w:val="18"/>
               </w:rPr>
-              <w:t>CLOUD • Level 2 (Scripting &amp; Ops)</w:t>
+              <w:t>Day 2</w:t>
+            </w:r>
+          </w:p>
+        </w:tc>
+        <w:tc>
+          <w:tcPr>
+            <w:tcW w:type="dxa" w:w="2592"/>
+            <w:shd w:fill="FFFFFF"/>
+            <w:tcMar>
+              <w:top w:w="60" w:type="dxa"/>
+              <w:bottom w:w="60" w:type="dxa"/>
+              <w:left w:w="100" w:type="dxa"/>
+              <w:right w:w="100" w:type="dxa"/>
+            </w:tcMar>
+          </w:tcPr>
+          <w:p>
+            <w:r>
+              <w:rPr>
+                <w:rFonts w:ascii="Calibri" w:hAnsi="Calibri"/>
+                <w:color w:val="0F172A"/>
+                <w:sz w:val="18"/>
+              </w:rPr>
+              <w:t>Enterprise Use Cases &amp; Scale</w:t>
+            </w:r>
+          </w:p>
+        </w:tc>
+        <w:tc>
+          <w:tcPr>
+            <w:tcW w:type="dxa" w:w="3456"/>
+            <w:shd w:fill="FFFFFF"/>
+            <w:tcMar>
+              <w:top w:w="60" w:type="dxa"/>
+              <w:bottom w:w="60" w:type="dxa"/>
+              <w:left w:w="100" w:type="dxa"/>
+              <w:right w:w="100" w:type="dxa"/>
+            </w:tcMar>
+          </w:tcPr>
+          <w:p>
+            <w:r>
+              <w:rPr>
+                <w:rFonts w:ascii="Calibri" w:hAnsi="Calibri"/>
+                <w:color w:val="0F172A"/>
+                <w:sz w:val="18"/>
+              </w:rPr>
+              <w:t>Implement production scenarios: high concurrency, multi-tenant, HA</w:t>
+            </w:r>
+          </w:p>
+        </w:tc>
+        <w:tc>
+          <w:tcPr>
+            <w:tcW w:type="dxa" w:w="2304"/>
+            <w:shd w:fill="FFFFFF"/>
+            <w:tcMar>
+              <w:top w:w="60" w:type="dxa"/>
+              <w:bottom w:w="60" w:type="dxa"/>
+              <w:left w:w="100" w:type="dxa"/>
+              <w:right w:w="100" w:type="dxa"/>
+            </w:tcMar>
+          </w:tcPr>
+          <w:p>
+            <w:r>
+              <w:rPr>
+                <w:rFonts w:ascii="Calibri" w:hAnsi="Calibri"/>
+                <w:color w:val="0F172A"/>
+                <w:sz w:val="18"/>
+              </w:rPr>
+              <w:t>Working production configuration &amp; traffic flow</w:t>
             </w:r>
           </w:p>
         </w:tc>
@@ -132,36 +339,13 @@
       <w:tr>
         <w:tc>
           <w:tcPr>
-            <w:tcW w:type="dxa" w:w="3168"/>
-            <w:shd w:fill="F1F5F9"/>
-            <w:tcMar>
-              <w:top w:w="80" w:type="dxa"/>
-              <w:bottom w:w="80" w:type="dxa"/>
-              <w:left w:w="120" w:type="dxa"/>
-              <w:right w:w="120" w:type="dxa"/>
-            </w:tcMar>
-          </w:tcPr>
-          <w:p>
-            <w:r>
-              <w:rPr>
-                <w:rFonts w:ascii="Calibri" w:hAnsi="Calibri"/>
-                <w:b/>
-                <w:color w:val="334155"/>
-                <w:sz w:val="19"/>
-              </w:rPr>
-              <w:t>Target Configuration Artifact</w:t>
-            </w:r>
-          </w:p>
-        </w:tc>
-        <w:tc>
-          <w:tcPr>
-            <w:tcW w:type="dxa" w:w="6624"/>
+            <w:tcW w:type="dxa" w:w="1440"/>
             <w:shd w:fill="F8FAFC"/>
             <w:tcMar>
-              <w:top w:w="80" w:type="dxa"/>
-              <w:bottom w:w="80" w:type="dxa"/>
-              <w:left w:w="120" w:type="dxa"/>
-              <w:right w:w="120" w:type="dxa"/>
+              <w:top w:w="60" w:type="dxa"/>
+              <w:bottom w:w="60" w:type="dxa"/>
+              <w:left w:w="100" w:type="dxa"/>
+              <w:right w:w="100" w:type="dxa"/>
             </w:tcMar>
           </w:tcPr>
           <w:p>
@@ -169,9 +353,75 @@
               <w:rPr>
                 <w:rFonts w:ascii="Calibri" w:hAnsi="Calibri"/>
                 <w:color w:val="0F172A"/>
-                <w:sz w:val="19"/>
+                <w:sz w:val="18"/>
               </w:rPr>
-              <w:t>storageclass.yaml</w:t>
+              <w:t>Day 3</w:t>
+            </w:r>
+          </w:p>
+        </w:tc>
+        <w:tc>
+          <w:tcPr>
+            <w:tcW w:type="dxa" w:w="2592"/>
+            <w:shd w:fill="F8FAFC"/>
+            <w:tcMar>
+              <w:top w:w="60" w:type="dxa"/>
+              <w:bottom w:w="60" w:type="dxa"/>
+              <w:left w:w="100" w:type="dxa"/>
+              <w:right w:w="100" w:type="dxa"/>
+            </w:tcMar>
+          </w:tcPr>
+          <w:p>
+            <w:r>
+              <w:rPr>
+                <w:rFonts w:ascii="Calibri" w:hAnsi="Calibri"/>
+                <w:color w:val="0F172A"/>
+                <w:sz w:val="18"/>
+              </w:rPr>
+              <w:t>Failure Modes &amp; Triage</w:t>
+            </w:r>
+          </w:p>
+        </w:tc>
+        <w:tc>
+          <w:tcPr>
+            <w:tcW w:type="dxa" w:w="3456"/>
+            <w:shd w:fill="F8FAFC"/>
+            <w:tcMar>
+              <w:top w:w="60" w:type="dxa"/>
+              <w:bottom w:w="60" w:type="dxa"/>
+              <w:left w:w="100" w:type="dxa"/>
+              <w:right w:w="100" w:type="dxa"/>
+            </w:tcMar>
+          </w:tcPr>
+          <w:p>
+            <w:r>
+              <w:rPr>
+                <w:rFonts w:ascii="Calibri" w:hAnsi="Calibri"/>
+                <w:color w:val="0F172A"/>
+                <w:sz w:val="18"/>
+              </w:rPr>
+              <w:t>Understand Best How to Treat: simulate incidents, identify anti-patterns</w:t>
+            </w:r>
+          </w:p>
+        </w:tc>
+        <w:tc>
+          <w:tcPr>
+            <w:tcW w:type="dxa" w:w="2304"/>
+            <w:shd w:fill="F8FAFC"/>
+            <w:tcMar>
+              <w:top w:w="60" w:type="dxa"/>
+              <w:bottom w:w="60" w:type="dxa"/>
+              <w:left w:w="100" w:type="dxa"/>
+              <w:right w:w="100" w:type="dxa"/>
+            </w:tcMar>
+          </w:tcPr>
+          <w:p>
+            <w:r>
+              <w:rPr>
+                <w:rFonts w:ascii="Calibri" w:hAnsi="Calibri"/>
+                <w:color w:val="0F172A"/>
+                <w:sz w:val="18"/>
+              </w:rPr>
+              <w:t>Root-cause diagnosis &amp; mitigation runbook</w:t>
             </w:r>
           </w:p>
         </w:tc>
@@ -179,36 +429,13 @@
       <w:tr>
         <w:tc>
           <w:tcPr>
-            <w:tcW w:type="dxa" w:w="3168"/>
-            <w:shd w:fill="F1F5F9"/>
+            <w:tcW w:type="dxa" w:w="1440"/>
+            <w:shd w:fill="FFFFFF"/>
             <w:tcMar>
-              <w:top w:w="80" w:type="dxa"/>
-              <w:bottom w:w="80" w:type="dxa"/>
-              <w:left w:w="120" w:type="dxa"/>
-              <w:right w:w="120" w:type="dxa"/>
-            </w:tcMar>
-          </w:tcPr>
-          <w:p>
-            <w:r>
-              <w:rPr>
-                <w:rFonts w:ascii="Calibri" w:hAnsi="Calibri"/>
-                <w:b/>
-                <w:color w:val="334155"/>
-                <w:sz w:val="19"/>
-              </w:rPr>
-              <w:t>Production SRE Standard</w:t>
-            </w:r>
-          </w:p>
-        </w:tc>
-        <w:tc>
-          <w:tcPr>
-            <w:tcW w:type="dxa" w:w="6624"/>
-            <w:shd w:fill="F8FAFC"/>
-            <w:tcMar>
-              <w:top w:w="80" w:type="dxa"/>
-              <w:bottom w:w="80" w:type="dxa"/>
-              <w:left w:w="120" w:type="dxa"/>
-              <w:right w:w="120" w:type="dxa"/>
+              <w:top w:w="60" w:type="dxa"/>
+              <w:bottom w:w="60" w:type="dxa"/>
+              <w:left w:w="100" w:type="dxa"/>
+              <w:right w:w="100" w:type="dxa"/>
             </w:tcMar>
           </w:tcPr>
           <w:p>
@@ -216,9 +443,165 @@
               <w:rPr>
                 <w:rFonts w:ascii="Calibri" w:hAnsi="Calibri"/>
                 <w:color w:val="0F172A"/>
-                <w:sz w:val="19"/>
+                <w:sz w:val="18"/>
               </w:rPr>
-              <w:t>100% Infrastructure-as-Code Compliance &amp; Audited Reproducibility</w:t>
+              <w:t>Day 4</w:t>
+            </w:r>
+          </w:p>
+        </w:tc>
+        <w:tc>
+          <w:tcPr>
+            <w:tcW w:type="dxa" w:w="2592"/>
+            <w:shd w:fill="FFFFFF"/>
+            <w:tcMar>
+              <w:top w:w="60" w:type="dxa"/>
+              <w:bottom w:w="60" w:type="dxa"/>
+              <w:left w:w="100" w:type="dxa"/>
+              <w:right w:w="100" w:type="dxa"/>
+            </w:tcMar>
+          </w:tcPr>
+          <w:p>
+            <w:r>
+              <w:rPr>
+                <w:rFonts w:ascii="Calibri" w:hAnsi="Calibri"/>
+                <w:color w:val="0F172A"/>
+                <w:sz w:val="18"/>
+              </w:rPr>
+              <w:t>Real-Time 'Do to Learn' Drills</w:t>
+            </w:r>
+          </w:p>
+        </w:tc>
+        <w:tc>
+          <w:tcPr>
+            <w:tcW w:type="dxa" w:w="3456"/>
+            <w:shd w:fill="FFFFFF"/>
+            <w:tcMar>
+              <w:top w:w="60" w:type="dxa"/>
+              <w:bottom w:w="60" w:type="dxa"/>
+              <w:left w:w="100" w:type="dxa"/>
+              <w:right w:w="100" w:type="dxa"/>
+            </w:tcMar>
+          </w:tcPr>
+          <w:p>
+            <w:r>
+              <w:rPr>
+                <w:rFonts w:ascii="Calibri" w:hAnsi="Calibri"/>
+                <w:color w:val="0F172A"/>
+                <w:sz w:val="18"/>
+              </w:rPr>
+              <w:t>Execute hands-on fault injection, measure telemetry, verify SLOs</w:t>
+            </w:r>
+          </w:p>
+        </w:tc>
+        <w:tc>
+          <w:tcPr>
+            <w:tcW w:type="dxa" w:w="2304"/>
+            <w:shd w:fill="FFFFFF"/>
+            <w:tcMar>
+              <w:top w:w="60" w:type="dxa"/>
+              <w:bottom w:w="60" w:type="dxa"/>
+              <w:left w:w="100" w:type="dxa"/>
+              <w:right w:w="100" w:type="dxa"/>
+            </w:tcMar>
+          </w:tcPr>
+          <w:p>
+            <w:r>
+              <w:rPr>
+                <w:rFonts w:ascii="Calibri" w:hAnsi="Calibri"/>
+                <w:color w:val="0F172A"/>
+                <w:sz w:val="18"/>
+              </w:rPr>
+              <w:t>Passing Prometheus telemetry verification</w:t>
+            </w:r>
+          </w:p>
+        </w:tc>
+      </w:tr>
+      <w:tr>
+        <w:tc>
+          <w:tcPr>
+            <w:tcW w:type="dxa" w:w="1440"/>
+            <w:shd w:fill="F8FAFC"/>
+            <w:tcMar>
+              <w:top w:w="60" w:type="dxa"/>
+              <w:bottom w:w="60" w:type="dxa"/>
+              <w:left w:w="100" w:type="dxa"/>
+              <w:right w:w="100" w:type="dxa"/>
+            </w:tcMar>
+          </w:tcPr>
+          <w:p>
+            <w:r>
+              <w:rPr>
+                <w:rFonts w:ascii="Calibri" w:hAnsi="Calibri"/>
+                <w:color w:val="0F172A"/>
+                <w:sz w:val="18"/>
+              </w:rPr>
+              <w:t>Day 5</w:t>
+            </w:r>
+          </w:p>
+        </w:tc>
+        <w:tc>
+          <w:tcPr>
+            <w:tcW w:type="dxa" w:w="2592"/>
+            <w:shd w:fill="F8FAFC"/>
+            <w:tcMar>
+              <w:top w:w="60" w:type="dxa"/>
+              <w:bottom w:w="60" w:type="dxa"/>
+              <w:left w:w="100" w:type="dxa"/>
+              <w:right w:w="100" w:type="dxa"/>
+            </w:tcMar>
+          </w:tcPr>
+          <w:p>
+            <w:r>
+              <w:rPr>
+                <w:rFonts w:ascii="Calibri" w:hAnsi="Calibri"/>
+                <w:color w:val="0F172A"/>
+                <w:sz w:val="18"/>
+              </w:rPr>
+              <w:t>Capstone Project &amp; Certification</w:t>
+            </w:r>
+          </w:p>
+        </w:tc>
+        <w:tc>
+          <w:tcPr>
+            <w:tcW w:type="dxa" w:w="3456"/>
+            <w:shd w:fill="F8FAFC"/>
+            <w:tcMar>
+              <w:top w:w="60" w:type="dxa"/>
+              <w:bottom w:w="60" w:type="dxa"/>
+              <w:left w:w="100" w:type="dxa"/>
+              <w:right w:w="100" w:type="dxa"/>
+            </w:tcMar>
+          </w:tcPr>
+          <w:p>
+            <w:r>
+              <w:rPr>
+                <w:rFonts w:ascii="Calibri" w:hAnsi="Calibri"/>
+                <w:color w:val="0F172A"/>
+                <w:sz w:val="18"/>
+              </w:rPr>
+              <w:t>Build full end-to-end integrated stack, author production checklist</w:t>
+            </w:r>
+          </w:p>
+        </w:tc>
+        <w:tc>
+          <w:tcPr>
+            <w:tcW w:type="dxa" w:w="2304"/>
+            <w:shd w:fill="F8FAFC"/>
+            <w:tcMar>
+              <w:top w:w="60" w:type="dxa"/>
+              <w:bottom w:w="60" w:type="dxa"/>
+              <w:left w:w="100" w:type="dxa"/>
+              <w:right w:w="100" w:type="dxa"/>
+            </w:tcMar>
+          </w:tcPr>
+          <w:p>
+            <w:r>
+              <w:rPr>
+                <w:rFonts w:ascii="Calibri" w:hAnsi="Calibri"/>
+                <w:color w:val="0F172A"/>
+                <w:sz w:val="18"/>
+              </w:rPr>
+              <w:t>Production-certified capstone project &amp; demo</w:t>
             </w:r>
           </w:p>
         </w:tc>
@@ -230,16 +613,117 @@
         <w:pStyle w:val="Heading1"/>
       </w:pPr>
       <w:r>
-        <w:t>1. Executive Summary &amp; Production Overview</w:t>
+        <w:t>2. The Universal 5-Day Mastery Syllabus (Apply to Any Tool)</w:t>
+      </w:r>
+    </w:p>
+    <w:p>
+      <w:pPr>
+        <w:pStyle w:val="Heading2"/>
+      </w:pPr>
+      <w:r>
+        <w:t>Day 1: Architectural Foundations, System Mental Model &amp; Sandbox Bootstrapping</w:t>
       </w:r>
     </w:p>
     <w:p>
       <w:r>
-        <w:rPr>
-          <w:rFonts w:ascii="Calibri" w:hAnsi="Calibri"/>
-          <w:sz w:val="21"/>
-        </w:rPr>
-        <w:t>Architect cloud-native distributed block storage on Kubernetes. Configure Longhorn CSI StorageClasses, synchronous cross-node replica failover, S3 backup targets, and 9+ DevSecOps storage policies.</w:t>
+        <w:t>Focus: Understand why this tool exists in production topologies. Deconstruct its design thesis, state storage, and control plane.</w:t>
+        <w:br/>
+        <w:t>• Morning: Read the studio's executive thesis and understand the problem it solves.</w:t>
+        <w:br/>
+        <w:t>• Afternoon: Clone the repository, bootstrap the local sandbox (Docker / Python venv), and verify the process is alive.</w:t>
+        <w:br/>
+        <w:t>• Evening: Inspect the declarative artifact (e.g. deployment.yaml, rag_engine.py, profile.bt, vault.hcl).</w:t>
+        <w:br/>
+        <w:t>Key Question: What does this tool replace, and how does data flow through it?</w:t>
+      </w:r>
+    </w:p>
+    <w:p>
+      <w:pPr>
+        <w:pStyle w:val="Heading2"/>
+      </w:pPr>
+      <w:r>
+        <w:t>Day 2: Enterprise Production Use Cases &amp; High-Scale Scenarios</w:t>
+      </w:r>
+    </w:p>
+    <w:p>
+      <w:r>
+        <w:t>Focus: Implement the primary production use cases (high throughput, multi-tenant isolation, failover resilience).</w:t>
+        <w:br/>
+        <w:t>• Morning: Configure tuning levers (worker concurrency, buffer sizes, caching strategies, timeout budgets).</w:t>
+        <w:br/>
+        <w:t>• Afternoon: Execute real-world traffic flows and verify end-to-end integration with dependencies.</w:t>
+        <w:br/>
+        <w:t>• Evening: Author automated validation scripts matching the studio's scripts/validate.sh.</w:t>
+        <w:br/>
+        <w:t>Key Question: How does this tool behave when request volume grows by 10x?</w:t>
+      </w:r>
+    </w:p>
+    <w:p>
+      <w:pPr>
+        <w:pStyle w:val="Heading2"/>
+      </w:pPr>
+      <w:r>
+        <w:t>Day 3: SRE Triage, Operational Failure Modes &amp; 'Understand Best How to Treat'</w:t>
+      </w:r>
+    </w:p>
+    <w:p>
+      <w:r>
+        <w:t>Focus: Diagnose what goes wrong in production and internalize the architectural best treatments.</w:t>
+        <w:br/>
+        <w:t>• Morning: Analyze the incident signature (e.g. P1 alert: P99 latency spike &gt;10s, GPU VRAM OOM, lock spinning, token leak).</w:t>
+        <w:br/>
+        <w:t>• Afternoon: Study the Dangerous Anti-Pattern to avoid (e.g. invasive ptrace attaching, static buffer over-allocation).</w:t>
+        <w:br/>
+        <w:t>• Evening: Implement the Architectural Best Treatment (e.g. virtual memory paging, eBPF ring buffers, zero-trust RBAC).</w:t>
+        <w:br/>
+        <w:t>Key Question: When this service pages you at 3 AM, what is the exact root cause and remediation protocol?</w:t>
+      </w:r>
+    </w:p>
+    <w:p>
+      <w:pPr>
+        <w:pStyle w:val="Heading2"/>
+      </w:pPr>
+      <w:r>
+        <w:t>Day 4: Real-Time 'Do to Learn' Practice Drills &amp; Fault Injection</w:t>
+      </w:r>
+    </w:p>
+    <w:p>
+      <w:r>
+        <w:t>Focus: Hands-on execution under fire. Inject simulated faults and observe telemetry recovery.</w:t>
+        <w:br/>
+        <w:t>• Morning: Execute Drill 1: Environment bootstrap &amp; clone.</w:t>
+        <w:br/>
+        <w:t>• Afternoon: Execute Drill 2: Operational workload injection &amp; fault simulation.</w:t>
+        <w:br/>
+        <w:t>• Evening: Execute Drill 3: Query SRE Golden Signals (Latency, Traffic, Errors, Saturation) via curl / Prometheus.</w:t>
+        <w:br/>
+        <w:t>Key Question: Can you prove with live telemetry that the system auto-remediated within SLO?</w:t>
+      </w:r>
+    </w:p>
+    <w:p>
+      <w:pPr>
+        <w:pStyle w:val="Heading2"/>
+      </w:pPr>
+      <w:r>
+        <w:t>Day 5: End-to-End Capstone Project, Runbook Authoring &amp; Production Certification</w:t>
+      </w:r>
+    </w:p>
+    <w:p>
+      <w:r>
+        <w:t>Focus: Complete the capstone project integrating the tool into a full production delivery pipeline.</w:t>
+        <w:br/>
+        <w:t>• Morning: Assemble the capstone repository with CI/CD validation and automated smoke tests.</w:t>
+        <w:br/>
+        <w:t>• Afternoon: Author the Production Onboarding Runbook and SRE Golden Signals SLA/SLO matrix.</w:t>
+        <w:br/>
+        <w:t>• Evening: Run final teardown and verification tests; commit to your engineering portfolio.</w:t>
+        <w:br/>
+        <w:t>Key Question: Is this deployment enterprise-ready, audited, and safe to deploy to production?</w:t>
+      </w:r>
+    </w:p>
+    <w:p>
+      <w:r>
+        <w:br w:type="page"/>
       </w:r>
     </w:p>
     <w:p>
@@ -247,49 +731,1622 @@
         <w:pStyle w:val="Heading1"/>
       </w:pPr>
       <w:r>
-        <w:t>2. Real-World Enterprise Production Use Cases</w:t>
+        <w:t>3. Choose Your Track: 5 Specialization Course Roadmaps</w:t>
       </w:r>
     </w:p>
     <w:p>
       <w:pPr>
-        <w:pStyle w:val="ListBullet"/>
+        <w:pStyle w:val="Heading2"/>
       </w:pPr>
+      <w:r>
+        <w:t>Track 1: AI, LLMOps &amp; Agentic Engineering Course</w:t>
+      </w:r>
+    </w:p>
+    <w:p>
       <w:r>
         <w:rPr>
           <w:b/>
         </w:rPr>
-        <w:t xml:space="preserve">High-Throughput Production Serving: </w:t>
+        <w:t xml:space="preserve">Featured Studios: </w:t>
       </w:r>
       <w:r>
-        <w:t>Production CLOUD engineering: Provision and scale enterprise Longhorn Cloud-Native Block Storage Studio workloads with zero-drift reproducibility and audited reliability.</w:t>
+        <w:t>vLLM PagedAttention, DeepSeek Speculative Decoding, DSPy Optimizer, Anthropic MCP Gateway, TypeSafe Jev</w:t>
+      </w:r>
+    </w:p>
+    <w:tbl>
+      <w:tblPr>
+        <w:tblW w:type="auto" w:w="0"/>
+        <w:jc w:val="center"/>
+        <w:tblLayout w:type="fixed"/>
+        <w:tblLook w:firstColumn="1" w:firstRow="1" w:lastColumn="0" w:lastRow="0" w:noHBand="0" w:noVBand="1" w:val="04A0"/>
+      </w:tblPr>
+      <w:tblGrid>
+        <w:gridCol w:w="4968"/>
+        <w:gridCol w:w="4968"/>
+      </w:tblGrid>
+      <w:tr>
+        <w:tc>
+          <w:tcPr>
+            <w:tcW w:type="dxa" w:w="2592"/>
+            <w:shd w:fill="0F172A"/>
+            <w:tcMar>
+              <w:top w:w="80" w:type="dxa"/>
+              <w:bottom w:w="80" w:type="dxa"/>
+              <w:left w:w="100" w:type="dxa"/>
+              <w:right w:w="100" w:type="dxa"/>
+            </w:tcMar>
+          </w:tcPr>
+          <w:p>
+            <w:r>
+              <w:rPr>
+                <w:rFonts w:ascii="Calibri" w:hAnsi="Calibri"/>
+                <w:b/>
+                <w:color w:val="F8FAFC"/>
+                <w:sz w:val="19"/>
+              </w:rPr>
+              <w:t>Day</w:t>
+            </w:r>
+          </w:p>
+        </w:tc>
+        <w:tc>
+          <w:tcPr>
+            <w:tcW w:type="dxa" w:w="7200"/>
+            <w:shd w:fill="0F172A"/>
+            <w:tcMar>
+              <w:top w:w="80" w:type="dxa"/>
+              <w:bottom w:w="80" w:type="dxa"/>
+              <w:left w:w="100" w:type="dxa"/>
+              <w:right w:w="100" w:type="dxa"/>
+            </w:tcMar>
+          </w:tcPr>
+          <w:p>
+            <w:r>
+              <w:rPr>
+                <w:rFonts w:ascii="Calibri" w:hAnsi="Calibri"/>
+                <w:b/>
+                <w:color w:val="F8FAFC"/>
+                <w:sz w:val="19"/>
+              </w:rPr>
+              <w:t>Daily Milestone &amp; Hands-On Focus</w:t>
+            </w:r>
+          </w:p>
+        </w:tc>
+      </w:tr>
+      <w:tr>
+        <w:tc>
+          <w:tcPr>
+            <w:tcW w:type="dxa" w:w="2592"/>
+            <w:shd w:fill="F8FAFC"/>
+            <w:tcMar>
+              <w:top w:w="60" w:type="dxa"/>
+              <w:bottom w:w="60" w:type="dxa"/>
+              <w:left w:w="100" w:type="dxa"/>
+              <w:right w:w="100" w:type="dxa"/>
+            </w:tcMar>
+          </w:tcPr>
+          <w:p>
+            <w:r>
+              <w:rPr>
+                <w:rFonts w:ascii="Calibri" w:hAnsi="Calibri"/>
+                <w:color w:val="0F172A"/>
+                <w:sz w:val="18"/>
+              </w:rPr>
+              <w:t>Day 1: AI Runtime Foundations</w:t>
+            </w:r>
+          </w:p>
+        </w:tc>
+        <w:tc>
+          <w:tcPr>
+            <w:tcW w:type="dxa" w:w="7200"/>
+            <w:shd w:fill="F8FAFC"/>
+            <w:tcMar>
+              <w:top w:w="60" w:type="dxa"/>
+              <w:bottom w:w="60" w:type="dxa"/>
+              <w:left w:w="100" w:type="dxa"/>
+              <w:right w:w="100" w:type="dxa"/>
+            </w:tcMar>
+          </w:tcPr>
+          <w:p>
+            <w:r>
+              <w:rPr>
+                <w:rFonts w:ascii="Calibri" w:hAnsi="Calibri"/>
+                <w:color w:val="0F172A"/>
+                <w:sz w:val="18"/>
+              </w:rPr>
+              <w:t>Launch vLLM Studio (tools/vllm-paged-attention). Spin up OpenAI-compatible server on GPU/CPU emulator with 16-token page tables.</w:t>
+            </w:r>
+          </w:p>
+        </w:tc>
+      </w:tr>
+      <w:tr>
+        <w:tc>
+          <w:tcPr>
+            <w:tcW w:type="dxa" w:w="2592"/>
+            <w:shd w:fill="FFFFFF"/>
+            <w:tcMar>
+              <w:top w:w="60" w:type="dxa"/>
+              <w:bottom w:w="60" w:type="dxa"/>
+              <w:left w:w="100" w:type="dxa"/>
+              <w:right w:w="100" w:type="dxa"/>
+            </w:tcMar>
+          </w:tcPr>
+          <w:p>
+            <w:r>
+              <w:rPr>
+                <w:rFonts w:ascii="Calibri" w:hAnsi="Calibri"/>
+                <w:color w:val="0F172A"/>
+                <w:sz w:val="18"/>
+              </w:rPr>
+              <w:t>Day 2: Speculative Decoding &amp; Fast Drafts</w:t>
+            </w:r>
+          </w:p>
+        </w:tc>
+        <w:tc>
+          <w:tcPr>
+            <w:tcW w:type="dxa" w:w="7200"/>
+            <w:shd w:fill="FFFFFF"/>
+            <w:tcMar>
+              <w:top w:w="60" w:type="dxa"/>
+              <w:bottom w:w="60" w:type="dxa"/>
+              <w:left w:w="100" w:type="dxa"/>
+              <w:right w:w="100" w:type="dxa"/>
+            </w:tcMar>
+          </w:tcPr>
+          <w:p>
+            <w:r>
+              <w:rPr>
+                <w:rFonts w:ascii="Calibri" w:hAnsi="Calibri"/>
+                <w:color w:val="0F172A"/>
+                <w:sz w:val="18"/>
+              </w:rPr>
+              <w:t>Launch DeepSeek Speculative Studio (tools/deepseek-speculative-decoding). Co-schedule Phi-3.5 draft models alongside Llama-3.3.</w:t>
+            </w:r>
+          </w:p>
+        </w:tc>
+      </w:tr>
+      <w:tr>
+        <w:tc>
+          <w:tcPr>
+            <w:tcW w:type="dxa" w:w="2592"/>
+            <w:shd w:fill="F8FAFC"/>
+            <w:tcMar>
+              <w:top w:w="60" w:type="dxa"/>
+              <w:bottom w:w="60" w:type="dxa"/>
+              <w:left w:w="100" w:type="dxa"/>
+              <w:right w:w="100" w:type="dxa"/>
+            </w:tcMar>
+          </w:tcPr>
+          <w:p>
+            <w:r>
+              <w:rPr>
+                <w:rFonts w:ascii="Calibri" w:hAnsi="Calibri"/>
+                <w:color w:val="0F172A"/>
+                <w:sz w:val="18"/>
+              </w:rPr>
+              <w:t>Day 3: Prompt Optimization &amp; Failure Triage</w:t>
+            </w:r>
+          </w:p>
+        </w:tc>
+        <w:tc>
+          <w:tcPr>
+            <w:tcW w:type="dxa" w:w="7200"/>
+            <w:shd w:fill="F8FAFC"/>
+            <w:tcMar>
+              <w:top w:w="60" w:type="dxa"/>
+              <w:bottom w:w="60" w:type="dxa"/>
+              <w:left w:w="100" w:type="dxa"/>
+              <w:right w:w="100" w:type="dxa"/>
+            </w:tcMar>
+          </w:tcPr>
+          <w:p>
+            <w:r>
+              <w:rPr>
+                <w:rFonts w:ascii="Calibri" w:hAnsi="Calibri"/>
+                <w:color w:val="0F172A"/>
+                <w:sz w:val="18"/>
+              </w:rPr>
+              <w:t>Launch DSPy Optimizer Studio (tools/dspy-optimizer). Treat prompt drift and hallucination failures via MIPROv2 algorithmic tuning.</w:t>
+            </w:r>
+          </w:p>
+        </w:tc>
+      </w:tr>
+      <w:tr>
+        <w:tc>
+          <w:tcPr>
+            <w:tcW w:type="dxa" w:w="2592"/>
+            <w:shd w:fill="FFFFFF"/>
+            <w:tcMar>
+              <w:top w:w="60" w:type="dxa"/>
+              <w:bottom w:w="60" w:type="dxa"/>
+              <w:left w:w="100" w:type="dxa"/>
+              <w:right w:w="100" w:type="dxa"/>
+            </w:tcMar>
+          </w:tcPr>
+          <w:p>
+            <w:r>
+              <w:rPr>
+                <w:rFonts w:ascii="Calibri" w:hAnsi="Calibri"/>
+                <w:color w:val="0F172A"/>
+                <w:sz w:val="18"/>
+              </w:rPr>
+              <w:t>Day 4: Multi-Agent Tool Protocol &amp; Drills</w:t>
+            </w:r>
+          </w:p>
+        </w:tc>
+        <w:tc>
+          <w:tcPr>
+            <w:tcW w:type="dxa" w:w="7200"/>
+            <w:shd w:fill="FFFFFF"/>
+            <w:tcMar>
+              <w:top w:w="60" w:type="dxa"/>
+              <w:bottom w:w="60" w:type="dxa"/>
+              <w:left w:w="100" w:type="dxa"/>
+              <w:right w:w="100" w:type="dxa"/>
+            </w:tcMar>
+          </w:tcPr>
+          <w:p>
+            <w:r>
+              <w:rPr>
+                <w:rFonts w:ascii="Calibri" w:hAnsi="Calibri"/>
+                <w:color w:val="0F172A"/>
+                <w:sz w:val="18"/>
+              </w:rPr>
+              <w:t>Launch Anthropic MCP Gateway (tools/mcp-universal-gateway). Enforce JSON-RPC 2.0 schema validation and RBAC tool execution.</w:t>
+            </w:r>
+          </w:p>
+        </w:tc>
+      </w:tr>
+      <w:tr>
+        <w:tc>
+          <w:tcPr>
+            <w:tcW w:type="dxa" w:w="2592"/>
+            <w:shd w:fill="F8FAFC"/>
+            <w:tcMar>
+              <w:top w:w="60" w:type="dxa"/>
+              <w:bottom w:w="60" w:type="dxa"/>
+              <w:left w:w="100" w:type="dxa"/>
+              <w:right w:w="100" w:type="dxa"/>
+            </w:tcMar>
+          </w:tcPr>
+          <w:p>
+            <w:r>
+              <w:rPr>
+                <w:rFonts w:ascii="Calibri" w:hAnsi="Calibri"/>
+                <w:color w:val="0F172A"/>
+                <w:sz w:val="18"/>
+              </w:rPr>
+              <w:t>Day 5: Capstone Project</w:t>
+            </w:r>
+          </w:p>
+        </w:tc>
+        <w:tc>
+          <w:tcPr>
+            <w:tcW w:type="dxa" w:w="7200"/>
+            <w:shd w:fill="F8FAFC"/>
+            <w:tcMar>
+              <w:top w:w="60" w:type="dxa"/>
+              <w:bottom w:w="60" w:type="dxa"/>
+              <w:left w:w="100" w:type="dxa"/>
+              <w:right w:w="100" w:type="dxa"/>
+            </w:tcMar>
+          </w:tcPr>
+          <w:p>
+            <w:r>
+              <w:rPr>
+                <w:rFonts w:ascii="Calibri" w:hAnsi="Calibri"/>
+                <w:color w:val="0F172A"/>
+                <w:sz w:val="18"/>
+              </w:rPr>
+              <w:t>Build 'Enterprise Self-Correcting Multi-Agent RAG Service' with vLLM PagedAttention, MCP Gateway, and Prometheus telemetry.</w:t>
+            </w:r>
+          </w:p>
+        </w:tc>
+      </w:tr>
+    </w:tbl>
+    <w:p>
+      <w:r>
+        <w:rPr>
+          <w:b/>
+          <w:color w:val="047857"/>
+        </w:rPr>
+        <w:t xml:space="preserve">Capstone Project Deliverable: </w:t>
+      </w:r>
+      <w:r>
+        <w:t>Deploy an autonomous multi-agent assistant with vLLM PagedAttention v2, sub-500ms TTFT, zero external KV fragmentation, and audited MCP tool calling.</w:t>
+      </w:r>
+    </w:p>
+    <w:p/>
+    <w:p>
+      <w:pPr>
+        <w:pStyle w:val="Heading2"/>
+      </w:pPr>
+      <w:r>
+        <w:t>Track 2: SRE, Kernel Telemetry &amp; Observability Course</w:t>
       </w:r>
     </w:p>
     <w:p>
-      <w:pPr>
-        <w:pStyle w:val="ListBullet"/>
-      </w:pPr>
       <w:r>
         <w:rPr>
           <w:b/>
         </w:rPr>
-        <w:t xml:space="preserve">Fault-Tolerant Resilience: </w:t>
+        <w:t xml:space="preserve">Featured Studios: </w:t>
       </w:r>
       <w:r>
-        <w:t>Guarantees graceful degradation, dynamic backpressure, and zero transaction loss under severe node eviction or cluster failover.</w:t>
+        <w:t>eBPF Continuous Profiler, eBPF Tracing, OpenTelemetry Pipeline, Falco Security, SRE Simulator</w:t>
+      </w:r>
+    </w:p>
+    <w:tbl>
+      <w:tblPr>
+        <w:tblW w:type="auto" w:w="0"/>
+        <w:jc w:val="center"/>
+        <w:tblLayout w:type="fixed"/>
+        <w:tblLook w:firstColumn="1" w:firstRow="1" w:lastColumn="0" w:lastRow="0" w:noHBand="0" w:noVBand="1" w:val="04A0"/>
+      </w:tblPr>
+      <w:tblGrid>
+        <w:gridCol w:w="4968"/>
+        <w:gridCol w:w="4968"/>
+      </w:tblGrid>
+      <w:tr>
+        <w:tc>
+          <w:tcPr>
+            <w:tcW w:type="dxa" w:w="2592"/>
+            <w:shd w:fill="0F172A"/>
+            <w:tcMar>
+              <w:top w:w="80" w:type="dxa"/>
+              <w:bottom w:w="80" w:type="dxa"/>
+              <w:left w:w="100" w:type="dxa"/>
+              <w:right w:w="100" w:type="dxa"/>
+            </w:tcMar>
+          </w:tcPr>
+          <w:p>
+            <w:r>
+              <w:rPr>
+                <w:rFonts w:ascii="Calibri" w:hAnsi="Calibri"/>
+                <w:b/>
+                <w:color w:val="F8FAFC"/>
+                <w:sz w:val="19"/>
+              </w:rPr>
+              <w:t>Day</w:t>
+            </w:r>
+          </w:p>
+        </w:tc>
+        <w:tc>
+          <w:tcPr>
+            <w:tcW w:type="dxa" w:w="7200"/>
+            <w:shd w:fill="0F172A"/>
+            <w:tcMar>
+              <w:top w:w="80" w:type="dxa"/>
+              <w:bottom w:w="80" w:type="dxa"/>
+              <w:left w:w="100" w:type="dxa"/>
+              <w:right w:w="100" w:type="dxa"/>
+            </w:tcMar>
+          </w:tcPr>
+          <w:p>
+            <w:r>
+              <w:rPr>
+                <w:rFonts w:ascii="Calibri" w:hAnsi="Calibri"/>
+                <w:b/>
+                <w:color w:val="F8FAFC"/>
+                <w:sz w:val="19"/>
+              </w:rPr>
+              <w:t>Daily Milestone &amp; Hands-On Focus</w:t>
+            </w:r>
+          </w:p>
+        </w:tc>
+      </w:tr>
+      <w:tr>
+        <w:tc>
+          <w:tcPr>
+            <w:tcW w:type="dxa" w:w="2592"/>
+            <w:shd w:fill="F8FAFC"/>
+            <w:tcMar>
+              <w:top w:w="60" w:type="dxa"/>
+              <w:bottom w:w="60" w:type="dxa"/>
+              <w:left w:w="100" w:type="dxa"/>
+              <w:right w:w="100" w:type="dxa"/>
+            </w:tcMar>
+          </w:tcPr>
+          <w:p>
+            <w:r>
+              <w:rPr>
+                <w:rFonts w:ascii="Calibri" w:hAnsi="Calibri"/>
+                <w:color w:val="0F172A"/>
+                <w:sz w:val="18"/>
+              </w:rPr>
+              <w:t>Day 1: In-Kernel Telemetry &amp; eBPF</w:t>
+            </w:r>
+          </w:p>
+        </w:tc>
+        <w:tc>
+          <w:tcPr>
+            <w:tcW w:type="dxa" w:w="7200"/>
+            <w:shd w:fill="F8FAFC"/>
+            <w:tcMar>
+              <w:top w:w="60" w:type="dxa"/>
+              <w:bottom w:w="60" w:type="dxa"/>
+              <w:left w:w="100" w:type="dxa"/>
+              <w:right w:w="100" w:type="dxa"/>
+            </w:tcMar>
+          </w:tcPr>
+          <w:p>
+            <w:r>
+              <w:rPr>
+                <w:rFonts w:ascii="Calibri" w:hAnsi="Calibri"/>
+                <w:color w:val="0F172A"/>
+                <w:sz w:val="18"/>
+              </w:rPr>
+              <w:t>Launch Continuous eBPF Profiler (tools/ebpf-continuous-profiler). Attach 99Hz kernel perf probes and capture DWARF stack traces.</w:t>
+            </w:r>
+          </w:p>
+        </w:tc>
+      </w:tr>
+      <w:tr>
+        <w:tc>
+          <w:tcPr>
+            <w:tcW w:type="dxa" w:w="2592"/>
+            <w:shd w:fill="FFFFFF"/>
+            <w:tcMar>
+              <w:top w:w="60" w:type="dxa"/>
+              <w:bottom w:w="60" w:type="dxa"/>
+              <w:left w:w="100" w:type="dxa"/>
+              <w:right w:w="100" w:type="dxa"/>
+            </w:tcMar>
+          </w:tcPr>
+          <w:p>
+            <w:r>
+              <w:rPr>
+                <w:rFonts w:ascii="Calibri" w:hAnsi="Calibri"/>
+                <w:color w:val="0F172A"/>
+                <w:sz w:val="18"/>
+              </w:rPr>
+              <w:t>Day 2: Distributed Tracing &amp; Otel Collector</w:t>
+            </w:r>
+          </w:p>
+        </w:tc>
+        <w:tc>
+          <w:tcPr>
+            <w:tcW w:type="dxa" w:w="7200"/>
+            <w:shd w:fill="FFFFFF"/>
+            <w:tcMar>
+              <w:top w:w="60" w:type="dxa"/>
+              <w:bottom w:w="60" w:type="dxa"/>
+              <w:left w:w="100" w:type="dxa"/>
+              <w:right w:w="100" w:type="dxa"/>
+            </w:tcMar>
+          </w:tcPr>
+          <w:p>
+            <w:r>
+              <w:rPr>
+                <w:rFonts w:ascii="Calibri" w:hAnsi="Calibri"/>
+                <w:color w:val="0F172A"/>
+                <w:sz w:val="18"/>
+              </w:rPr>
+              <w:t>Launch Distributed Tracing Studio (tools/tracing). Configure OTLP gRPC receivers, batch processors, and trace exporters.</w:t>
+            </w:r>
+          </w:p>
+        </w:tc>
+      </w:tr>
+      <w:tr>
+        <w:tc>
+          <w:tcPr>
+            <w:tcW w:type="dxa" w:w="2592"/>
+            <w:shd w:fill="F8FAFC"/>
+            <w:tcMar>
+              <w:top w:w="60" w:type="dxa"/>
+              <w:bottom w:w="60" w:type="dxa"/>
+              <w:left w:w="100" w:type="dxa"/>
+              <w:right w:w="100" w:type="dxa"/>
+            </w:tcMar>
+          </w:tcPr>
+          <w:p>
+            <w:r>
+              <w:rPr>
+                <w:rFonts w:ascii="Calibri" w:hAnsi="Calibri"/>
+                <w:color w:val="0F172A"/>
+                <w:sz w:val="18"/>
+              </w:rPr>
+              <w:t>Day 3: Kernel Lock Triage &amp; Failure Modes</w:t>
+            </w:r>
+          </w:p>
+        </w:tc>
+        <w:tc>
+          <w:tcPr>
+            <w:tcW w:type="dxa" w:w="7200"/>
+            <w:shd w:fill="F8FAFC"/>
+            <w:tcMar>
+              <w:top w:w="60" w:type="dxa"/>
+              <w:bottom w:w="60" w:type="dxa"/>
+              <w:left w:w="100" w:type="dxa"/>
+              <w:right w:w="100" w:type="dxa"/>
+            </w:tcMar>
+          </w:tcPr>
+          <w:p>
+            <w:r>
+              <w:rPr>
+                <w:rFonts w:ascii="Calibri" w:hAnsi="Calibri"/>
+                <w:color w:val="0F172A"/>
+                <w:sz w:val="18"/>
+              </w:rPr>
+              <w:t>Launch SRE Simulator (tools/sre-simulator). Treat silent host CPU saturation (mutex spinning) and container memory starvation.</w:t>
+            </w:r>
+          </w:p>
+        </w:tc>
+      </w:tr>
+      <w:tr>
+        <w:tc>
+          <w:tcPr>
+            <w:tcW w:type="dxa" w:w="2592"/>
+            <w:shd w:fill="FFFFFF"/>
+            <w:tcMar>
+              <w:top w:w="60" w:type="dxa"/>
+              <w:bottom w:w="60" w:type="dxa"/>
+              <w:left w:w="100" w:type="dxa"/>
+              <w:right w:w="100" w:type="dxa"/>
+            </w:tcMar>
+          </w:tcPr>
+          <w:p>
+            <w:r>
+              <w:rPr>
+                <w:rFonts w:ascii="Calibri" w:hAnsi="Calibri"/>
+                <w:color w:val="0F172A"/>
+                <w:sz w:val="18"/>
+              </w:rPr>
+              <w:t>Day 4: Real-Time Incident Drills</w:t>
+            </w:r>
+          </w:p>
+        </w:tc>
+        <w:tc>
+          <w:tcPr>
+            <w:tcW w:type="dxa" w:w="7200"/>
+            <w:shd w:fill="FFFFFF"/>
+            <w:tcMar>
+              <w:top w:w="60" w:type="dxa"/>
+              <w:bottom w:w="60" w:type="dxa"/>
+              <w:left w:w="100" w:type="dxa"/>
+              <w:right w:w="100" w:type="dxa"/>
+            </w:tcMar>
+          </w:tcPr>
+          <w:p>
+            <w:r>
+              <w:rPr>
+                <w:rFonts w:ascii="Calibri" w:hAnsi="Calibri"/>
+                <w:color w:val="0F172A"/>
+                <w:sz w:val="18"/>
+              </w:rPr>
+              <w:t>Execute live bpftrace scripts: profile:hz:99 /pid == 1234/ { @[kstack] = count(); } and generate interactive FlameGraphs.</w:t>
+            </w:r>
+          </w:p>
+        </w:tc>
+      </w:tr>
+      <w:tr>
+        <w:tc>
+          <w:tcPr>
+            <w:tcW w:type="dxa" w:w="2592"/>
+            <w:shd w:fill="F8FAFC"/>
+            <w:tcMar>
+              <w:top w:w="60" w:type="dxa"/>
+              <w:bottom w:w="60" w:type="dxa"/>
+              <w:left w:w="100" w:type="dxa"/>
+              <w:right w:w="100" w:type="dxa"/>
+            </w:tcMar>
+          </w:tcPr>
+          <w:p>
+            <w:r>
+              <w:rPr>
+                <w:rFonts w:ascii="Calibri" w:hAnsi="Calibri"/>
+                <w:color w:val="0F172A"/>
+                <w:sz w:val="18"/>
+              </w:rPr>
+              <w:t>Day 5: Capstone Project</w:t>
+            </w:r>
+          </w:p>
+        </w:tc>
+        <w:tc>
+          <w:tcPr>
+            <w:tcW w:type="dxa" w:w="7200"/>
+            <w:shd w:fill="F8FAFC"/>
+            <w:tcMar>
+              <w:top w:w="60" w:type="dxa"/>
+              <w:bottom w:w="60" w:type="dxa"/>
+              <w:left w:w="100" w:type="dxa"/>
+              <w:right w:w="100" w:type="dxa"/>
+            </w:tcMar>
+          </w:tcPr>
+          <w:p>
+            <w:r>
+              <w:rPr>
+                <w:rFonts w:ascii="Calibri" w:hAnsi="Calibri"/>
+                <w:color w:val="0F172A"/>
+                <w:sz w:val="18"/>
+              </w:rPr>
+              <w:t>Build 'Zero-Overhead Kernel Telemetry &amp; Automated Incident Remediation Platform' with eBPF, OpenTelemetry, and Slack/PagerDuty webhooks.</w:t>
+            </w:r>
+          </w:p>
+        </w:tc>
+      </w:tr>
+    </w:tbl>
+    <w:p>
+      <w:r>
+        <w:rPr>
+          <w:b/>
+          <w:color w:val="047857"/>
+        </w:rPr>
+        <w:t xml:space="preserve">Capstone Project Deliverable: </w:t>
+      </w:r>
+      <w:r>
+        <w:t>Build and verify an in-kernel observability pipeline capturing CPU hotspots with &lt;0.8% host overhead and automated P1 alert dispatch.</w:t>
+      </w:r>
+    </w:p>
+    <w:p/>
+    <w:p>
+      <w:pPr>
+        <w:pStyle w:val="Heading2"/>
+      </w:pPr>
+      <w:r>
+        <w:t>Track 3: Cloud Infrastructure &amp; Kubernetes Platforms Course</w:t>
       </w:r>
     </w:p>
     <w:p>
-      <w:pPr>
-        <w:pStyle w:val="ListBullet"/>
-      </w:pPr>
       <w:r>
         <w:rPr>
           <w:b/>
         </w:rPr>
-        <w:t xml:space="preserve">Audited Compliance &amp; Zero Drift: </w:t>
+        <w:t xml:space="preserve">Featured Studios: </w:t>
       </w:r>
       <w:r>
-        <w:t>Enforces immutable infrastructure declarations via GitOps matching target repository https://github.com/Pradeeptalari14/tp-longhorn.</w:t>
+        <w:t>Karpenter Autoscaler, KEDA Event Scaling, Cilium Network Policy, Terraform Architect, EKS Topology</w:t>
+      </w:r>
+    </w:p>
+    <w:tbl>
+      <w:tblPr>
+        <w:tblW w:type="auto" w:w="0"/>
+        <w:jc w:val="center"/>
+        <w:tblLayout w:type="fixed"/>
+        <w:tblLook w:firstColumn="1" w:firstRow="1" w:lastColumn="0" w:lastRow="0" w:noHBand="0" w:noVBand="1" w:val="04A0"/>
+      </w:tblPr>
+      <w:tblGrid>
+        <w:gridCol w:w="4968"/>
+        <w:gridCol w:w="4968"/>
+      </w:tblGrid>
+      <w:tr>
+        <w:tc>
+          <w:tcPr>
+            <w:tcW w:type="dxa" w:w="2592"/>
+            <w:shd w:fill="0F172A"/>
+            <w:tcMar>
+              <w:top w:w="80" w:type="dxa"/>
+              <w:bottom w:w="80" w:type="dxa"/>
+              <w:left w:w="100" w:type="dxa"/>
+              <w:right w:w="100" w:type="dxa"/>
+            </w:tcMar>
+          </w:tcPr>
+          <w:p>
+            <w:r>
+              <w:rPr>
+                <w:rFonts w:ascii="Calibri" w:hAnsi="Calibri"/>
+                <w:b/>
+                <w:color w:val="F8FAFC"/>
+                <w:sz w:val="19"/>
+              </w:rPr>
+              <w:t>Day</w:t>
+            </w:r>
+          </w:p>
+        </w:tc>
+        <w:tc>
+          <w:tcPr>
+            <w:tcW w:type="dxa" w:w="7200"/>
+            <w:shd w:fill="0F172A"/>
+            <w:tcMar>
+              <w:top w:w="80" w:type="dxa"/>
+              <w:bottom w:w="80" w:type="dxa"/>
+              <w:left w:w="100" w:type="dxa"/>
+              <w:right w:w="100" w:type="dxa"/>
+            </w:tcMar>
+          </w:tcPr>
+          <w:p>
+            <w:r>
+              <w:rPr>
+                <w:rFonts w:ascii="Calibri" w:hAnsi="Calibri"/>
+                <w:b/>
+                <w:color w:val="F8FAFC"/>
+                <w:sz w:val="19"/>
+              </w:rPr>
+              <w:t>Daily Milestone &amp; Hands-On Focus</w:t>
+            </w:r>
+          </w:p>
+        </w:tc>
+      </w:tr>
+      <w:tr>
+        <w:tc>
+          <w:tcPr>
+            <w:tcW w:type="dxa" w:w="2592"/>
+            <w:shd w:fill="F8FAFC"/>
+            <w:tcMar>
+              <w:top w:w="60" w:type="dxa"/>
+              <w:bottom w:w="60" w:type="dxa"/>
+              <w:left w:w="100" w:type="dxa"/>
+              <w:right w:w="100" w:type="dxa"/>
+            </w:tcMar>
+          </w:tcPr>
+          <w:p>
+            <w:r>
+              <w:rPr>
+                <w:rFonts w:ascii="Calibri" w:hAnsi="Calibri"/>
+                <w:color w:val="0F172A"/>
+                <w:sz w:val="18"/>
+              </w:rPr>
+              <w:t>Day 1: Declarative IaC &amp; VPC Foundations</w:t>
+            </w:r>
+          </w:p>
+        </w:tc>
+        <w:tc>
+          <w:tcPr>
+            <w:tcW w:type="dxa" w:w="7200"/>
+            <w:shd w:fill="F8FAFC"/>
+            <w:tcMar>
+              <w:top w:w="60" w:type="dxa"/>
+              <w:bottom w:w="60" w:type="dxa"/>
+              <w:left w:w="100" w:type="dxa"/>
+              <w:right w:w="100" w:type="dxa"/>
+            </w:tcMar>
+          </w:tcPr>
+          <w:p>
+            <w:r>
+              <w:rPr>
+                <w:rFonts w:ascii="Calibri" w:hAnsi="Calibri"/>
+                <w:color w:val="0F172A"/>
+                <w:sz w:val="18"/>
+              </w:rPr>
+              <w:t>Launch Terraform Architect (tools/terraform). Synthesize multi-AZ VPC topologies with private subnet isolation and NAT gateways.</w:t>
+            </w:r>
+          </w:p>
+        </w:tc>
+      </w:tr>
+      <w:tr>
+        <w:tc>
+          <w:tcPr>
+            <w:tcW w:type="dxa" w:w="2592"/>
+            <w:shd w:fill="FFFFFF"/>
+            <w:tcMar>
+              <w:top w:w="60" w:type="dxa"/>
+              <w:bottom w:w="60" w:type="dxa"/>
+              <w:left w:w="100" w:type="dxa"/>
+              <w:right w:w="100" w:type="dxa"/>
+            </w:tcMar>
+          </w:tcPr>
+          <w:p>
+            <w:r>
+              <w:rPr>
+                <w:rFonts w:ascii="Calibri" w:hAnsi="Calibri"/>
+                <w:color w:val="0F172A"/>
+                <w:sz w:val="18"/>
+              </w:rPr>
+              <w:t>Day 2: Just-in-Time Node Provisioning</w:t>
+            </w:r>
+          </w:p>
+        </w:tc>
+        <w:tc>
+          <w:tcPr>
+            <w:tcW w:type="dxa" w:w="7200"/>
+            <w:shd w:fill="FFFFFF"/>
+            <w:tcMar>
+              <w:top w:w="60" w:type="dxa"/>
+              <w:bottom w:w="60" w:type="dxa"/>
+              <w:left w:w="100" w:type="dxa"/>
+              <w:right w:w="100" w:type="dxa"/>
+            </w:tcMar>
+          </w:tcPr>
+          <w:p>
+            <w:r>
+              <w:rPr>
+                <w:rFonts w:ascii="Calibri" w:hAnsi="Calibri"/>
+                <w:color w:val="0F172A"/>
+                <w:sz w:val="18"/>
+              </w:rPr>
+              <w:t>Launch Karpenter Autoscaler (tools/karpenter-autoscaler). Configure EC2NodeClass and NodePool with spot instance interruption handling.</w:t>
+            </w:r>
+          </w:p>
+        </w:tc>
+      </w:tr>
+      <w:tr>
+        <w:tc>
+          <w:tcPr>
+            <w:tcW w:type="dxa" w:w="2592"/>
+            <w:shd w:fill="F8FAFC"/>
+            <w:tcMar>
+              <w:top w:w="60" w:type="dxa"/>
+              <w:bottom w:w="60" w:type="dxa"/>
+              <w:left w:w="100" w:type="dxa"/>
+              <w:right w:w="100" w:type="dxa"/>
+            </w:tcMar>
+          </w:tcPr>
+          <w:p>
+            <w:r>
+              <w:rPr>
+                <w:rFonts w:ascii="Calibri" w:hAnsi="Calibri"/>
+                <w:color w:val="0F172A"/>
+                <w:sz w:val="18"/>
+              </w:rPr>
+              <w:t>Day 3: Event-Driven Pod Scaling</w:t>
+            </w:r>
+          </w:p>
+        </w:tc>
+        <w:tc>
+          <w:tcPr>
+            <w:tcW w:type="dxa" w:w="7200"/>
+            <w:shd w:fill="F8FAFC"/>
+            <w:tcMar>
+              <w:top w:w="60" w:type="dxa"/>
+              <w:bottom w:w="60" w:type="dxa"/>
+              <w:left w:w="100" w:type="dxa"/>
+              <w:right w:w="100" w:type="dxa"/>
+            </w:tcMar>
+          </w:tcPr>
+          <w:p>
+            <w:r>
+              <w:rPr>
+                <w:rFonts w:ascii="Calibri" w:hAnsi="Calibri"/>
+                <w:color w:val="0F172A"/>
+                <w:sz w:val="18"/>
+              </w:rPr>
+              <w:t>Launch KEDA Studio (tools/keda-scaling). Configure ScaledObjects reacting to SQS queue depth and Kafka consumer lag.</w:t>
+            </w:r>
+          </w:p>
+        </w:tc>
+      </w:tr>
+      <w:tr>
+        <w:tc>
+          <w:tcPr>
+            <w:tcW w:type="dxa" w:w="2592"/>
+            <w:shd w:fill="FFFFFF"/>
+            <w:tcMar>
+              <w:top w:w="60" w:type="dxa"/>
+              <w:bottom w:w="60" w:type="dxa"/>
+              <w:left w:w="100" w:type="dxa"/>
+              <w:right w:w="100" w:type="dxa"/>
+            </w:tcMar>
+          </w:tcPr>
+          <w:p>
+            <w:r>
+              <w:rPr>
+                <w:rFonts w:ascii="Calibri" w:hAnsi="Calibri"/>
+                <w:color w:val="0F172A"/>
+                <w:sz w:val="18"/>
+              </w:rPr>
+              <w:t>Day 4: eBPF Network Policies &amp; Micro-segmentation</w:t>
+            </w:r>
+          </w:p>
+        </w:tc>
+        <w:tc>
+          <w:tcPr>
+            <w:tcW w:type="dxa" w:w="7200"/>
+            <w:shd w:fill="FFFFFF"/>
+            <w:tcMar>
+              <w:top w:w="60" w:type="dxa"/>
+              <w:bottom w:w="60" w:type="dxa"/>
+              <w:left w:w="100" w:type="dxa"/>
+              <w:right w:w="100" w:type="dxa"/>
+            </w:tcMar>
+          </w:tcPr>
+          <w:p>
+            <w:r>
+              <w:rPr>
+                <w:rFonts w:ascii="Calibri" w:hAnsi="Calibri"/>
+                <w:color w:val="0F172A"/>
+                <w:sz w:val="18"/>
+              </w:rPr>
+              <w:t>Launch Cilium Studio (tools/cilium-policy). Enforce Layer 7 API network security policies and block lateral traversal.</w:t>
+            </w:r>
+          </w:p>
+        </w:tc>
+      </w:tr>
+      <w:tr>
+        <w:tc>
+          <w:tcPr>
+            <w:tcW w:type="dxa" w:w="2592"/>
+            <w:shd w:fill="F8FAFC"/>
+            <w:tcMar>
+              <w:top w:w="60" w:type="dxa"/>
+              <w:bottom w:w="60" w:type="dxa"/>
+              <w:left w:w="100" w:type="dxa"/>
+              <w:right w:w="100" w:type="dxa"/>
+            </w:tcMar>
+          </w:tcPr>
+          <w:p>
+            <w:r>
+              <w:rPr>
+                <w:rFonts w:ascii="Calibri" w:hAnsi="Calibri"/>
+                <w:color w:val="0F172A"/>
+                <w:sz w:val="18"/>
+              </w:rPr>
+              <w:t>Day 5: Capstone Project</w:t>
+            </w:r>
+          </w:p>
+        </w:tc>
+        <w:tc>
+          <w:tcPr>
+            <w:tcW w:type="dxa" w:w="7200"/>
+            <w:shd w:fill="F8FAFC"/>
+            <w:tcMar>
+              <w:top w:w="60" w:type="dxa"/>
+              <w:bottom w:w="60" w:type="dxa"/>
+              <w:left w:w="100" w:type="dxa"/>
+              <w:right w:w="100" w:type="dxa"/>
+            </w:tcMar>
+          </w:tcPr>
+          <w:p>
+            <w:r>
+              <w:rPr>
+                <w:rFonts w:ascii="Calibri" w:hAnsi="Calibri"/>
+                <w:color w:val="0F172A"/>
+                <w:sz w:val="18"/>
+              </w:rPr>
+              <w:t>Build 'Multi-AZ Enterprise EKS Cluster with Dynamic Karpenter Provisioning &amp; KEDA Event Autoscaling' with full IaC automation.</w:t>
+            </w:r>
+          </w:p>
+        </w:tc>
+      </w:tr>
+    </w:tbl>
+    <w:p>
+      <w:r>
+        <w:rPr>
+          <w:b/>
+          <w:color w:val="047857"/>
+        </w:rPr>
+        <w:t xml:space="preserve">Capstone Project Deliverable: </w:t>
+      </w:r>
+      <w:r>
+        <w:t>Deploy a production Kubernetes landing zone capable of scaling from 5 to 500 pods in under 45 seconds using Karpenter and KEDA.</w:t>
+      </w:r>
+    </w:p>
+    <w:p/>
+    <w:p>
+      <w:pPr>
+        <w:pStyle w:val="Heading2"/>
+      </w:pPr>
+      <w:r>
+        <w:t>Track 4: DevSecOps &amp; Zero-Trust Governance Course</w:t>
+      </w:r>
+    </w:p>
+    <w:p>
+      <w:r>
+        <w:rPr>
+          <w:b/>
+        </w:rPr>
+        <w:t xml:space="preserve">Featured Studios: </w:t>
+      </w:r>
+      <w:r>
+        <w:t>Vault Secrets Studio, Trivy Security, SAST Linter, Confidential AI TEE Enclave, Kyverno Policy</w:t>
+      </w:r>
+    </w:p>
+    <w:tbl>
+      <w:tblPr>
+        <w:tblW w:type="auto" w:w="0"/>
+        <w:jc w:val="center"/>
+        <w:tblLayout w:type="fixed"/>
+        <w:tblLook w:firstColumn="1" w:firstRow="1" w:lastColumn="0" w:lastRow="0" w:noHBand="0" w:noVBand="1" w:val="04A0"/>
+      </w:tblPr>
+      <w:tblGrid>
+        <w:gridCol w:w="4968"/>
+        <w:gridCol w:w="4968"/>
+      </w:tblGrid>
+      <w:tr>
+        <w:tc>
+          <w:tcPr>
+            <w:tcW w:type="dxa" w:w="2592"/>
+            <w:shd w:fill="0F172A"/>
+            <w:tcMar>
+              <w:top w:w="80" w:type="dxa"/>
+              <w:bottom w:w="80" w:type="dxa"/>
+              <w:left w:w="100" w:type="dxa"/>
+              <w:right w:w="100" w:type="dxa"/>
+            </w:tcMar>
+          </w:tcPr>
+          <w:p>
+            <w:r>
+              <w:rPr>
+                <w:rFonts w:ascii="Calibri" w:hAnsi="Calibri"/>
+                <w:b/>
+                <w:color w:val="F8FAFC"/>
+                <w:sz w:val="19"/>
+              </w:rPr>
+              <w:t>Day</w:t>
+            </w:r>
+          </w:p>
+        </w:tc>
+        <w:tc>
+          <w:tcPr>
+            <w:tcW w:type="dxa" w:w="7200"/>
+            <w:shd w:fill="0F172A"/>
+            <w:tcMar>
+              <w:top w:w="80" w:type="dxa"/>
+              <w:bottom w:w="80" w:type="dxa"/>
+              <w:left w:w="100" w:type="dxa"/>
+              <w:right w:w="100" w:type="dxa"/>
+            </w:tcMar>
+          </w:tcPr>
+          <w:p>
+            <w:r>
+              <w:rPr>
+                <w:rFonts w:ascii="Calibri" w:hAnsi="Calibri"/>
+                <w:b/>
+                <w:color w:val="F8FAFC"/>
+                <w:sz w:val="19"/>
+              </w:rPr>
+              <w:t>Daily Milestone &amp; Hands-On Focus</w:t>
+            </w:r>
+          </w:p>
+        </w:tc>
+      </w:tr>
+      <w:tr>
+        <w:tc>
+          <w:tcPr>
+            <w:tcW w:type="dxa" w:w="2592"/>
+            <w:shd w:fill="F8FAFC"/>
+            <w:tcMar>
+              <w:top w:w="60" w:type="dxa"/>
+              <w:bottom w:w="60" w:type="dxa"/>
+              <w:left w:w="100" w:type="dxa"/>
+              <w:right w:w="100" w:type="dxa"/>
+            </w:tcMar>
+          </w:tcPr>
+          <w:p>
+            <w:r>
+              <w:rPr>
+                <w:rFonts w:ascii="Calibri" w:hAnsi="Calibri"/>
+                <w:color w:val="0F172A"/>
+                <w:sz w:val="18"/>
+              </w:rPr>
+              <w:t>Day 1: Dynamic Secrets &amp; Short-Lived Leases</w:t>
+            </w:r>
+          </w:p>
+        </w:tc>
+        <w:tc>
+          <w:tcPr>
+            <w:tcW w:type="dxa" w:w="7200"/>
+            <w:shd w:fill="F8FAFC"/>
+            <w:tcMar>
+              <w:top w:w="60" w:type="dxa"/>
+              <w:bottom w:w="60" w:type="dxa"/>
+              <w:left w:w="100" w:type="dxa"/>
+              <w:right w:w="100" w:type="dxa"/>
+            </w:tcMar>
+          </w:tcPr>
+          <w:p>
+            <w:r>
+              <w:rPr>
+                <w:rFonts w:ascii="Calibri" w:hAnsi="Calibri"/>
+                <w:color w:val="0F172A"/>
+                <w:sz w:val="18"/>
+              </w:rPr>
+              <w:t>Launch Vault Secrets Studio (tools/vault-secrets). Configure Vault Agent sidecar with automated token renewal and lease revocation.</w:t>
+            </w:r>
+          </w:p>
+        </w:tc>
+      </w:tr>
+      <w:tr>
+        <w:tc>
+          <w:tcPr>
+            <w:tcW w:type="dxa" w:w="2592"/>
+            <w:shd w:fill="FFFFFF"/>
+            <w:tcMar>
+              <w:top w:w="60" w:type="dxa"/>
+              <w:bottom w:w="60" w:type="dxa"/>
+              <w:left w:w="100" w:type="dxa"/>
+              <w:right w:w="100" w:type="dxa"/>
+            </w:tcMar>
+          </w:tcPr>
+          <w:p>
+            <w:r>
+              <w:rPr>
+                <w:rFonts w:ascii="Calibri" w:hAnsi="Calibri"/>
+                <w:color w:val="0F172A"/>
+                <w:sz w:val="18"/>
+              </w:rPr>
+              <w:t>Day 2: Shift-Left Vulnerability Scanning</w:t>
+            </w:r>
+          </w:p>
+        </w:tc>
+        <w:tc>
+          <w:tcPr>
+            <w:tcW w:type="dxa" w:w="7200"/>
+            <w:shd w:fill="FFFFFF"/>
+            <w:tcMar>
+              <w:top w:w="60" w:type="dxa"/>
+              <w:bottom w:w="60" w:type="dxa"/>
+              <w:left w:w="100" w:type="dxa"/>
+              <w:right w:w="100" w:type="dxa"/>
+            </w:tcMar>
+          </w:tcPr>
+          <w:p>
+            <w:r>
+              <w:rPr>
+                <w:rFonts w:ascii="Calibri" w:hAnsi="Calibri"/>
+                <w:color w:val="0F172A"/>
+                <w:sz w:val="18"/>
+              </w:rPr>
+              <w:t>Launch Trivy Security Studio (tools/trivy). Configure CVE threshold gating in CI/CD rejecting critical vulnerabilities (CVSS &gt; 8.0).</w:t>
+            </w:r>
+          </w:p>
+        </w:tc>
+      </w:tr>
+      <w:tr>
+        <w:tc>
+          <w:tcPr>
+            <w:tcW w:type="dxa" w:w="2592"/>
+            <w:shd w:fill="F8FAFC"/>
+            <w:tcMar>
+              <w:top w:w="60" w:type="dxa"/>
+              <w:bottom w:w="60" w:type="dxa"/>
+              <w:left w:w="100" w:type="dxa"/>
+              <w:right w:w="100" w:type="dxa"/>
+            </w:tcMar>
+          </w:tcPr>
+          <w:p>
+            <w:r>
+              <w:rPr>
+                <w:rFonts w:ascii="Calibri" w:hAnsi="Calibri"/>
+                <w:color w:val="0F172A"/>
+                <w:sz w:val="18"/>
+              </w:rPr>
+              <w:t>Day 3: Secret Leakage &amp; Failure Triage</w:t>
+            </w:r>
+          </w:p>
+        </w:tc>
+        <w:tc>
+          <w:tcPr>
+            <w:tcW w:type="dxa" w:w="7200"/>
+            <w:shd w:fill="F8FAFC"/>
+            <w:tcMar>
+              <w:top w:w="60" w:type="dxa"/>
+              <w:bottom w:w="60" w:type="dxa"/>
+              <w:left w:w="100" w:type="dxa"/>
+              <w:right w:w="100" w:type="dxa"/>
+            </w:tcMar>
+          </w:tcPr>
+          <w:p>
+            <w:r>
+              <w:rPr>
+                <w:rFonts w:ascii="Calibri" w:hAnsi="Calibri"/>
+                <w:color w:val="0F172A"/>
+                <w:sz w:val="18"/>
+              </w:rPr>
+              <w:t>Launch Secrets Scanner Studio (tools/secrets). Treat hardcoded API keys; implement ephemeral TLS certificates and Vault transit encryption.</w:t>
+            </w:r>
+          </w:p>
+        </w:tc>
+      </w:tr>
+      <w:tr>
+        <w:tc>
+          <w:tcPr>
+            <w:tcW w:type="dxa" w:w="2592"/>
+            <w:shd w:fill="FFFFFF"/>
+            <w:tcMar>
+              <w:top w:w="60" w:type="dxa"/>
+              <w:bottom w:w="60" w:type="dxa"/>
+              <w:left w:w="100" w:type="dxa"/>
+              <w:right w:w="100" w:type="dxa"/>
+            </w:tcMar>
+          </w:tcPr>
+          <w:p>
+            <w:r>
+              <w:rPr>
+                <w:rFonts w:ascii="Calibri" w:hAnsi="Calibri"/>
+                <w:color w:val="0F172A"/>
+                <w:sz w:val="18"/>
+              </w:rPr>
+              <w:t>Day 4: Hardware Enclaves &amp; TEE Attestation</w:t>
+            </w:r>
+          </w:p>
+        </w:tc>
+        <w:tc>
+          <w:tcPr>
+            <w:tcW w:type="dxa" w:w="7200"/>
+            <w:shd w:fill="FFFFFF"/>
+            <w:tcMar>
+              <w:top w:w="60" w:type="dxa"/>
+              <w:bottom w:w="60" w:type="dxa"/>
+              <w:left w:w="100" w:type="dxa"/>
+              <w:right w:w="100" w:type="dxa"/>
+            </w:tcMar>
+          </w:tcPr>
+          <w:p>
+            <w:r>
+              <w:rPr>
+                <w:rFonts w:ascii="Calibri" w:hAnsi="Calibri"/>
+                <w:color w:val="0F172A"/>
+                <w:sz w:val="18"/>
+              </w:rPr>
+              <w:t>Launch Confidential AI Studio (tools/confidential-ai-tee). Verify NVIDIA H100 SPDM hardware attestation measurements.</w:t>
+            </w:r>
+          </w:p>
+        </w:tc>
+      </w:tr>
+      <w:tr>
+        <w:tc>
+          <w:tcPr>
+            <w:tcW w:type="dxa" w:w="2592"/>
+            <w:shd w:fill="F8FAFC"/>
+            <w:tcMar>
+              <w:top w:w="60" w:type="dxa"/>
+              <w:bottom w:w="60" w:type="dxa"/>
+              <w:left w:w="100" w:type="dxa"/>
+              <w:right w:w="100" w:type="dxa"/>
+            </w:tcMar>
+          </w:tcPr>
+          <w:p>
+            <w:r>
+              <w:rPr>
+                <w:rFonts w:ascii="Calibri" w:hAnsi="Calibri"/>
+                <w:color w:val="0F172A"/>
+                <w:sz w:val="18"/>
+              </w:rPr>
+              <w:t>Day 5: Capstone Project</w:t>
+            </w:r>
+          </w:p>
+        </w:tc>
+        <w:tc>
+          <w:tcPr>
+            <w:tcW w:type="dxa" w:w="7200"/>
+            <w:shd w:fill="F8FAFC"/>
+            <w:tcMar>
+              <w:top w:w="60" w:type="dxa"/>
+              <w:bottom w:w="60" w:type="dxa"/>
+              <w:left w:w="100" w:type="dxa"/>
+              <w:right w:w="100" w:type="dxa"/>
+            </w:tcMar>
+          </w:tcPr>
+          <w:p>
+            <w:r>
+              <w:rPr>
+                <w:rFonts w:ascii="Calibri" w:hAnsi="Calibri"/>
+                <w:color w:val="0F172A"/>
+                <w:sz w:val="18"/>
+              </w:rPr>
+              <w:t>Build 'End-to-End Zero-Trust DevSecOps Pipeline with Hardware Enclave Attestation &amp; Automated Secret Rotation'.</w:t>
+            </w:r>
+          </w:p>
+        </w:tc>
+      </w:tr>
+    </w:tbl>
+    <w:p>
+      <w:r>
+        <w:rPr>
+          <w:b/>
+          <w:color w:val="047857"/>
+        </w:rPr>
+        <w:t xml:space="preserve">Capstone Project Deliverable: </w:t>
+      </w:r>
+      <w:r>
+        <w:t>Construct an automated DevSecOps gate that verifies container SBOMs, rotates database credentials hourly, and guarantees TEE enclave attestation.</w:t>
+      </w:r>
+    </w:p>
+    <w:p/>
+    <w:p>
+      <w:pPr>
+        <w:pStyle w:val="Heading2"/>
+      </w:pPr>
+      <w:r>
+        <w:t>Track 5: Cloud Delivery &amp; GitOps CI/CD Pipelines Course</w:t>
+      </w:r>
+    </w:p>
+    <w:p>
+      <w:r>
+        <w:rPr>
+          <w:b/>
+        </w:rPr>
+        <w:t xml:space="preserve">Featured Studios: </w:t>
+      </w:r>
+      <w:r>
+        <w:t>ArgoCD GitOps, Tekton Pipeline, FluxCD Drift Detector, GitHub Governance, DevOps Playground</w:t>
+      </w:r>
+    </w:p>
+    <w:tbl>
+      <w:tblPr>
+        <w:tblW w:type="auto" w:w="0"/>
+        <w:jc w:val="center"/>
+        <w:tblLayout w:type="fixed"/>
+        <w:tblLook w:firstColumn="1" w:firstRow="1" w:lastColumn="0" w:lastRow="0" w:noHBand="0" w:noVBand="1" w:val="04A0"/>
+      </w:tblPr>
+      <w:tblGrid>
+        <w:gridCol w:w="4968"/>
+        <w:gridCol w:w="4968"/>
+      </w:tblGrid>
+      <w:tr>
+        <w:tc>
+          <w:tcPr>
+            <w:tcW w:type="dxa" w:w="2592"/>
+            <w:shd w:fill="0F172A"/>
+            <w:tcMar>
+              <w:top w:w="80" w:type="dxa"/>
+              <w:bottom w:w="80" w:type="dxa"/>
+              <w:left w:w="100" w:type="dxa"/>
+              <w:right w:w="100" w:type="dxa"/>
+            </w:tcMar>
+          </w:tcPr>
+          <w:p>
+            <w:r>
+              <w:rPr>
+                <w:rFonts w:ascii="Calibri" w:hAnsi="Calibri"/>
+                <w:b/>
+                <w:color w:val="F8FAFC"/>
+                <w:sz w:val="19"/>
+              </w:rPr>
+              <w:t>Day</w:t>
+            </w:r>
+          </w:p>
+        </w:tc>
+        <w:tc>
+          <w:tcPr>
+            <w:tcW w:type="dxa" w:w="7200"/>
+            <w:shd w:fill="0F172A"/>
+            <w:tcMar>
+              <w:top w:w="80" w:type="dxa"/>
+              <w:bottom w:w="80" w:type="dxa"/>
+              <w:left w:w="100" w:type="dxa"/>
+              <w:right w:w="100" w:type="dxa"/>
+            </w:tcMar>
+          </w:tcPr>
+          <w:p>
+            <w:r>
+              <w:rPr>
+                <w:rFonts w:ascii="Calibri" w:hAnsi="Calibri"/>
+                <w:b/>
+                <w:color w:val="F8FAFC"/>
+                <w:sz w:val="19"/>
+              </w:rPr>
+              <w:t>Daily Milestone &amp; Hands-On Focus</w:t>
+            </w:r>
+          </w:p>
+        </w:tc>
+      </w:tr>
+      <w:tr>
+        <w:tc>
+          <w:tcPr>
+            <w:tcW w:type="dxa" w:w="2592"/>
+            <w:shd w:fill="F8FAFC"/>
+            <w:tcMar>
+              <w:top w:w="60" w:type="dxa"/>
+              <w:bottom w:w="60" w:type="dxa"/>
+              <w:left w:w="100" w:type="dxa"/>
+              <w:right w:w="100" w:type="dxa"/>
+            </w:tcMar>
+          </w:tcPr>
+          <w:p>
+            <w:r>
+              <w:rPr>
+                <w:rFonts w:ascii="Calibri" w:hAnsi="Calibri"/>
+                <w:color w:val="0F172A"/>
+                <w:sz w:val="18"/>
+              </w:rPr>
+              <w:t>Day 1: Declarative GitOps Synchronization</w:t>
+            </w:r>
+          </w:p>
+        </w:tc>
+        <w:tc>
+          <w:tcPr>
+            <w:tcW w:type="dxa" w:w="7200"/>
+            <w:shd w:fill="F8FAFC"/>
+            <w:tcMar>
+              <w:top w:w="60" w:type="dxa"/>
+              <w:bottom w:w="60" w:type="dxa"/>
+              <w:left w:w="100" w:type="dxa"/>
+              <w:right w:w="100" w:type="dxa"/>
+            </w:tcMar>
+          </w:tcPr>
+          <w:p>
+            <w:r>
+              <w:rPr>
+                <w:rFonts w:ascii="Calibri" w:hAnsi="Calibri"/>
+                <w:color w:val="0F172A"/>
+                <w:sz w:val="18"/>
+              </w:rPr>
+              <w:t>Launch ArgoCD Studio (tools/argocd). Configure ApplicationSet manifests with automated self-healing and sync windows.</w:t>
+            </w:r>
+          </w:p>
+        </w:tc>
+      </w:tr>
+      <w:tr>
+        <w:tc>
+          <w:tcPr>
+            <w:tcW w:type="dxa" w:w="2592"/>
+            <w:shd w:fill="FFFFFF"/>
+            <w:tcMar>
+              <w:top w:w="60" w:type="dxa"/>
+              <w:bottom w:w="60" w:type="dxa"/>
+              <w:left w:w="100" w:type="dxa"/>
+              <w:right w:w="100" w:type="dxa"/>
+            </w:tcMar>
+          </w:tcPr>
+          <w:p>
+            <w:r>
+              <w:rPr>
+                <w:rFonts w:ascii="Calibri" w:hAnsi="Calibri"/>
+                <w:color w:val="0F172A"/>
+                <w:sz w:val="18"/>
+              </w:rPr>
+              <w:t>Day 2: Cloud-Native Pipeline Tasks</w:t>
+            </w:r>
+          </w:p>
+        </w:tc>
+        <w:tc>
+          <w:tcPr>
+            <w:tcW w:type="dxa" w:w="7200"/>
+            <w:shd w:fill="FFFFFF"/>
+            <w:tcMar>
+              <w:top w:w="60" w:type="dxa"/>
+              <w:bottom w:w="60" w:type="dxa"/>
+              <w:left w:w="100" w:type="dxa"/>
+              <w:right w:w="100" w:type="dxa"/>
+            </w:tcMar>
+          </w:tcPr>
+          <w:p>
+            <w:r>
+              <w:rPr>
+                <w:rFonts w:ascii="Calibri" w:hAnsi="Calibri"/>
+                <w:color w:val="0F172A"/>
+                <w:sz w:val="18"/>
+              </w:rPr>
+              <w:t>Launch Tekton Studio (tools/tekton-pipeline). Define TaskRuns and PipelineRuns with workspace volume caching and hermetic execution.</w:t>
+            </w:r>
+          </w:p>
+        </w:tc>
+      </w:tr>
+      <w:tr>
+        <w:tc>
+          <w:tcPr>
+            <w:tcW w:type="dxa" w:w="2592"/>
+            <w:shd w:fill="F8FAFC"/>
+            <w:tcMar>
+              <w:top w:w="60" w:type="dxa"/>
+              <w:bottom w:w="60" w:type="dxa"/>
+              <w:left w:w="100" w:type="dxa"/>
+              <w:right w:w="100" w:type="dxa"/>
+            </w:tcMar>
+          </w:tcPr>
+          <w:p>
+            <w:r>
+              <w:rPr>
+                <w:rFonts w:ascii="Calibri" w:hAnsi="Calibri"/>
+                <w:color w:val="0F172A"/>
+                <w:sz w:val="18"/>
+              </w:rPr>
+              <w:t>Day 3: Configuration Drift &amp; Failure Triage</w:t>
+            </w:r>
+          </w:p>
+        </w:tc>
+        <w:tc>
+          <w:tcPr>
+            <w:tcW w:type="dxa" w:w="7200"/>
+            <w:shd w:fill="F8FAFC"/>
+            <w:tcMar>
+              <w:top w:w="60" w:type="dxa"/>
+              <w:bottom w:w="60" w:type="dxa"/>
+              <w:left w:w="100" w:type="dxa"/>
+              <w:right w:w="100" w:type="dxa"/>
+            </w:tcMar>
+          </w:tcPr>
+          <w:p>
+            <w:r>
+              <w:rPr>
+                <w:rFonts w:ascii="Calibri" w:hAnsi="Calibri"/>
+                <w:color w:val="0F172A"/>
+                <w:sz w:val="18"/>
+              </w:rPr>
+              <w:t>Launch Terraform Drift Studio (tools/terraform-drift). Treat out-of-band console changes and enforce automated reconciliation.</w:t>
+            </w:r>
+          </w:p>
+        </w:tc>
+      </w:tr>
+      <w:tr>
+        <w:tc>
+          <w:tcPr>
+            <w:tcW w:type="dxa" w:w="2592"/>
+            <w:shd w:fill="FFFFFF"/>
+            <w:tcMar>
+              <w:top w:w="60" w:type="dxa"/>
+              <w:bottom w:w="60" w:type="dxa"/>
+              <w:left w:w="100" w:type="dxa"/>
+              <w:right w:w="100" w:type="dxa"/>
+            </w:tcMar>
+          </w:tcPr>
+          <w:p>
+            <w:r>
+              <w:rPr>
+                <w:rFonts w:ascii="Calibri" w:hAnsi="Calibri"/>
+                <w:color w:val="0F172A"/>
+                <w:sz w:val="18"/>
+              </w:rPr>
+              <w:t>Day 4: Progressive Canary Rollouts &amp; Rollbacks</w:t>
+            </w:r>
+          </w:p>
+        </w:tc>
+        <w:tc>
+          <w:tcPr>
+            <w:tcW w:type="dxa" w:w="7200"/>
+            <w:shd w:fill="FFFFFF"/>
+            <w:tcMar>
+              <w:top w:w="60" w:type="dxa"/>
+              <w:bottom w:w="60" w:type="dxa"/>
+              <w:left w:w="100" w:type="dxa"/>
+              <w:right w:w="100" w:type="dxa"/>
+            </w:tcMar>
+          </w:tcPr>
+          <w:p>
+            <w:r>
+              <w:rPr>
+                <w:rFonts w:ascii="Calibri" w:hAnsi="Calibri"/>
+                <w:color w:val="0F172A"/>
+                <w:sz w:val="18"/>
+              </w:rPr>
+              <w:t>Launch DevOps Playground (tools/devops-playground). Execute 10% canary traffic splitting with Prometheus error-rate rollback triggers.</w:t>
+            </w:r>
+          </w:p>
+        </w:tc>
+      </w:tr>
+      <w:tr>
+        <w:tc>
+          <w:tcPr>
+            <w:tcW w:type="dxa" w:w="2592"/>
+            <w:shd w:fill="F8FAFC"/>
+            <w:tcMar>
+              <w:top w:w="60" w:type="dxa"/>
+              <w:bottom w:w="60" w:type="dxa"/>
+              <w:left w:w="100" w:type="dxa"/>
+              <w:right w:w="100" w:type="dxa"/>
+            </w:tcMar>
+          </w:tcPr>
+          <w:p>
+            <w:r>
+              <w:rPr>
+                <w:rFonts w:ascii="Calibri" w:hAnsi="Calibri"/>
+                <w:color w:val="0F172A"/>
+                <w:sz w:val="18"/>
+              </w:rPr>
+              <w:t>Day 5: Capstone Project</w:t>
+            </w:r>
+          </w:p>
+        </w:tc>
+        <w:tc>
+          <w:tcPr>
+            <w:tcW w:type="dxa" w:w="7200"/>
+            <w:shd w:fill="F8FAFC"/>
+            <w:tcMar>
+              <w:top w:w="60" w:type="dxa"/>
+              <w:bottom w:w="60" w:type="dxa"/>
+              <w:left w:w="100" w:type="dxa"/>
+              <w:right w:w="100" w:type="dxa"/>
+            </w:tcMar>
+          </w:tcPr>
+          <w:p>
+            <w:r>
+              <w:rPr>
+                <w:rFonts w:ascii="Calibri" w:hAnsi="Calibri"/>
+                <w:color w:val="0F172A"/>
+                <w:sz w:val="18"/>
+              </w:rPr>
+              <w:t>Build 'Multi-Cluster GitOps Progressive Canary Rollout Pipeline with Automated Metrics Analysis &amp; Rollback'.</w:t>
+            </w:r>
+          </w:p>
+        </w:tc>
+      </w:tr>
+    </w:tbl>
+    <w:p>
+      <w:r>
+        <w:rPr>
+          <w:b/>
+          <w:color w:val="047857"/>
+        </w:rPr>
+        <w:t xml:space="preserve">Capstone Project Deliverable: </w:t>
+      </w:r>
+      <w:r>
+        <w:t>Deploy an end-to-end GitOps pipeline managing multi-environment rollouts with zero-downtime canary progression and automated rollback on &gt;0.5% errors.</w:t>
+      </w:r>
+    </w:p>
+    <w:p/>
+    <w:p>
+      <w:r>
+        <w:br w:type="page"/>
       </w:r>
     </w:p>
     <w:p>
@@ -297,7 +2354,20 @@
         <w:pStyle w:val="Heading1"/>
       </w:pPr>
       <w:r>
-        <w:t>3. Concrete Production Implementation (storageclass.yaml)</w:t>
+        <w:t>4. Deep-Dive Example: 5-Day Implementation for AI Serving (vLLM)</w:t>
+      </w:r>
+    </w:p>
+    <w:p>
+      <w:r>
+        <w:t>Here is the complete operational playbook for an engineer choosing Track 1 (AI &amp; LLMOps) focusing on vLLM PagedAttention and Chunked Prefill (tools/vllm-paged-attention/):</w:t>
+      </w:r>
+    </w:p>
+    <w:p>
+      <w:pPr>
+        <w:pStyle w:val="Heading3"/>
+      </w:pPr>
+      <w:r>
+        <w:t>Day 1 Deliverable: Verified Local vLLM Container Sandbox</w:t>
       </w:r>
     </w:p>
     <w:tbl>
@@ -307,7 +2377,7 @@
         <w:tblLook w:firstColumn="1" w:firstRow="1" w:lastColumn="0" w:lastRow="0" w:noHBand="0" w:noVBand="1" w:val="04A0"/>
       </w:tblPr>
       <w:tblGrid>
-        <w:gridCol w:w="9792"/>
+        <w:gridCol w:w="9936"/>
       </w:tblGrid>
       <w:tr>
         <w:tc>
@@ -315,10 +2385,10 @@
             <w:tcW w:type="dxa" w:w="9792"/>
             <w:shd w:fill="0F172A"/>
             <w:tcMar>
-              <w:top w:w="140" w:type="dxa"/>
-              <w:bottom w:w="140" w:type="dxa"/>
-              <w:left w:w="180" w:type="dxa"/>
-              <w:right w:w="180" w:type="dxa"/>
+              <w:top w:w="100" w:type="dxa"/>
+              <w:bottom w:w="100" w:type="dxa"/>
+              <w:left w:w="140" w:type="dxa"/>
+              <w:right w:w="140" w:type="dxa"/>
             </w:tcMar>
           </w:tcPr>
           <w:p>
@@ -328,13 +2398,82 @@
                 <w:color w:val="E2E8F0"/>
                 <w:sz w:val="17"/>
               </w:rPr>
-              <w:t># Production Manifest: Longhorn Cloud-Native Block Storage Studio</w:t>
+              <w:t># Day 1: Docker Compose Local Sandbox for vLLM</w:t>
               <w:br/>
-              <w:t># Domain: Cloud Infrastructure &amp; K8s</w:t>
+              <w:t>version: '3.8'</w:t>
               <w:br/>
-              <w:t># Target Artifact: storageclass.yaml</w:t>
+              <w:t>services:</w:t>
               <w:br/>
-              <w:t># Target SRE Standard: 100% Infrastructure-as-Code Compliance &amp; Audited Reproducibility</w:t>
+              <w:t xml:space="preserve">  vllm-server:</w:t>
+              <w:br/>
+              <w:t xml:space="preserve">    image: vllm/vllm-openai:latest</w:t>
+              <w:br/>
+              <w:t xml:space="preserve">    container_name: vllm-paged-runtime</w:t>
+              <w:br/>
+              <w:t xml:space="preserve">    environment:</w:t>
+              <w:br/>
+              <w:t xml:space="preserve">      - MODEL=meta-llama/Llama-3-8B-Instruct</w:t>
+              <w:br/>
+              <w:t xml:space="preserve">      - GPU_MEMORY_UTILIZATION=0.92</w:t>
+              <w:br/>
+              <w:t xml:space="preserve">      - BLOCK_SIZE=16</w:t>
+              <w:br/>
+              <w:t xml:space="preserve">    ports:</w:t>
+              <w:br/>
+              <w:t xml:space="preserve">      - "8000:8000"</w:t>
+              <w:br/>
+              <w:t xml:space="preserve">    command: &gt;</w:t>
+              <w:br/>
+              <w:t xml:space="preserve">      --model meta-llama/Llama-3-8B-Instruct</w:t>
+              <w:br/>
+              <w:t xml:space="preserve">      --gpu-memory-utilization 0.92</w:t>
+              <w:br/>
+              <w:t xml:space="preserve">      --block-size 16</w:t>
+              <w:br/>
+              <w:t xml:space="preserve">      --enable-chunked-prefill</w:t>
+            </w:r>
+          </w:p>
+        </w:tc>
+      </w:tr>
+    </w:tbl>
+    <w:p/>
+    <w:p>
+      <w:pPr>
+        <w:pStyle w:val="Heading3"/>
+      </w:pPr>
+      <w:r>
+        <w:t>Day 2 Deliverable: Production Kubernetes Deployment with Chunked Prefill</w:t>
+      </w:r>
+    </w:p>
+    <w:tbl>
+      <w:tblPr>
+        <w:tblW w:type="auto" w:w="0"/>
+        <w:jc w:val="center"/>
+        <w:tblLook w:firstColumn="1" w:firstRow="1" w:lastColumn="0" w:lastRow="0" w:noHBand="0" w:noVBand="1" w:val="04A0"/>
+      </w:tblPr>
+      <w:tblGrid>
+        <w:gridCol w:w="9936"/>
+      </w:tblGrid>
+      <w:tr>
+        <w:tc>
+          <w:tcPr>
+            <w:tcW w:type="dxa" w:w="9792"/>
+            <w:shd w:fill="0F172A"/>
+            <w:tcMar>
+              <w:top w:w="100" w:type="dxa"/>
+              <w:bottom w:w="100" w:type="dxa"/>
+              <w:left w:w="140" w:type="dxa"/>
+              <w:right w:w="140" w:type="dxa"/>
+            </w:tcMar>
+          </w:tcPr>
+          <w:p>
+            <w:r>
+              <w:rPr>
+                <w:rFonts w:ascii="Consolas" w:hAnsi="Consolas"/>
+                <w:color w:val="E2E8F0"/>
+                <w:sz w:val="17"/>
+              </w:rPr>
+              <w:t># Day 2: Production Kubernetes Deployment with vLLM Chunked Prefill</w:t>
               <w:br/>
               <w:t>apiVersion: apps/v1</w:t>
               <w:br/>
@@ -342,94 +2481,683 @@
               <w:br/>
               <w:t>metadata:</w:t>
               <w:br/>
-              <w:t xml:space="preserve">  name: longhorn-cloud-native-block-storage-studio</w:t>
+              <w:t xml:space="preserve">  name: vllm-inference-worker</w:t>
               <w:br/>
-              <w:t xml:space="preserve">  namespace: production</w:t>
-              <w:br/>
-              <w:t xml:space="preserve">  labels:</w:t>
-              <w:br/>
-              <w:t xml:space="preserve">    app.kubernetes.io/name: longhorn-cloud-native-block-storage-studio</w:t>
-              <w:br/>
-              <w:t xml:space="preserve">    app.kubernetes.io/part-of: engineering-platform</w:t>
-              <w:br/>
-              <w:t xml:space="preserve">    sre.slo/compliance: "100% Infrastructure-as-Code Compliance &amp; Audited Reproducibility"</w:t>
+              <w:t xml:space="preserve">  namespace: ai-serving</w:t>
               <w:br/>
               <w:t>spec:</w:t>
               <w:br/>
-              <w:t xml:space="preserve">  replicas: 3</w:t>
-              <w:br/>
-              <w:t xml:space="preserve">  strategy:</w:t>
-              <w:br/>
-              <w:t xml:space="preserve">    type: RollingUpdate</w:t>
-              <w:br/>
-              <w:t xml:space="preserve">    rollingUpdate:</w:t>
-              <w:br/>
-              <w:t xml:space="preserve">      maxSurge: 1</w:t>
-              <w:br/>
-              <w:t xml:space="preserve">      maxUnavailable: 0</w:t>
-              <w:br/>
-              <w:t xml:space="preserve">  selector:</w:t>
-              <w:br/>
-              <w:t xml:space="preserve">    matchLabels:</w:t>
-              <w:br/>
-              <w:t xml:space="preserve">      app: longhorn-cloud-native-block-storage-studio</w:t>
+              <w:t xml:space="preserve">  replicas: 4</w:t>
               <w:br/>
               <w:t xml:space="preserve">  template:</w:t>
-              <w:br/>
-              <w:t xml:space="preserve">    metadata:</w:t>
-              <w:br/>
-              <w:t xml:space="preserve">      labels:</w:t>
-              <w:br/>
-              <w:t xml:space="preserve">        app: longhorn-cloud-native-block-storage-studio</w:t>
               <w:br/>
               <w:t xml:space="preserve">    spec:</w:t>
               <w:br/>
               <w:t xml:space="preserve">      containers:</w:t>
               <w:br/>
-              <w:t xml:space="preserve">        - name: core</w:t>
+              <w:t xml:space="preserve">        - name: engine</w:t>
               <w:br/>
-              <w:t xml:space="preserve">          image: ghcr.io/pradeeptalari14/tp-longhorn:v1.0.0</w:t>
+              <w:t xml:space="preserve">          image: vllm/vllm-openai:latest</w:t>
               <w:br/>
-              <w:t xml:space="preserve">          imagePullPolicy: IfNotPresent</w:t>
+              <w:t xml:space="preserve">          args:</w:t>
+              <w:br/>
+              <w:t xml:space="preserve">            - "--model"</w:t>
+              <w:br/>
+              <w:t xml:space="preserve">            - "meta-llama/Llama-3-8B-Instruct"</w:t>
+              <w:br/>
+              <w:t xml:space="preserve">            - "--gpu-memory-utilization"</w:t>
+              <w:br/>
+              <w:t xml:space="preserve">            - "0.92"</w:t>
+              <w:br/>
+              <w:t xml:space="preserve">            - "--max-num-seqs"</w:t>
+              <w:br/>
+              <w:t xml:space="preserve">            - "256"</w:t>
+              <w:br/>
+              <w:t xml:space="preserve">            - "--max-num-batched-tokens"</w:t>
+              <w:br/>
+              <w:t xml:space="preserve">            - "2048"</w:t>
               <w:br/>
               <w:t xml:space="preserve">          resources:</w:t>
               <w:br/>
-              <w:t xml:space="preserve">            requests:</w:t>
-              <w:br/>
-              <w:t xml:space="preserve">              cpu: "500m"</w:t>
-              <w:br/>
-              <w:t xml:space="preserve">              memory: "1Gi"</w:t>
-              <w:br/>
               <w:t xml:space="preserve">            limits:</w:t>
               <w:br/>
-              <w:t xml:space="preserve">              cpu: "2000m"</w:t>
+              <w:t xml:space="preserve">              nvidia.com/gpu: "1"</w:t>
               <w:br/>
-              <w:t xml:space="preserve">              memory: "4Gi"</w:t>
+              <w:t xml:space="preserve">              memory: "32Gi"</w:t>
+            </w:r>
+          </w:p>
+        </w:tc>
+      </w:tr>
+    </w:tbl>
+    <w:p/>
+    <w:p>
+      <w:pPr>
+        <w:pStyle w:val="Heading3"/>
+      </w:pPr>
+      <w:r>
+        <w:t>Day 3 Deliverable: Understand Best How to Treat KV-Cache Saturation</w:t>
+      </w:r>
+    </w:p>
+    <w:tbl>
+      <w:tblPr>
+        <w:tblW w:type="auto" w:w="0"/>
+        <w:jc w:val="center"/>
+        <w:tblLook w:firstColumn="1" w:firstRow="1" w:lastColumn="0" w:lastRow="0" w:noHBand="0" w:noVBand="1" w:val="04A0"/>
+      </w:tblPr>
+      <w:tblGrid>
+        <w:gridCol w:w="9936"/>
+      </w:tblGrid>
+      <w:tr>
+        <w:tc>
+          <w:tcPr>
+            <w:tcW w:type="dxa" w:w="9792"/>
+            <w:shd w:fill="ECFDF5"/>
+            <w:tcMar>
+              <w:top w:w="90" w:type="dxa"/>
+              <w:bottom w:w="90" w:type="dxa"/>
+              <w:left w:w="140" w:type="dxa"/>
+              <w:right w:w="140" w:type="dxa"/>
+            </w:tcMar>
+          </w:tcPr>
+          <w:p>
+            <w:r>
+              <w:rPr>
+                <w:rFonts w:ascii="Calibri" w:hAnsi="Calibri"/>
+                <w:b/>
+                <w:color w:val="047857"/>
+                <w:sz w:val="19"/>
+              </w:rPr>
+              <w:t>✅ THE ARCHITECTURAL BEST TREATMENT:</w:t>
               <w:br/>
-              <w:t xml:space="preserve">          readinessProbe:</w:t>
+            </w:r>
+            <w:r>
+              <w:rPr>
+                <w:rFonts w:ascii="Calibri" w:hAnsi="Calibri"/>
+                <w:color w:val="064E3B"/>
+                <w:sz w:val="18"/>
+              </w:rPr>
+              <w:t>Implement vLLM PagedAttention v2 with virtual memory block tables (16/32 token pages) and dynamic chunked prefill co-scheduled alongside token decode batches to eliminate external fragmentation down to &lt;4%.</w:t>
+            </w:r>
+          </w:p>
+        </w:tc>
+      </w:tr>
+    </w:tbl>
+    <w:p/>
+    <w:tbl>
+      <w:tblPr>
+        <w:tblW w:type="auto" w:w="0"/>
+        <w:jc w:val="center"/>
+        <w:tblLook w:firstColumn="1" w:firstRow="1" w:lastColumn="0" w:lastRow="0" w:noHBand="0" w:noVBand="1" w:val="04A0"/>
+      </w:tblPr>
+      <w:tblGrid>
+        <w:gridCol w:w="9936"/>
+      </w:tblGrid>
+      <w:tr>
+        <w:tc>
+          <w:tcPr>
+            <w:tcW w:type="dxa" w:w="9792"/>
+            <w:shd w:fill="FEF2F2"/>
+            <w:tcMar>
+              <w:top w:w="90" w:type="dxa"/>
+              <w:bottom w:w="90" w:type="dxa"/>
+              <w:left w:w="140" w:type="dxa"/>
+              <w:right w:w="140" w:type="dxa"/>
+            </w:tcMar>
+          </w:tcPr>
+          <w:p>
+            <w:r>
+              <w:rPr>
+                <w:rFonts w:ascii="Calibri" w:hAnsi="Calibri"/>
+                <w:b/>
+                <w:color w:val="B91C1C"/>
+                <w:sz w:val="19"/>
+              </w:rPr>
+              <w:t>❌ THE DANGEROUS ANTI-PATTERN TO AVOID:</w:t>
               <w:br/>
-              <w:t xml:space="preserve">            httpGet:</w:t>
+            </w:r>
+            <w:r>
+              <w:rPr>
+                <w:rFonts w:ascii="Calibri" w:hAnsi="Calibri"/>
+                <w:color w:val="7F1D1D"/>
+                <w:sz w:val="18"/>
+              </w:rPr>
+              <w:t>Allocating static contiguous max_tokens buffers upfront per request, resulting in severe GPU memory starvation, high queuing delays (&gt;15s TTFT), and early OOM kills.</w:t>
+            </w:r>
+          </w:p>
+        </w:tc>
+      </w:tr>
+    </w:tbl>
+    <w:p/>
+    <w:p>
+      <w:pPr>
+        <w:pStyle w:val="Heading3"/>
+      </w:pPr>
+      <w:r>
+        <w:t>Day 4 Deliverable: Real-Time Terminal Execution Drills</w:t>
+      </w:r>
+    </w:p>
+    <w:tbl>
+      <w:tblPr>
+        <w:tblW w:type="auto" w:w="0"/>
+        <w:jc w:val="center"/>
+        <w:tblLook w:firstColumn="1" w:firstRow="1" w:lastColumn="0" w:lastRow="0" w:noHBand="0" w:noVBand="1" w:val="04A0"/>
+      </w:tblPr>
+      <w:tblGrid>
+        <w:gridCol w:w="9936"/>
+      </w:tblGrid>
+      <w:tr>
+        <w:tc>
+          <w:tcPr>
+            <w:tcW w:type="dxa" w:w="9792"/>
+            <w:shd w:fill="0F172A"/>
+            <w:tcMar>
+              <w:top w:w="100" w:type="dxa"/>
+              <w:bottom w:w="100" w:type="dxa"/>
+              <w:left w:w="140" w:type="dxa"/>
+              <w:right w:w="140" w:type="dxa"/>
+            </w:tcMar>
+          </w:tcPr>
+          <w:p>
+            <w:r>
+              <w:rPr>
+                <w:rFonts w:ascii="Consolas" w:hAnsi="Consolas"/>
+                <w:color w:val="E2E8F0"/>
+                <w:sz w:val="17"/>
+              </w:rPr>
+              <w:t># Step 1: Spin up inference worker daemon</w:t>
               <w:br/>
-              <w:t xml:space="preserve">              path: /healthz</w:t>
+              <w:t>python3 -m vllm.entrypoints.openai.api_server --model meta-llama/Llama-3-8B-Instruct --gpu-memory-utilization 0.92 --block-size 16 &amp;</w:t>
               <w:br/>
-              <w:t xml:space="preserve">              port: 8080</w:t>
               <w:br/>
-              <w:t xml:space="preserve">            initialDelaySeconds: 5</w:t>
+              <w:t># Step 2: Inject high-concurrency traffic burst</w:t>
               <w:br/>
-              <w:t xml:space="preserve">            periodSeconds: 10</w:t>
+              <w:t>curl -X POST http://localhost:8000/v1/chat/completions \</w:t>
               <w:br/>
-              <w:t xml:space="preserve">          livenessProbe:</w:t>
+              <w:t xml:space="preserve">  -H "Content-Type: application/json" \</w:t>
               <w:br/>
-              <w:t xml:space="preserve">            httpGet:</w:t>
+              <w:t xml:space="preserve">  -d '{"model":"meta-llama/Llama-3-8B-Instruct","messages":[{"role":"user","content":"Simulate load"}],"max_tokens":128}'</w:t>
               <w:br/>
-              <w:t xml:space="preserve">              path: /livez</w:t>
               <w:br/>
-              <w:t xml:space="preserve">              port: 8080</w:t>
+              <w:t># Step 3: Inspect SRE Golden Signals Telemetry</w:t>
               <w:br/>
-              <w:t xml:space="preserve">            initialDelaySeconds: 15</w:t>
-              <w:br/>
-              <w:t xml:space="preserve">            periodSeconds: 20</w:t>
-              <w:br/>
+              <w:t>curl -sSf http://localhost:8000/metrics | grep -E "vllm:num_requests_running|vllm:gpu_cache_usage_factor"</w:t>
+            </w:r>
+          </w:p>
+        </w:tc>
+      </w:tr>
+    </w:tbl>
+    <w:p/>
+    <w:p>
+      <w:pPr>
+        <w:pStyle w:val="Heading3"/>
+      </w:pPr>
+      <w:r>
+        <w:t>Day 5 Deliverable: Capstone Architecture &amp; Production Verification Matrix</w:t>
+      </w:r>
+    </w:p>
+    <w:tbl>
+      <w:tblPr>
+        <w:tblW w:type="auto" w:w="0"/>
+        <w:jc w:val="center"/>
+        <w:tblLayout w:type="fixed"/>
+        <w:tblLook w:firstColumn="1" w:firstRow="1" w:lastColumn="0" w:lastRow="0" w:noHBand="0" w:noVBand="1" w:val="04A0"/>
+      </w:tblPr>
+      <w:tblGrid>
+        <w:gridCol w:w="2484"/>
+        <w:gridCol w:w="2484"/>
+        <w:gridCol w:w="2484"/>
+        <w:gridCol w:w="2484"/>
+      </w:tblGrid>
+      <w:tr>
+        <w:tc>
+          <w:tcPr>
+            <w:tcW w:type="dxa" w:w="2592"/>
+            <w:shd w:fill="0F172A"/>
+            <w:tcMar>
+              <w:top w:w="80" w:type="dxa"/>
+              <w:bottom w:w="80" w:type="dxa"/>
+              <w:left w:w="100" w:type="dxa"/>
+              <w:right w:w="100" w:type="dxa"/>
+            </w:tcMar>
+          </w:tcPr>
+          <w:p>
+            <w:r>
+              <w:rPr>
+                <w:rFonts w:ascii="Calibri" w:hAnsi="Calibri"/>
+                <w:b/>
+                <w:color w:val="F8FAFC"/>
+                <w:sz w:val="19"/>
+              </w:rPr>
+              <w:t>SRE Signal</w:t>
+            </w:r>
+          </w:p>
+        </w:tc>
+        <w:tc>
+          <w:tcPr>
+            <w:tcW w:type="dxa" w:w="2304"/>
+            <w:shd w:fill="0F172A"/>
+            <w:tcMar>
+              <w:top w:w="80" w:type="dxa"/>
+              <w:bottom w:w="80" w:type="dxa"/>
+              <w:left w:w="100" w:type="dxa"/>
+              <w:right w:w="100" w:type="dxa"/>
+            </w:tcMar>
+          </w:tcPr>
+          <w:p>
+            <w:r>
+              <w:rPr>
+                <w:rFonts w:ascii="Calibri" w:hAnsi="Calibri"/>
+                <w:b/>
+                <w:color w:val="F8FAFC"/>
+                <w:sz w:val="19"/>
+              </w:rPr>
+              <w:t>Baseline Target</w:t>
+            </w:r>
+          </w:p>
+        </w:tc>
+        <w:tc>
+          <w:tcPr>
+            <w:tcW w:type="dxa" w:w="2304"/>
+            <w:shd w:fill="0F172A"/>
+            <w:tcMar>
+              <w:top w:w="80" w:type="dxa"/>
+              <w:bottom w:w="80" w:type="dxa"/>
+              <w:left w:w="100" w:type="dxa"/>
+              <w:right w:w="100" w:type="dxa"/>
+            </w:tcMar>
+          </w:tcPr>
+          <w:p>
+            <w:r>
+              <w:rPr>
+                <w:rFonts w:ascii="Calibri" w:hAnsi="Calibri"/>
+                <w:b/>
+                <w:color w:val="F8FAFC"/>
+                <w:sz w:val="19"/>
+              </w:rPr>
+              <w:t>Failure Threshold</w:t>
+            </w:r>
+          </w:p>
+        </w:tc>
+        <w:tc>
+          <w:tcPr>
+            <w:tcW w:type="dxa" w:w="2592"/>
+            <w:shd w:fill="0F172A"/>
+            <w:tcMar>
+              <w:top w:w="80" w:type="dxa"/>
+              <w:bottom w:w="80" w:type="dxa"/>
+              <w:left w:w="100" w:type="dxa"/>
+              <w:right w:w="100" w:type="dxa"/>
+            </w:tcMar>
+          </w:tcPr>
+          <w:p>
+            <w:r>
+              <w:rPr>
+                <w:rFonts w:ascii="Calibri" w:hAnsi="Calibri"/>
+                <w:b/>
+                <w:color w:val="F8FAFC"/>
+                <w:sz w:val="19"/>
+              </w:rPr>
+              <w:t>Remediation Action</w:t>
+            </w:r>
+          </w:p>
+        </w:tc>
+      </w:tr>
+      <w:tr>
+        <w:tc>
+          <w:tcPr>
+            <w:tcW w:type="dxa" w:w="2592"/>
+            <w:shd w:fill="F8FAFC"/>
+            <w:tcMar>
+              <w:top w:w="60" w:type="dxa"/>
+              <w:bottom w:w="60" w:type="dxa"/>
+              <w:left w:w="100" w:type="dxa"/>
+              <w:right w:w="100" w:type="dxa"/>
+            </w:tcMar>
+          </w:tcPr>
+          <w:p>
+            <w:r>
+              <w:rPr>
+                <w:rFonts w:ascii="Calibri" w:hAnsi="Calibri"/>
+                <w:color w:val="0F172A"/>
+                <w:sz w:val="18"/>
+              </w:rPr>
+              <w:t>Latency (TTFT P99)</w:t>
+            </w:r>
+          </w:p>
+        </w:tc>
+        <w:tc>
+          <w:tcPr>
+            <w:tcW w:type="dxa" w:w="2304"/>
+            <w:shd w:fill="F8FAFC"/>
+            <w:tcMar>
+              <w:top w:w="60" w:type="dxa"/>
+              <w:bottom w:w="60" w:type="dxa"/>
+              <w:left w:w="100" w:type="dxa"/>
+              <w:right w:w="100" w:type="dxa"/>
+            </w:tcMar>
+          </w:tcPr>
+          <w:p>
+            <w:r>
+              <w:rPr>
+                <w:rFonts w:ascii="Calibri" w:hAnsi="Calibri"/>
+                <w:color w:val="0F172A"/>
+                <w:sz w:val="18"/>
+              </w:rPr>
+              <w:t>&lt; 500 ms</w:t>
+            </w:r>
+          </w:p>
+        </w:tc>
+        <w:tc>
+          <w:tcPr>
+            <w:tcW w:type="dxa" w:w="2304"/>
+            <w:shd w:fill="F8FAFC"/>
+            <w:tcMar>
+              <w:top w:w="60" w:type="dxa"/>
+              <w:bottom w:w="60" w:type="dxa"/>
+              <w:left w:w="100" w:type="dxa"/>
+              <w:right w:w="100" w:type="dxa"/>
+            </w:tcMar>
+          </w:tcPr>
+          <w:p>
+            <w:r>
+              <w:rPr>
+                <w:rFonts w:ascii="Calibri" w:hAnsi="Calibri"/>
+                <w:color w:val="0F172A"/>
+                <w:sz w:val="18"/>
+              </w:rPr>
+              <w:t>&gt; 2,000 ms for 2m</w:t>
+            </w:r>
+          </w:p>
+        </w:tc>
+        <w:tc>
+          <w:tcPr>
+            <w:tcW w:type="dxa" w:w="2592"/>
+            <w:shd w:fill="F8FAFC"/>
+            <w:tcMar>
+              <w:top w:w="60" w:type="dxa"/>
+              <w:bottom w:w="60" w:type="dxa"/>
+              <w:left w:w="100" w:type="dxa"/>
+              <w:right w:w="100" w:type="dxa"/>
+            </w:tcMar>
+          </w:tcPr>
+          <w:p>
+            <w:r>
+              <w:rPr>
+                <w:rFonts w:ascii="Calibri" w:hAnsi="Calibri"/>
+                <w:color w:val="0F172A"/>
+                <w:sz w:val="18"/>
+              </w:rPr>
+              <w:t>Scale worker replicas &amp; enable chunked prefill</w:t>
+            </w:r>
+          </w:p>
+        </w:tc>
+      </w:tr>
+      <w:tr>
+        <w:tc>
+          <w:tcPr>
+            <w:tcW w:type="dxa" w:w="2592"/>
+            <w:shd w:fill="FFFFFF"/>
+            <w:tcMar>
+              <w:top w:w="60" w:type="dxa"/>
+              <w:bottom w:w="60" w:type="dxa"/>
+              <w:left w:w="100" w:type="dxa"/>
+              <w:right w:w="100" w:type="dxa"/>
+            </w:tcMar>
+          </w:tcPr>
+          <w:p>
+            <w:r>
+              <w:rPr>
+                <w:rFonts w:ascii="Calibri" w:hAnsi="Calibri"/>
+                <w:color w:val="0F172A"/>
+                <w:sz w:val="18"/>
+              </w:rPr>
+              <w:t>VRAM Fragmentation</w:t>
+            </w:r>
+          </w:p>
+        </w:tc>
+        <w:tc>
+          <w:tcPr>
+            <w:tcW w:type="dxa" w:w="2304"/>
+            <w:shd w:fill="FFFFFF"/>
+            <w:tcMar>
+              <w:top w:w="60" w:type="dxa"/>
+              <w:bottom w:w="60" w:type="dxa"/>
+              <w:left w:w="100" w:type="dxa"/>
+              <w:right w:w="100" w:type="dxa"/>
+            </w:tcMar>
+          </w:tcPr>
+          <w:p>
+            <w:r>
+              <w:rPr>
+                <w:rFonts w:ascii="Calibri" w:hAnsi="Calibri"/>
+                <w:color w:val="0F172A"/>
+                <w:sz w:val="18"/>
+              </w:rPr>
+              <w:t>&lt; 4% external</w:t>
+            </w:r>
+          </w:p>
+        </w:tc>
+        <w:tc>
+          <w:tcPr>
+            <w:tcW w:type="dxa" w:w="2304"/>
+            <w:shd w:fill="FFFFFF"/>
+            <w:tcMar>
+              <w:top w:w="60" w:type="dxa"/>
+              <w:bottom w:w="60" w:type="dxa"/>
+              <w:left w:w="100" w:type="dxa"/>
+              <w:right w:w="100" w:type="dxa"/>
+            </w:tcMar>
+          </w:tcPr>
+          <w:p>
+            <w:r>
+              <w:rPr>
+                <w:rFonts w:ascii="Calibri" w:hAnsi="Calibri"/>
+                <w:color w:val="0F172A"/>
+                <w:sz w:val="18"/>
+              </w:rPr>
+              <w:t>&gt; 35% fragmentation</w:t>
+            </w:r>
+          </w:p>
+        </w:tc>
+        <w:tc>
+          <w:tcPr>
+            <w:tcW w:type="dxa" w:w="2592"/>
+            <w:shd w:fill="FFFFFF"/>
+            <w:tcMar>
+              <w:top w:w="60" w:type="dxa"/>
+              <w:bottom w:w="60" w:type="dxa"/>
+              <w:left w:w="100" w:type="dxa"/>
+              <w:right w:w="100" w:type="dxa"/>
+            </w:tcMar>
+          </w:tcPr>
+          <w:p>
+            <w:r>
+              <w:rPr>
+                <w:rFonts w:ascii="Calibri" w:hAnsi="Calibri"/>
+                <w:color w:val="0F172A"/>
+                <w:sz w:val="18"/>
+              </w:rPr>
+              <w:t>Enforce 16-token page tables with PagedAttention</w:t>
+            </w:r>
+          </w:p>
+        </w:tc>
+      </w:tr>
+      <w:tr>
+        <w:tc>
+          <w:tcPr>
+            <w:tcW w:type="dxa" w:w="2592"/>
+            <w:shd w:fill="F8FAFC"/>
+            <w:tcMar>
+              <w:top w:w="60" w:type="dxa"/>
+              <w:bottom w:w="60" w:type="dxa"/>
+              <w:left w:w="100" w:type="dxa"/>
+              <w:right w:w="100" w:type="dxa"/>
+            </w:tcMar>
+          </w:tcPr>
+          <w:p>
+            <w:r>
+              <w:rPr>
+                <w:rFonts w:ascii="Calibri" w:hAnsi="Calibri"/>
+                <w:color w:val="0F172A"/>
+                <w:sz w:val="18"/>
+              </w:rPr>
+              <w:t>Throughput (TPS)</w:t>
+            </w:r>
+          </w:p>
+        </w:tc>
+        <w:tc>
+          <w:tcPr>
+            <w:tcW w:type="dxa" w:w="2304"/>
+            <w:shd w:fill="F8FAFC"/>
+            <w:tcMar>
+              <w:top w:w="60" w:type="dxa"/>
+              <w:bottom w:w="60" w:type="dxa"/>
+              <w:left w:w="100" w:type="dxa"/>
+              <w:right w:w="100" w:type="dxa"/>
+            </w:tcMar>
+          </w:tcPr>
+          <w:p>
+            <w:r>
+              <w:rPr>
+                <w:rFonts w:ascii="Calibri" w:hAnsi="Calibri"/>
+                <w:color w:val="0F172A"/>
+                <w:sz w:val="18"/>
+              </w:rPr>
+              <w:t>&gt; 1,200 tokens/sec</w:t>
+            </w:r>
+          </w:p>
+        </w:tc>
+        <w:tc>
+          <w:tcPr>
+            <w:tcW w:type="dxa" w:w="2304"/>
+            <w:shd w:fill="F8FAFC"/>
+            <w:tcMar>
+              <w:top w:w="60" w:type="dxa"/>
+              <w:bottom w:w="60" w:type="dxa"/>
+              <w:left w:w="100" w:type="dxa"/>
+              <w:right w:w="100" w:type="dxa"/>
+            </w:tcMar>
+          </w:tcPr>
+          <w:p>
+            <w:r>
+              <w:rPr>
+                <w:rFonts w:ascii="Calibri" w:hAnsi="Calibri"/>
+                <w:color w:val="0F172A"/>
+                <w:sz w:val="18"/>
+              </w:rPr>
+              <w:t>&lt; 400 tokens/sec</w:t>
+            </w:r>
+          </w:p>
+        </w:tc>
+        <w:tc>
+          <w:tcPr>
+            <w:tcW w:type="dxa" w:w="2592"/>
+            <w:shd w:fill="F8FAFC"/>
+            <w:tcMar>
+              <w:top w:w="60" w:type="dxa"/>
+              <w:bottom w:w="60" w:type="dxa"/>
+              <w:left w:w="100" w:type="dxa"/>
+              <w:right w:w="100" w:type="dxa"/>
+            </w:tcMar>
+          </w:tcPr>
+          <w:p>
+            <w:r>
+              <w:rPr>
+                <w:rFonts w:ascii="Calibri" w:hAnsi="Calibri"/>
+                <w:color w:val="0F172A"/>
+                <w:sz w:val="18"/>
+              </w:rPr>
+              <w:t>Increase max_num_batched_tokens to 2048</w:t>
+            </w:r>
+          </w:p>
+        </w:tc>
+      </w:tr>
+      <w:tr>
+        <w:tc>
+          <w:tcPr>
+            <w:tcW w:type="dxa" w:w="2592"/>
+            <w:shd w:fill="FFFFFF"/>
+            <w:tcMar>
+              <w:top w:w="60" w:type="dxa"/>
+              <w:bottom w:w="60" w:type="dxa"/>
+              <w:left w:w="100" w:type="dxa"/>
+              <w:right w:w="100" w:type="dxa"/>
+            </w:tcMar>
+          </w:tcPr>
+          <w:p>
+            <w:r>
+              <w:rPr>
+                <w:rFonts w:ascii="Calibri" w:hAnsi="Calibri"/>
+                <w:color w:val="0F172A"/>
+                <w:sz w:val="18"/>
+              </w:rPr>
+              <w:t>Error Rate</w:t>
+            </w:r>
+          </w:p>
+        </w:tc>
+        <w:tc>
+          <w:tcPr>
+            <w:tcW w:type="dxa" w:w="2304"/>
+            <w:shd w:fill="FFFFFF"/>
+            <w:tcMar>
+              <w:top w:w="60" w:type="dxa"/>
+              <w:bottom w:w="60" w:type="dxa"/>
+              <w:left w:w="100" w:type="dxa"/>
+              <w:right w:w="100" w:type="dxa"/>
+            </w:tcMar>
+          </w:tcPr>
+          <w:p>
+            <w:r>
+              <w:rPr>
+                <w:rFonts w:ascii="Calibri" w:hAnsi="Calibri"/>
+                <w:color w:val="0F172A"/>
+                <w:sz w:val="18"/>
+              </w:rPr>
+              <w:t>&lt; 0.01%</w:t>
+            </w:r>
+          </w:p>
+        </w:tc>
+        <w:tc>
+          <w:tcPr>
+            <w:tcW w:type="dxa" w:w="2304"/>
+            <w:shd w:fill="FFFFFF"/>
+            <w:tcMar>
+              <w:top w:w="60" w:type="dxa"/>
+              <w:bottom w:w="60" w:type="dxa"/>
+              <w:left w:w="100" w:type="dxa"/>
+              <w:right w:w="100" w:type="dxa"/>
+            </w:tcMar>
+          </w:tcPr>
+          <w:p>
+            <w:r>
+              <w:rPr>
+                <w:rFonts w:ascii="Calibri" w:hAnsi="Calibri"/>
+                <w:color w:val="0F172A"/>
+                <w:sz w:val="18"/>
+              </w:rPr>
+              <w:t>&gt; 0.5% (HTTP 503/429)</w:t>
+            </w:r>
+          </w:p>
+        </w:tc>
+        <w:tc>
+          <w:tcPr>
+            <w:tcW w:type="dxa" w:w="2592"/>
+            <w:shd w:fill="FFFFFF"/>
+            <w:tcMar>
+              <w:top w:w="60" w:type="dxa"/>
+              <w:bottom w:w="60" w:type="dxa"/>
+              <w:left w:w="100" w:type="dxa"/>
+              <w:right w:w="100" w:type="dxa"/>
+            </w:tcMar>
+          </w:tcPr>
+          <w:p>
+            <w:r>
+              <w:rPr>
+                <w:rFonts w:ascii="Calibri" w:hAnsi="Calibri"/>
+                <w:color w:val="0F172A"/>
+                <w:sz w:val="18"/>
+              </w:rPr>
+              <w:t>Activate dynamic backpressure &amp; queue shedding</w:t>
             </w:r>
           </w:p>
         </w:tc>
@@ -441,83 +3169,3201 @@
         <w:pStyle w:val="Heading1"/>
       </w:pPr>
       <w:r>
-        <w:t>4. Understand Best How to Treat &amp; Resolve Failures</w:t>
+        <w:t>4. Video Learning Academy &amp; Curated YouTube Course Directory</w:t>
+      </w:r>
+    </w:p>
+    <w:p>
+      <w:r>
+        <w:rPr>
+          <w:sz w:val="19"/>
+        </w:rPr>
+        <w:t>To accelerate visual comprehension and deep conceptual intuition alongside the 5-day curriculum, study the following curated YouTube channels, technical conference keynotes (KubeCon, USENIX SREcon, AI Engineer Summit), and track-specific deep dive video queries:</w:t>
+      </w:r>
+    </w:p>
+    <w:p>
+      <w:pPr>
+        <w:pStyle w:val="Heading2"/>
+      </w:pPr>
+      <w:r>
+        <w:t>Authoritative YouTube Engineering Channels &amp; Conference Repositories</w:t>
       </w:r>
     </w:p>
     <w:tbl>
       <w:tblPr>
         <w:tblW w:type="auto" w:w="0"/>
+        <w:jc w:val="center"/>
+        <w:tblLayout w:type="fixed"/>
         <w:tblLook w:firstColumn="1" w:firstRow="1" w:lastColumn="0" w:lastRow="0" w:noHBand="0" w:noVBand="1" w:val="04A0"/>
       </w:tblPr>
       <w:tblGrid>
-        <w:gridCol w:w="9792"/>
+        <w:gridCol w:w="2484"/>
+        <w:gridCol w:w="2484"/>
+        <w:gridCol w:w="2484"/>
+        <w:gridCol w:w="2484"/>
       </w:tblGrid>
       <w:tr>
         <w:tc>
           <w:tcPr>
-            <w:tcW w:type="dxa" w:w="9792"/>
-            <w:shd w:fill="ECFDF5"/>
+            <w:tcW w:type="dxa" w:w="2304"/>
+            <w:shd w:fill="0E7490"/>
             <w:tcMar>
-              <w:top w:w="120" w:type="dxa"/>
-              <w:bottom w:w="120" w:type="dxa"/>
-              <w:left w:w="160" w:type="dxa"/>
-              <w:right w:w="160" w:type="dxa"/>
+              <w:top w:w="80" w:type="dxa"/>
+              <w:bottom w:w="80" w:type="dxa"/>
+              <w:left w:w="100" w:type="dxa"/>
+              <w:right w:w="100" w:type="dxa"/>
             </w:tcMar>
           </w:tcPr>
           <w:p>
             <w:r>
               <w:rPr>
+                <w:rFonts w:ascii="Calibri" w:hAnsi="Calibri"/>
                 <w:b/>
-                <w:color w:val="047857"/>
+                <w:color w:val="F8FAFC"/>
+                <w:sz w:val="19"/>
               </w:rPr>
-              <w:t>✅ THE ARCHITECTURAL BEST TREATMENT:</w:t>
-              <w:br/>
+              <w:t>Channel / Conference</w:t>
             </w:r>
+          </w:p>
+        </w:tc>
+        <w:tc>
+          <w:tcPr>
+            <w:tcW w:type="dxa" w:w="2304"/>
+            <w:shd w:fill="0E7490"/>
+            <w:tcMar>
+              <w:top w:w="80" w:type="dxa"/>
+              <w:bottom w:w="80" w:type="dxa"/>
+              <w:left w:w="100" w:type="dxa"/>
+              <w:right w:w="100" w:type="dxa"/>
+            </w:tcMar>
+          </w:tcPr>
+          <w:p>
             <w:r>
               <w:rPr>
-                <w:color w:val="064E3B"/>
+                <w:rFonts w:ascii="Calibri" w:hAnsi="Calibri"/>
+                <w:b/>
+                <w:color w:val="F8FAFC"/>
+                <w:sz w:val="19"/>
               </w:rPr>
-              <w:t>Standardize on version-controlled declarations (storageclass.yaml), enforce automated validation before commit, and monitor runtime telemetry against target SLOs.</w:t>
+              <w:t>Focus Domain</w:t>
+            </w:r>
+          </w:p>
+        </w:tc>
+        <w:tc>
+          <w:tcPr>
+            <w:tcW w:type="dxa" w:w="3024"/>
+            <w:shd w:fill="0E7490"/>
+            <w:tcMar>
+              <w:top w:w="80" w:type="dxa"/>
+              <w:bottom w:w="80" w:type="dxa"/>
+              <w:left w:w="100" w:type="dxa"/>
+              <w:right w:w="100" w:type="dxa"/>
+            </w:tcMar>
+          </w:tcPr>
+          <w:p>
+            <w:r>
+              <w:rPr>
+                <w:rFonts w:ascii="Calibri" w:hAnsi="Calibri"/>
+                <w:b/>
+                <w:color w:val="F8FAFC"/>
+                <w:sz w:val="19"/>
+              </w:rPr>
+              <w:t>Recommended Playlists &amp; Topics</w:t>
+            </w:r>
+          </w:p>
+        </w:tc>
+        <w:tc>
+          <w:tcPr>
+            <w:tcW w:type="dxa" w:w="2160"/>
+            <w:shd w:fill="0E7490"/>
+            <w:tcMar>
+              <w:top w:w="80" w:type="dxa"/>
+              <w:bottom w:w="80" w:type="dxa"/>
+              <w:left w:w="100" w:type="dxa"/>
+              <w:right w:w="100" w:type="dxa"/>
+            </w:tcMar>
+          </w:tcPr>
+          <w:p>
+            <w:r>
+              <w:rPr>
+                <w:rFonts w:ascii="Calibri" w:hAnsi="Calibri"/>
+                <w:b/>
+                <w:color w:val="F8FAFC"/>
+                <w:sz w:val="19"/>
+              </w:rPr>
+              <w:t>Official YouTube URL</w:t>
+            </w:r>
+          </w:p>
+        </w:tc>
+      </w:tr>
+      <w:tr>
+        <w:tc>
+          <w:tcPr>
+            <w:tcW w:type="dxa" w:w="2304"/>
+            <w:shd w:fill="F8FAFC"/>
+            <w:tcMar>
+              <w:top w:w="60" w:type="dxa"/>
+              <w:bottom w:w="60" w:type="dxa"/>
+              <w:left w:w="100" w:type="dxa"/>
+              <w:right w:w="100" w:type="dxa"/>
+            </w:tcMar>
+          </w:tcPr>
+          <w:p>
+            <w:r>
+              <w:rPr>
+                <w:rFonts w:ascii="Calibri" w:hAnsi="Calibri"/>
+                <w:color w:val="0F172A"/>
+                <w:sz w:val="18"/>
+              </w:rPr>
+              <w:t>Andrej Karpathy</w:t>
+            </w:r>
+          </w:p>
+        </w:tc>
+        <w:tc>
+          <w:tcPr>
+            <w:tcW w:type="dxa" w:w="2304"/>
+            <w:shd w:fill="F8FAFC"/>
+            <w:tcMar>
+              <w:top w:w="60" w:type="dxa"/>
+              <w:bottom w:w="60" w:type="dxa"/>
+              <w:left w:w="100" w:type="dxa"/>
+              <w:right w:w="100" w:type="dxa"/>
+            </w:tcMar>
+          </w:tcPr>
+          <w:p>
+            <w:r>
+              <w:rPr>
+                <w:rFonts w:ascii="Calibri" w:hAnsi="Calibri"/>
+                <w:color w:val="0F172A"/>
+                <w:sz w:val="18"/>
+              </w:rPr>
+              <w:t>Deep Learning &amp; LLM Internals</w:t>
+            </w:r>
+          </w:p>
+        </w:tc>
+        <w:tc>
+          <w:tcPr>
+            <w:tcW w:type="dxa" w:w="3024"/>
+            <w:shd w:fill="F8FAFC"/>
+            <w:tcMar>
+              <w:top w:w="60" w:type="dxa"/>
+              <w:bottom w:w="60" w:type="dxa"/>
+              <w:left w:w="100" w:type="dxa"/>
+              <w:right w:w="100" w:type="dxa"/>
+            </w:tcMar>
+          </w:tcPr>
+          <w:p>
+            <w:r>
+              <w:rPr>
+                <w:rFonts w:ascii="Calibri" w:hAnsi="Calibri"/>
+                <w:color w:val="0F172A"/>
+                <w:sz w:val="18"/>
+              </w:rPr>
+              <w:t>Neural Networks: Zero to Hero, NanoGPT, LLaMA Tokenization</w:t>
+            </w:r>
+          </w:p>
+        </w:tc>
+        <w:tc>
+          <w:tcPr>
+            <w:tcW w:type="dxa" w:w="2160"/>
+            <w:shd w:fill="F8FAFC"/>
+            <w:tcMar>
+              <w:top w:w="60" w:type="dxa"/>
+              <w:bottom w:w="60" w:type="dxa"/>
+              <w:left w:w="100" w:type="dxa"/>
+              <w:right w:w="100" w:type="dxa"/>
+            </w:tcMar>
+          </w:tcPr>
+          <w:p>
+            <w:r>
+              <w:rPr>
+                <w:rFonts w:ascii="Calibri" w:hAnsi="Calibri"/>
+                <w:color w:val="0F172A"/>
+                <w:sz w:val="18"/>
+              </w:rPr>
+              <w:t>https://www.youtube.com/@AndrejKarpathy</w:t>
+            </w:r>
+          </w:p>
+        </w:tc>
+      </w:tr>
+      <w:tr>
+        <w:tc>
+          <w:tcPr>
+            <w:tcW w:type="dxa" w:w="2304"/>
+            <w:shd w:fill="FFFFFF"/>
+            <w:tcMar>
+              <w:top w:w="60" w:type="dxa"/>
+              <w:bottom w:w="60" w:type="dxa"/>
+              <w:left w:w="100" w:type="dxa"/>
+              <w:right w:w="100" w:type="dxa"/>
+            </w:tcMar>
+          </w:tcPr>
+          <w:p>
+            <w:r>
+              <w:rPr>
+                <w:rFonts w:ascii="Calibri" w:hAnsi="Calibri"/>
+                <w:color w:val="0F172A"/>
+                <w:sz w:val="18"/>
+              </w:rPr>
+              <w:t>Umar Jamil</w:t>
+            </w:r>
+          </w:p>
+        </w:tc>
+        <w:tc>
+          <w:tcPr>
+            <w:tcW w:type="dxa" w:w="2304"/>
+            <w:shd w:fill="FFFFFF"/>
+            <w:tcMar>
+              <w:top w:w="60" w:type="dxa"/>
+              <w:bottom w:w="60" w:type="dxa"/>
+              <w:left w:w="100" w:type="dxa"/>
+              <w:right w:w="100" w:type="dxa"/>
+            </w:tcMar>
+          </w:tcPr>
+          <w:p>
+            <w:r>
+              <w:rPr>
+                <w:rFonts w:ascii="Calibri" w:hAnsi="Calibri"/>
+                <w:color w:val="0F172A"/>
+                <w:sz w:val="18"/>
+              </w:rPr>
+              <w:t>AI Research Papers &amp; Code</w:t>
+            </w:r>
+          </w:p>
+        </w:tc>
+        <w:tc>
+          <w:tcPr>
+            <w:tcW w:type="dxa" w:w="3024"/>
+            <w:shd w:fill="FFFFFF"/>
+            <w:tcMar>
+              <w:top w:w="60" w:type="dxa"/>
+              <w:bottom w:w="60" w:type="dxa"/>
+              <w:left w:w="100" w:type="dxa"/>
+              <w:right w:w="100" w:type="dxa"/>
+            </w:tcMar>
+          </w:tcPr>
+          <w:p>
+            <w:r>
+              <w:rPr>
+                <w:rFonts w:ascii="Calibri" w:hAnsi="Calibri"/>
+                <w:color w:val="0F172A"/>
+                <w:sz w:val="18"/>
+              </w:rPr>
+              <w:t>Attention is All You Need, LoRA, FlashAttention, RoPE, LLaMA</w:t>
+            </w:r>
+          </w:p>
+        </w:tc>
+        <w:tc>
+          <w:tcPr>
+            <w:tcW w:type="dxa" w:w="2160"/>
+            <w:shd w:fill="FFFFFF"/>
+            <w:tcMar>
+              <w:top w:w="60" w:type="dxa"/>
+              <w:bottom w:w="60" w:type="dxa"/>
+              <w:left w:w="100" w:type="dxa"/>
+              <w:right w:w="100" w:type="dxa"/>
+            </w:tcMar>
+          </w:tcPr>
+          <w:p>
+            <w:r>
+              <w:rPr>
+                <w:rFonts w:ascii="Calibri" w:hAnsi="Calibri"/>
+                <w:color w:val="0F172A"/>
+                <w:sz w:val="18"/>
+              </w:rPr>
+              <w:t>https://www.youtube.com/@umarjamilai</w:t>
+            </w:r>
+          </w:p>
+        </w:tc>
+      </w:tr>
+      <w:tr>
+        <w:tc>
+          <w:tcPr>
+            <w:tcW w:type="dxa" w:w="2304"/>
+            <w:shd w:fill="F8FAFC"/>
+            <w:tcMar>
+              <w:top w:w="60" w:type="dxa"/>
+              <w:bottom w:w="60" w:type="dxa"/>
+              <w:left w:w="100" w:type="dxa"/>
+              <w:right w:w="100" w:type="dxa"/>
+            </w:tcMar>
+          </w:tcPr>
+          <w:p>
+            <w:r>
+              <w:rPr>
+                <w:rFonts w:ascii="Calibri" w:hAnsi="Calibri"/>
+                <w:color w:val="0F172A"/>
+                <w:sz w:val="18"/>
+              </w:rPr>
+              <w:t>AI Engineer Summit</w:t>
+            </w:r>
+          </w:p>
+        </w:tc>
+        <w:tc>
+          <w:tcPr>
+            <w:tcW w:type="dxa" w:w="2304"/>
+            <w:shd w:fill="F8FAFC"/>
+            <w:tcMar>
+              <w:top w:w="60" w:type="dxa"/>
+              <w:bottom w:w="60" w:type="dxa"/>
+              <w:left w:w="100" w:type="dxa"/>
+              <w:right w:w="100" w:type="dxa"/>
+            </w:tcMar>
+          </w:tcPr>
+          <w:p>
+            <w:r>
+              <w:rPr>
+                <w:rFonts w:ascii="Calibri" w:hAnsi="Calibri"/>
+                <w:color w:val="0F172A"/>
+                <w:sz w:val="18"/>
+              </w:rPr>
+              <w:t>Production LLMOps &amp; Agents</w:t>
+            </w:r>
+          </w:p>
+        </w:tc>
+        <w:tc>
+          <w:tcPr>
+            <w:tcW w:type="dxa" w:w="3024"/>
+            <w:shd w:fill="F8FAFC"/>
+            <w:tcMar>
+              <w:top w:w="60" w:type="dxa"/>
+              <w:bottom w:w="60" w:type="dxa"/>
+              <w:left w:w="100" w:type="dxa"/>
+              <w:right w:w="100" w:type="dxa"/>
+            </w:tcMar>
+          </w:tcPr>
+          <w:p>
+            <w:r>
+              <w:rPr>
+                <w:rFonts w:ascii="Calibri" w:hAnsi="Calibri"/>
+                <w:color w:val="0F172A"/>
+                <w:sz w:val="18"/>
+              </w:rPr>
+              <w:t>vLLM, Speculative Decoding, Multi-Agent Systems, DSPy</w:t>
+            </w:r>
+          </w:p>
+        </w:tc>
+        <w:tc>
+          <w:tcPr>
+            <w:tcW w:type="dxa" w:w="2160"/>
+            <w:shd w:fill="F8FAFC"/>
+            <w:tcMar>
+              <w:top w:w="60" w:type="dxa"/>
+              <w:bottom w:w="60" w:type="dxa"/>
+              <w:left w:w="100" w:type="dxa"/>
+              <w:right w:w="100" w:type="dxa"/>
+            </w:tcMar>
+          </w:tcPr>
+          <w:p>
+            <w:r>
+              <w:rPr>
+                <w:rFonts w:ascii="Calibri" w:hAnsi="Calibri"/>
+                <w:color w:val="0F172A"/>
+                <w:sz w:val="18"/>
+              </w:rPr>
+              <w:t>https://www.youtube.com/@aiengineersummit</w:t>
+            </w:r>
+          </w:p>
+        </w:tc>
+      </w:tr>
+      <w:tr>
+        <w:tc>
+          <w:tcPr>
+            <w:tcW w:type="dxa" w:w="2304"/>
+            <w:shd w:fill="FFFFFF"/>
+            <w:tcMar>
+              <w:top w:w="60" w:type="dxa"/>
+              <w:bottom w:w="60" w:type="dxa"/>
+              <w:left w:w="100" w:type="dxa"/>
+              <w:right w:w="100" w:type="dxa"/>
+            </w:tcMar>
+          </w:tcPr>
+          <w:p>
+            <w:r>
+              <w:rPr>
+                <w:rFonts w:ascii="Calibri" w:hAnsi="Calibri"/>
+                <w:color w:val="0F172A"/>
+                <w:sz w:val="18"/>
+              </w:rPr>
+              <w:t>CNCF (Cloud Native)</w:t>
+            </w:r>
+          </w:p>
+        </w:tc>
+        <w:tc>
+          <w:tcPr>
+            <w:tcW w:type="dxa" w:w="2304"/>
+            <w:shd w:fill="FFFFFF"/>
+            <w:tcMar>
+              <w:top w:w="60" w:type="dxa"/>
+              <w:bottom w:w="60" w:type="dxa"/>
+              <w:left w:w="100" w:type="dxa"/>
+              <w:right w:w="100" w:type="dxa"/>
+            </w:tcMar>
+          </w:tcPr>
+          <w:p>
+            <w:r>
+              <w:rPr>
+                <w:rFonts w:ascii="Calibri" w:hAnsi="Calibri"/>
+                <w:color w:val="0F172A"/>
+                <w:sz w:val="18"/>
+              </w:rPr>
+              <w:t>Kubernetes &amp; Cloud Infrastructure</w:t>
+            </w:r>
+          </w:p>
+        </w:tc>
+        <w:tc>
+          <w:tcPr>
+            <w:tcW w:type="dxa" w:w="3024"/>
+            <w:shd w:fill="FFFFFF"/>
+            <w:tcMar>
+              <w:top w:w="60" w:type="dxa"/>
+              <w:bottom w:w="60" w:type="dxa"/>
+              <w:left w:w="100" w:type="dxa"/>
+              <w:right w:w="100" w:type="dxa"/>
+            </w:tcMar>
+          </w:tcPr>
+          <w:p>
+            <w:r>
+              <w:rPr>
+                <w:rFonts w:ascii="Calibri" w:hAnsi="Calibri"/>
+                <w:color w:val="0F172A"/>
+                <w:sz w:val="18"/>
+              </w:rPr>
+              <w:t>KubeCon Keynotes, Karpenter, Cilium eBPF, KEDA, ArgoCD</w:t>
+            </w:r>
+          </w:p>
+        </w:tc>
+        <w:tc>
+          <w:tcPr>
+            <w:tcW w:type="dxa" w:w="2160"/>
+            <w:shd w:fill="FFFFFF"/>
+            <w:tcMar>
+              <w:top w:w="60" w:type="dxa"/>
+              <w:bottom w:w="60" w:type="dxa"/>
+              <w:left w:w="100" w:type="dxa"/>
+              <w:right w:w="100" w:type="dxa"/>
+            </w:tcMar>
+          </w:tcPr>
+          <w:p>
+            <w:r>
+              <w:rPr>
+                <w:rFonts w:ascii="Calibri" w:hAnsi="Calibri"/>
+                <w:color w:val="0F172A"/>
+                <w:sz w:val="18"/>
+              </w:rPr>
+              <w:t>https://www.youtube.com/@cloudnativefdn</w:t>
+            </w:r>
+          </w:p>
+        </w:tc>
+      </w:tr>
+      <w:tr>
+        <w:tc>
+          <w:tcPr>
+            <w:tcW w:type="dxa" w:w="2304"/>
+            <w:shd w:fill="F8FAFC"/>
+            <w:tcMar>
+              <w:top w:w="60" w:type="dxa"/>
+              <w:bottom w:w="60" w:type="dxa"/>
+              <w:left w:w="100" w:type="dxa"/>
+              <w:right w:w="100" w:type="dxa"/>
+            </w:tcMar>
+          </w:tcPr>
+          <w:p>
+            <w:r>
+              <w:rPr>
+                <w:rFonts w:ascii="Calibri" w:hAnsi="Calibri"/>
+                <w:color w:val="0F172A"/>
+                <w:sz w:val="18"/>
+              </w:rPr>
+              <w:t>USENIX Association</w:t>
+            </w:r>
+          </w:p>
+        </w:tc>
+        <w:tc>
+          <w:tcPr>
+            <w:tcW w:type="dxa" w:w="2304"/>
+            <w:shd w:fill="F8FAFC"/>
+            <w:tcMar>
+              <w:top w:w="60" w:type="dxa"/>
+              <w:bottom w:w="60" w:type="dxa"/>
+              <w:left w:w="100" w:type="dxa"/>
+              <w:right w:w="100" w:type="dxa"/>
+            </w:tcMar>
+          </w:tcPr>
+          <w:p>
+            <w:r>
+              <w:rPr>
+                <w:rFonts w:ascii="Calibri" w:hAnsi="Calibri"/>
+                <w:color w:val="0F172A"/>
+                <w:sz w:val="18"/>
+              </w:rPr>
+              <w:t>SRE, Distributed Systems &amp; Kernel</w:t>
+            </w:r>
+          </w:p>
+        </w:tc>
+        <w:tc>
+          <w:tcPr>
+            <w:tcW w:type="dxa" w:w="3024"/>
+            <w:shd w:fill="F8FAFC"/>
+            <w:tcMar>
+              <w:top w:w="60" w:type="dxa"/>
+              <w:bottom w:w="60" w:type="dxa"/>
+              <w:left w:w="100" w:type="dxa"/>
+              <w:right w:w="100" w:type="dxa"/>
+            </w:tcMar>
+          </w:tcPr>
+          <w:p>
+            <w:r>
+              <w:rPr>
+                <w:rFonts w:ascii="Calibri" w:hAnsi="Calibri"/>
+                <w:color w:val="0F172A"/>
+                <w:sz w:val="18"/>
+              </w:rPr>
+              <w:t>SREcon Postmortems, LISA, Operating Systems Design</w:t>
+            </w:r>
+          </w:p>
+        </w:tc>
+        <w:tc>
+          <w:tcPr>
+            <w:tcW w:type="dxa" w:w="2160"/>
+            <w:shd w:fill="F8FAFC"/>
+            <w:tcMar>
+              <w:top w:w="60" w:type="dxa"/>
+              <w:bottom w:w="60" w:type="dxa"/>
+              <w:left w:w="100" w:type="dxa"/>
+              <w:right w:w="100" w:type="dxa"/>
+            </w:tcMar>
+          </w:tcPr>
+          <w:p>
+            <w:r>
+              <w:rPr>
+                <w:rFonts w:ascii="Calibri" w:hAnsi="Calibri"/>
+                <w:color w:val="0F172A"/>
+                <w:sz w:val="18"/>
+              </w:rPr>
+              <w:t>https://www.youtube.com/@USENIXAssociation</w:t>
+            </w:r>
+          </w:p>
+        </w:tc>
+      </w:tr>
+      <w:tr>
+        <w:tc>
+          <w:tcPr>
+            <w:tcW w:type="dxa" w:w="2304"/>
+            <w:shd w:fill="FFFFFF"/>
+            <w:tcMar>
+              <w:top w:w="60" w:type="dxa"/>
+              <w:bottom w:w="60" w:type="dxa"/>
+              <w:left w:w="100" w:type="dxa"/>
+              <w:right w:w="100" w:type="dxa"/>
+            </w:tcMar>
+          </w:tcPr>
+          <w:p>
+            <w:r>
+              <w:rPr>
+                <w:rFonts w:ascii="Calibri" w:hAnsi="Calibri"/>
+                <w:color w:val="0F172A"/>
+                <w:sz w:val="18"/>
+              </w:rPr>
+              <w:t>ByteByteGo (Alex Xu)</w:t>
+            </w:r>
+          </w:p>
+        </w:tc>
+        <w:tc>
+          <w:tcPr>
+            <w:tcW w:type="dxa" w:w="2304"/>
+            <w:shd w:fill="FFFFFF"/>
+            <w:tcMar>
+              <w:top w:w="60" w:type="dxa"/>
+              <w:bottom w:w="60" w:type="dxa"/>
+              <w:left w:w="100" w:type="dxa"/>
+              <w:right w:w="100" w:type="dxa"/>
+            </w:tcMar>
+          </w:tcPr>
+          <w:p>
+            <w:r>
+              <w:rPr>
+                <w:rFonts w:ascii="Calibri" w:hAnsi="Calibri"/>
+                <w:color w:val="0F172A"/>
+                <w:sz w:val="18"/>
+              </w:rPr>
+              <w:t>System Design &amp; Distributed Scalability</w:t>
+            </w:r>
+          </w:p>
+        </w:tc>
+        <w:tc>
+          <w:tcPr>
+            <w:tcW w:type="dxa" w:w="3024"/>
+            <w:shd w:fill="FFFFFF"/>
+            <w:tcMar>
+              <w:top w:w="60" w:type="dxa"/>
+              <w:bottom w:w="60" w:type="dxa"/>
+              <w:left w:w="100" w:type="dxa"/>
+              <w:right w:w="100" w:type="dxa"/>
+            </w:tcMar>
+          </w:tcPr>
+          <w:p>
+            <w:r>
+              <w:rPr>
+                <w:rFonts w:ascii="Calibri" w:hAnsi="Calibri"/>
+                <w:color w:val="0F172A"/>
+                <w:sz w:val="18"/>
+              </w:rPr>
+              <w:t>Microservices, Distributed Caching, Message Queues, Rate Limiters</w:t>
+            </w:r>
+          </w:p>
+        </w:tc>
+        <w:tc>
+          <w:tcPr>
+            <w:tcW w:type="dxa" w:w="2160"/>
+            <w:shd w:fill="FFFFFF"/>
+            <w:tcMar>
+              <w:top w:w="60" w:type="dxa"/>
+              <w:bottom w:w="60" w:type="dxa"/>
+              <w:left w:w="100" w:type="dxa"/>
+              <w:right w:w="100" w:type="dxa"/>
+            </w:tcMar>
+          </w:tcPr>
+          <w:p>
+            <w:r>
+              <w:rPr>
+                <w:rFonts w:ascii="Calibri" w:hAnsi="Calibri"/>
+                <w:color w:val="0F172A"/>
+                <w:sz w:val="18"/>
+              </w:rPr>
+              <w:t>https://www.youtube.com/@ByteByteGo</w:t>
+            </w:r>
+          </w:p>
+        </w:tc>
+      </w:tr>
+      <w:tr>
+        <w:tc>
+          <w:tcPr>
+            <w:tcW w:type="dxa" w:w="2304"/>
+            <w:shd w:fill="F8FAFC"/>
+            <w:tcMar>
+              <w:top w:w="60" w:type="dxa"/>
+              <w:bottom w:w="60" w:type="dxa"/>
+              <w:left w:w="100" w:type="dxa"/>
+              <w:right w:w="100" w:type="dxa"/>
+            </w:tcMar>
+          </w:tcPr>
+          <w:p>
+            <w:r>
+              <w:rPr>
+                <w:rFonts w:ascii="Calibri" w:hAnsi="Calibri"/>
+                <w:color w:val="0F172A"/>
+                <w:sz w:val="18"/>
+              </w:rPr>
+              <w:t>Hussein Nasser</w:t>
+            </w:r>
+          </w:p>
+        </w:tc>
+        <w:tc>
+          <w:tcPr>
+            <w:tcW w:type="dxa" w:w="2304"/>
+            <w:shd w:fill="F8FAFC"/>
+            <w:tcMar>
+              <w:top w:w="60" w:type="dxa"/>
+              <w:bottom w:w="60" w:type="dxa"/>
+              <w:left w:w="100" w:type="dxa"/>
+              <w:right w:w="100" w:type="dxa"/>
+            </w:tcMar>
+          </w:tcPr>
+          <w:p>
+            <w:r>
+              <w:rPr>
+                <w:rFonts w:ascii="Calibri" w:hAnsi="Calibri"/>
+                <w:color w:val="0F172A"/>
+                <w:sz w:val="18"/>
+              </w:rPr>
+              <w:t>Backend Engineering &amp; Protocols</w:t>
+            </w:r>
+          </w:p>
+        </w:tc>
+        <w:tc>
+          <w:tcPr>
+            <w:tcW w:type="dxa" w:w="3024"/>
+            <w:shd w:fill="F8FAFC"/>
+            <w:tcMar>
+              <w:top w:w="60" w:type="dxa"/>
+              <w:bottom w:w="60" w:type="dxa"/>
+              <w:left w:w="100" w:type="dxa"/>
+              <w:right w:w="100" w:type="dxa"/>
+            </w:tcMar>
+          </w:tcPr>
+          <w:p>
+            <w:r>
+              <w:rPr>
+                <w:rFonts w:ascii="Calibri" w:hAnsi="Calibri"/>
+                <w:color w:val="0F172A"/>
+                <w:sz w:val="18"/>
+              </w:rPr>
+              <w:t>HTTP/2 &amp; HTTP/3, Database Engines, gRPC, TCP/IP Internals</w:t>
+            </w:r>
+          </w:p>
+        </w:tc>
+        <w:tc>
+          <w:tcPr>
+            <w:tcW w:type="dxa" w:w="2160"/>
+            <w:shd w:fill="F8FAFC"/>
+            <w:tcMar>
+              <w:top w:w="60" w:type="dxa"/>
+              <w:bottom w:w="60" w:type="dxa"/>
+              <w:left w:w="100" w:type="dxa"/>
+              <w:right w:w="100" w:type="dxa"/>
+            </w:tcMar>
+          </w:tcPr>
+          <w:p>
+            <w:r>
+              <w:rPr>
+                <w:rFonts w:ascii="Calibri" w:hAnsi="Calibri"/>
+                <w:color w:val="0F172A"/>
+                <w:sz w:val="18"/>
+              </w:rPr>
+              <w:t>https://www.youtube.com/@hnasr</w:t>
+            </w:r>
+          </w:p>
+        </w:tc>
+      </w:tr>
+      <w:tr>
+        <w:tc>
+          <w:tcPr>
+            <w:tcW w:type="dxa" w:w="2304"/>
+            <w:shd w:fill="FFFFFF"/>
+            <w:tcMar>
+              <w:top w:w="60" w:type="dxa"/>
+              <w:bottom w:w="60" w:type="dxa"/>
+              <w:left w:w="100" w:type="dxa"/>
+              <w:right w:w="100" w:type="dxa"/>
+            </w:tcMar>
+          </w:tcPr>
+          <w:p>
+            <w:r>
+              <w:rPr>
+                <w:rFonts w:ascii="Calibri" w:hAnsi="Calibri"/>
+                <w:color w:val="0F172A"/>
+                <w:sz w:val="18"/>
+              </w:rPr>
+              <w:t>Brendan Gregg</w:t>
+            </w:r>
+          </w:p>
+        </w:tc>
+        <w:tc>
+          <w:tcPr>
+            <w:tcW w:type="dxa" w:w="2304"/>
+            <w:shd w:fill="FFFFFF"/>
+            <w:tcMar>
+              <w:top w:w="60" w:type="dxa"/>
+              <w:bottom w:w="60" w:type="dxa"/>
+              <w:left w:w="100" w:type="dxa"/>
+              <w:right w:w="100" w:type="dxa"/>
+            </w:tcMar>
+          </w:tcPr>
+          <w:p>
+            <w:r>
+              <w:rPr>
+                <w:rFonts w:ascii="Calibri" w:hAnsi="Calibri"/>
+                <w:color w:val="0F172A"/>
+                <w:sz w:val="18"/>
+              </w:rPr>
+              <w:t>eBPF &amp; Systems Performance</w:t>
+            </w:r>
+          </w:p>
+        </w:tc>
+        <w:tc>
+          <w:tcPr>
+            <w:tcW w:type="dxa" w:w="3024"/>
+            <w:shd w:fill="FFFFFF"/>
+            <w:tcMar>
+              <w:top w:w="60" w:type="dxa"/>
+              <w:bottom w:w="60" w:type="dxa"/>
+              <w:left w:w="100" w:type="dxa"/>
+              <w:right w:w="100" w:type="dxa"/>
+            </w:tcMar>
+          </w:tcPr>
+          <w:p>
+            <w:r>
+              <w:rPr>
+                <w:rFonts w:ascii="Calibri" w:hAnsi="Calibri"/>
+                <w:color w:val="0F172A"/>
+                <w:sz w:val="18"/>
+              </w:rPr>
+              <w:t>Linux BPF Tracing, FlameGraphs, CPU Saturation Profiling</w:t>
+            </w:r>
+          </w:p>
+        </w:tc>
+        <w:tc>
+          <w:tcPr>
+            <w:tcW w:type="dxa" w:w="2160"/>
+            <w:shd w:fill="FFFFFF"/>
+            <w:tcMar>
+              <w:top w:w="60" w:type="dxa"/>
+              <w:bottom w:w="60" w:type="dxa"/>
+              <w:left w:w="100" w:type="dxa"/>
+              <w:right w:w="100" w:type="dxa"/>
+            </w:tcMar>
+          </w:tcPr>
+          <w:p>
+            <w:r>
+              <w:rPr>
+                <w:rFonts w:ascii="Calibri" w:hAnsi="Calibri"/>
+                <w:color w:val="0F172A"/>
+                <w:sz w:val="18"/>
+              </w:rPr>
+              <w:t>https://www.youtube.com/results?search_query=Brendan+Gregg+eBPF+performance</w:t>
+            </w:r>
+          </w:p>
+        </w:tc>
+      </w:tr>
+      <w:tr>
+        <w:tc>
+          <w:tcPr>
+            <w:tcW w:type="dxa" w:w="2304"/>
+            <w:shd w:fill="F8FAFC"/>
+            <w:tcMar>
+              <w:top w:w="60" w:type="dxa"/>
+              <w:bottom w:w="60" w:type="dxa"/>
+              <w:left w:w="100" w:type="dxa"/>
+              <w:right w:w="100" w:type="dxa"/>
+            </w:tcMar>
+          </w:tcPr>
+          <w:p>
+            <w:r>
+              <w:rPr>
+                <w:rFonts w:ascii="Calibri" w:hAnsi="Calibri"/>
+                <w:color w:val="0F172A"/>
+                <w:sz w:val="18"/>
+              </w:rPr>
+              <w:t>HashiCorp</w:t>
+            </w:r>
+          </w:p>
+        </w:tc>
+        <w:tc>
+          <w:tcPr>
+            <w:tcW w:type="dxa" w:w="2304"/>
+            <w:shd w:fill="F8FAFC"/>
+            <w:tcMar>
+              <w:top w:w="60" w:type="dxa"/>
+              <w:bottom w:w="60" w:type="dxa"/>
+              <w:left w:w="100" w:type="dxa"/>
+              <w:right w:w="100" w:type="dxa"/>
+            </w:tcMar>
+          </w:tcPr>
+          <w:p>
+            <w:r>
+              <w:rPr>
+                <w:rFonts w:ascii="Calibri" w:hAnsi="Calibri"/>
+                <w:color w:val="0F172A"/>
+                <w:sz w:val="18"/>
+              </w:rPr>
+              <w:t>DevSecOps &amp; Multi-Cloud</w:t>
+            </w:r>
+          </w:p>
+        </w:tc>
+        <w:tc>
+          <w:tcPr>
+            <w:tcW w:type="dxa" w:w="3024"/>
+            <w:shd w:fill="F8FAFC"/>
+            <w:tcMar>
+              <w:top w:w="60" w:type="dxa"/>
+              <w:bottom w:w="60" w:type="dxa"/>
+              <w:left w:w="100" w:type="dxa"/>
+              <w:right w:w="100" w:type="dxa"/>
+            </w:tcMar>
+          </w:tcPr>
+          <w:p>
+            <w:r>
+              <w:rPr>
+                <w:rFonts w:ascii="Calibri" w:hAnsi="Calibri"/>
+                <w:color w:val="0F172A"/>
+                <w:sz w:val="18"/>
+              </w:rPr>
+              <w:t>Vault Dynamic Secrets, Terraform Enterprise, Zero-Trust Access</w:t>
+            </w:r>
+          </w:p>
+        </w:tc>
+        <w:tc>
+          <w:tcPr>
+            <w:tcW w:type="dxa" w:w="2160"/>
+            <w:shd w:fill="F8FAFC"/>
+            <w:tcMar>
+              <w:top w:w="60" w:type="dxa"/>
+              <w:bottom w:w="60" w:type="dxa"/>
+              <w:left w:w="100" w:type="dxa"/>
+              <w:right w:w="100" w:type="dxa"/>
+            </w:tcMar>
+          </w:tcPr>
+          <w:p>
+            <w:r>
+              <w:rPr>
+                <w:rFonts w:ascii="Calibri" w:hAnsi="Calibri"/>
+                <w:color w:val="0F172A"/>
+                <w:sz w:val="18"/>
+              </w:rPr>
+              <w:t>https://www.youtube.com/@HashiCorp</w:t>
+            </w:r>
+          </w:p>
+        </w:tc>
+      </w:tr>
+      <w:tr>
+        <w:tc>
+          <w:tcPr>
+            <w:tcW w:type="dxa" w:w="2304"/>
+            <w:shd w:fill="FFFFFF"/>
+            <w:tcMar>
+              <w:top w:w="60" w:type="dxa"/>
+              <w:bottom w:w="60" w:type="dxa"/>
+              <w:left w:w="100" w:type="dxa"/>
+              <w:right w:w="100" w:type="dxa"/>
+            </w:tcMar>
+          </w:tcPr>
+          <w:p>
+            <w:r>
+              <w:rPr>
+                <w:rFonts w:ascii="Calibri" w:hAnsi="Calibri"/>
+                <w:color w:val="0F172A"/>
+                <w:sz w:val="18"/>
+              </w:rPr>
+              <w:t>TechWorld with Nana</w:t>
+            </w:r>
+          </w:p>
+        </w:tc>
+        <w:tc>
+          <w:tcPr>
+            <w:tcW w:type="dxa" w:w="2304"/>
+            <w:shd w:fill="FFFFFF"/>
+            <w:tcMar>
+              <w:top w:w="60" w:type="dxa"/>
+              <w:bottom w:w="60" w:type="dxa"/>
+              <w:left w:w="100" w:type="dxa"/>
+              <w:right w:w="100" w:type="dxa"/>
+            </w:tcMar>
+          </w:tcPr>
+          <w:p>
+            <w:r>
+              <w:rPr>
+                <w:rFonts w:ascii="Calibri" w:hAnsi="Calibri"/>
+                <w:color w:val="0F172A"/>
+                <w:sz w:val="18"/>
+              </w:rPr>
+              <w:t>DevOps &amp; Cloud Foundations</w:t>
+            </w:r>
+          </w:p>
+        </w:tc>
+        <w:tc>
+          <w:tcPr>
+            <w:tcW w:type="dxa" w:w="3024"/>
+            <w:shd w:fill="FFFFFF"/>
+            <w:tcMar>
+              <w:top w:w="60" w:type="dxa"/>
+              <w:bottom w:w="60" w:type="dxa"/>
+              <w:left w:w="100" w:type="dxa"/>
+              <w:right w:w="100" w:type="dxa"/>
+            </w:tcMar>
+          </w:tcPr>
+          <w:p>
+            <w:r>
+              <w:rPr>
+                <w:rFonts w:ascii="Calibri" w:hAnsi="Calibri"/>
+                <w:color w:val="0F172A"/>
+                <w:sz w:val="18"/>
+              </w:rPr>
+              <w:t>Kubernetes Complete Course, Docker, CI/CD, Terraform Zero to Hero</w:t>
+            </w:r>
+          </w:p>
+        </w:tc>
+        <w:tc>
+          <w:tcPr>
+            <w:tcW w:type="dxa" w:w="2160"/>
+            <w:shd w:fill="FFFFFF"/>
+            <w:tcMar>
+              <w:top w:w="60" w:type="dxa"/>
+              <w:bottom w:w="60" w:type="dxa"/>
+              <w:left w:w="100" w:type="dxa"/>
+              <w:right w:w="100" w:type="dxa"/>
+            </w:tcMar>
+          </w:tcPr>
+          <w:p>
+            <w:r>
+              <w:rPr>
+                <w:rFonts w:ascii="Calibri" w:hAnsi="Calibri"/>
+                <w:color w:val="0F172A"/>
+                <w:sz w:val="18"/>
+              </w:rPr>
+              <w:t>https://www.youtube.com/@TechWorldwithNana</w:t>
             </w:r>
           </w:p>
         </w:tc>
       </w:tr>
     </w:tbl>
     <w:p/>
+    <w:p>
+      <w:pPr>
+        <w:pStyle w:val="Heading2"/>
+      </w:pPr>
+      <w:r>
+        <w:t>Day-by-Day Curated YouTube Video Deep Dives Across 5 Specialization Tracks</w:t>
+      </w:r>
+    </w:p>
+    <w:p>
+      <w:pPr>
+        <w:pStyle w:val="Heading3"/>
+      </w:pPr>
+      <w:r>
+        <w:t>Track 1: AI, LLMOps &amp; Agentic Systems</w:t>
+      </w:r>
+    </w:p>
     <w:tbl>
       <w:tblPr>
         <w:tblW w:type="auto" w:w="0"/>
+        <w:jc w:val="center"/>
+        <w:tblLayout w:type="fixed"/>
         <w:tblLook w:firstColumn="1" w:firstRow="1" w:lastColumn="0" w:lastRow="0" w:noHBand="0" w:noVBand="1" w:val="04A0"/>
       </w:tblPr>
       <w:tblGrid>
-        <w:gridCol w:w="9792"/>
+        <w:gridCol w:w="3312"/>
+        <w:gridCol w:w="3312"/>
+        <w:gridCol w:w="3312"/>
       </w:tblGrid>
       <w:tr>
         <w:tc>
           <w:tcPr>
-            <w:tcW w:type="dxa" w:w="9792"/>
-            <w:shd w:fill="FEF2F2"/>
+            <w:tcW w:type="dxa" w:w="2880"/>
+            <w:shd w:fill="1E293B"/>
             <w:tcMar>
-              <w:top w:w="120" w:type="dxa"/>
-              <w:bottom w:w="120" w:type="dxa"/>
-              <w:left w:w="160" w:type="dxa"/>
-              <w:right w:w="160" w:type="dxa"/>
+              <w:top w:w="80" w:type="dxa"/>
+              <w:bottom w:w="80" w:type="dxa"/>
+              <w:left w:w="100" w:type="dxa"/>
+              <w:right w:w="100" w:type="dxa"/>
             </w:tcMar>
           </w:tcPr>
           <w:p>
             <w:r>
               <w:rPr>
+                <w:rFonts w:ascii="Calibri" w:hAnsi="Calibri"/>
                 <w:b/>
-                <w:color w:val="B91C1C"/>
+                <w:color w:val="F8FAFC"/>
+                <w:sz w:val="19"/>
               </w:rPr>
-              <w:t>❌ THE DANGEROUS ANTI-PATTERN TO AVOID:</w:t>
-              <w:br/>
+              <w:t>Curriculum Day</w:t>
             </w:r>
+          </w:p>
+        </w:tc>
+        <w:tc>
+          <w:tcPr>
+            <w:tcW w:type="dxa" w:w="4032"/>
+            <w:shd w:fill="1E293B"/>
+            <w:tcMar>
+              <w:top w:w="80" w:type="dxa"/>
+              <w:bottom w:w="80" w:type="dxa"/>
+              <w:left w:w="100" w:type="dxa"/>
+              <w:right w:w="100" w:type="dxa"/>
+            </w:tcMar>
+          </w:tcPr>
+          <w:p>
             <w:r>
               <w:rPr>
-                <w:color w:val="7F1D1D"/>
+                <w:rFonts w:ascii="Calibri" w:hAnsi="Calibri"/>
+                <w:b/>
+                <w:color w:val="F8FAFC"/>
+                <w:sz w:val="19"/>
               </w:rPr>
-              <w:t>Manually configuring instances or parameters in ad-hoc consoles without version-controlled state manifests and rollback testing.</w:t>
+              <w:t>Curated YouTube Video Subject</w:t>
+            </w:r>
+          </w:p>
+        </w:tc>
+        <w:tc>
+          <w:tcPr>
+            <w:tcW w:type="dxa" w:w="2880"/>
+            <w:shd w:fill="1E293B"/>
+            <w:tcMar>
+              <w:top w:w="80" w:type="dxa"/>
+              <w:bottom w:w="80" w:type="dxa"/>
+              <w:left w:w="100" w:type="dxa"/>
+              <w:right w:w="100" w:type="dxa"/>
+            </w:tcMar>
+          </w:tcPr>
+          <w:p>
+            <w:r>
+              <w:rPr>
+                <w:rFonts w:ascii="Calibri" w:hAnsi="Calibri"/>
+                <w:b/>
+                <w:color w:val="F8FAFC"/>
+                <w:sz w:val="19"/>
+              </w:rPr>
+              <w:t>Direct Video Search Link</w:t>
+            </w:r>
+          </w:p>
+        </w:tc>
+      </w:tr>
+      <w:tr>
+        <w:tc>
+          <w:tcPr>
+            <w:tcW w:type="dxa" w:w="2880"/>
+            <w:shd w:fill="F8FAFC"/>
+            <w:tcMar>
+              <w:top w:w="60" w:type="dxa"/>
+              <w:bottom w:w="60" w:type="dxa"/>
+              <w:left w:w="100" w:type="dxa"/>
+              <w:right w:w="100" w:type="dxa"/>
+            </w:tcMar>
+          </w:tcPr>
+          <w:p>
+            <w:r>
+              <w:rPr>
+                <w:rFonts w:ascii="Calibri" w:hAnsi="Calibri"/>
+                <w:color w:val="0F172A"/>
+                <w:sz w:val="18"/>
+              </w:rPr>
+              <w:t>Day 1: Architecture &amp; Mental Models</w:t>
+            </w:r>
+          </w:p>
+        </w:tc>
+        <w:tc>
+          <w:tcPr>
+            <w:tcW w:type="dxa" w:w="4032"/>
+            <w:shd w:fill="F8FAFC"/>
+            <w:tcMar>
+              <w:top w:w="60" w:type="dxa"/>
+              <w:bottom w:w="60" w:type="dxa"/>
+              <w:left w:w="100" w:type="dxa"/>
+              <w:right w:w="100" w:type="dxa"/>
+            </w:tcMar>
+          </w:tcPr>
+          <w:p>
+            <w:r>
+              <w:rPr>
+                <w:rFonts w:ascii="Calibri" w:hAnsi="Calibri"/>
+                <w:color w:val="0F172A"/>
+                <w:sz w:val="18"/>
+              </w:rPr>
+              <w:t>vLLM PagedAttention Virtual Memory Deep Dive</w:t>
+            </w:r>
+          </w:p>
+        </w:tc>
+        <w:tc>
+          <w:tcPr>
+            <w:tcW w:type="dxa" w:w="2880"/>
+            <w:shd w:fill="F8FAFC"/>
+            <w:tcMar>
+              <w:top w:w="60" w:type="dxa"/>
+              <w:bottom w:w="60" w:type="dxa"/>
+              <w:left w:w="100" w:type="dxa"/>
+              <w:right w:w="100" w:type="dxa"/>
+            </w:tcMar>
+          </w:tcPr>
+          <w:p>
+            <w:r>
+              <w:rPr>
+                <w:rFonts w:ascii="Calibri" w:hAnsi="Calibri"/>
+                <w:color w:val="0F172A"/>
+                <w:sz w:val="18"/>
+              </w:rPr>
+              <w:t>https://www.youtube.com/results?search_query=vLLM+PagedAttention+deep+dive+architecture</w:t>
+            </w:r>
+          </w:p>
+        </w:tc>
+      </w:tr>
+      <w:tr>
+        <w:tc>
+          <w:tcPr>
+            <w:tcW w:type="dxa" w:w="2880"/>
+            <w:shd w:fill="FFFFFF"/>
+            <w:tcMar>
+              <w:top w:w="60" w:type="dxa"/>
+              <w:bottom w:w="60" w:type="dxa"/>
+              <w:left w:w="100" w:type="dxa"/>
+              <w:right w:w="100" w:type="dxa"/>
+            </w:tcMar>
+          </w:tcPr>
+          <w:p>
+            <w:r>
+              <w:rPr>
+                <w:rFonts w:ascii="Calibri" w:hAnsi="Calibri"/>
+                <w:color w:val="0F172A"/>
+                <w:sz w:val="18"/>
+              </w:rPr>
+              <w:t>Day 2: Declarative Setup &amp; Config</w:t>
+            </w:r>
+          </w:p>
+        </w:tc>
+        <w:tc>
+          <w:tcPr>
+            <w:tcW w:type="dxa" w:w="4032"/>
+            <w:shd w:fill="FFFFFF"/>
+            <w:tcMar>
+              <w:top w:w="60" w:type="dxa"/>
+              <w:bottom w:w="60" w:type="dxa"/>
+              <w:left w:w="100" w:type="dxa"/>
+              <w:right w:w="100" w:type="dxa"/>
+            </w:tcMar>
+          </w:tcPr>
+          <w:p>
+            <w:r>
+              <w:rPr>
+                <w:rFonts w:ascii="Calibri" w:hAnsi="Calibri"/>
+                <w:color w:val="0F172A"/>
+                <w:sz w:val="18"/>
+              </w:rPr>
+              <w:t>Speculative Decoding and Medusa LLM Serving</w:t>
+            </w:r>
+          </w:p>
+        </w:tc>
+        <w:tc>
+          <w:tcPr>
+            <w:tcW w:type="dxa" w:w="2880"/>
+            <w:shd w:fill="FFFFFF"/>
+            <w:tcMar>
+              <w:top w:w="60" w:type="dxa"/>
+              <w:bottom w:w="60" w:type="dxa"/>
+              <w:left w:w="100" w:type="dxa"/>
+              <w:right w:w="100" w:type="dxa"/>
+            </w:tcMar>
+          </w:tcPr>
+          <w:p>
+            <w:r>
+              <w:rPr>
+                <w:rFonts w:ascii="Calibri" w:hAnsi="Calibri"/>
+                <w:color w:val="0F172A"/>
+                <w:sz w:val="18"/>
+              </w:rPr>
+              <w:t>https://www.youtube.com/results?search_query=Speculative+Decoding+LLM+serving+explained</w:t>
+            </w:r>
+          </w:p>
+        </w:tc>
+      </w:tr>
+      <w:tr>
+        <w:tc>
+          <w:tcPr>
+            <w:tcW w:type="dxa" w:w="2880"/>
+            <w:shd w:fill="F8FAFC"/>
+            <w:tcMar>
+              <w:top w:w="60" w:type="dxa"/>
+              <w:bottom w:w="60" w:type="dxa"/>
+              <w:left w:w="100" w:type="dxa"/>
+              <w:right w:w="100" w:type="dxa"/>
+            </w:tcMar>
+          </w:tcPr>
+          <w:p>
+            <w:r>
+              <w:rPr>
+                <w:rFonts w:ascii="Calibri" w:hAnsi="Calibri"/>
+                <w:color w:val="0F172A"/>
+                <w:sz w:val="18"/>
+              </w:rPr>
+              <w:t>Day 3: Triage &amp; Incident Treatment</w:t>
+            </w:r>
+          </w:p>
+        </w:tc>
+        <w:tc>
+          <w:tcPr>
+            <w:tcW w:type="dxa" w:w="4032"/>
+            <w:shd w:fill="F8FAFC"/>
+            <w:tcMar>
+              <w:top w:w="60" w:type="dxa"/>
+              <w:bottom w:w="60" w:type="dxa"/>
+              <w:left w:w="100" w:type="dxa"/>
+              <w:right w:w="100" w:type="dxa"/>
+            </w:tcMar>
+          </w:tcPr>
+          <w:p>
+            <w:r>
+              <w:rPr>
+                <w:rFonts w:ascii="Calibri" w:hAnsi="Calibri"/>
+                <w:color w:val="0F172A"/>
+                <w:sz w:val="18"/>
+              </w:rPr>
+              <w:t>DSPy MIPRO Prompt Optimization Masterclass</w:t>
+            </w:r>
+          </w:p>
+        </w:tc>
+        <w:tc>
+          <w:tcPr>
+            <w:tcW w:type="dxa" w:w="2880"/>
+            <w:shd w:fill="F8FAFC"/>
+            <w:tcMar>
+              <w:top w:w="60" w:type="dxa"/>
+              <w:bottom w:w="60" w:type="dxa"/>
+              <w:left w:w="100" w:type="dxa"/>
+              <w:right w:w="100" w:type="dxa"/>
+            </w:tcMar>
+          </w:tcPr>
+          <w:p>
+            <w:r>
+              <w:rPr>
+                <w:rFonts w:ascii="Calibri" w:hAnsi="Calibri"/>
+                <w:color w:val="0F172A"/>
+                <w:sz w:val="18"/>
+              </w:rPr>
+              <w:t>https://www.youtube.com/results?search_query=DSPy+prompt+optimization+tutorial</w:t>
+            </w:r>
+          </w:p>
+        </w:tc>
+      </w:tr>
+      <w:tr>
+        <w:tc>
+          <w:tcPr>
+            <w:tcW w:type="dxa" w:w="2880"/>
+            <w:shd w:fill="FFFFFF"/>
+            <w:tcMar>
+              <w:top w:w="60" w:type="dxa"/>
+              <w:bottom w:w="60" w:type="dxa"/>
+              <w:left w:w="100" w:type="dxa"/>
+              <w:right w:w="100" w:type="dxa"/>
+            </w:tcMar>
+          </w:tcPr>
+          <w:p>
+            <w:r>
+              <w:rPr>
+                <w:rFonts w:ascii="Calibri" w:hAnsi="Calibri"/>
+                <w:color w:val="0F172A"/>
+                <w:sz w:val="18"/>
+              </w:rPr>
+              <w:t>Day 4: Real-Time Practice Drills</w:t>
+            </w:r>
+          </w:p>
+        </w:tc>
+        <w:tc>
+          <w:tcPr>
+            <w:tcW w:type="dxa" w:w="4032"/>
+            <w:shd w:fill="FFFFFF"/>
+            <w:tcMar>
+              <w:top w:w="60" w:type="dxa"/>
+              <w:bottom w:w="60" w:type="dxa"/>
+              <w:left w:w="100" w:type="dxa"/>
+              <w:right w:w="100" w:type="dxa"/>
+            </w:tcMar>
+          </w:tcPr>
+          <w:p>
+            <w:r>
+              <w:rPr>
+                <w:rFonts w:ascii="Calibri" w:hAnsi="Calibri"/>
+                <w:color w:val="0F172A"/>
+                <w:sz w:val="18"/>
+              </w:rPr>
+              <w:t>Model Context Protocol (MCP) Anthropic Agentic Tools</w:t>
+            </w:r>
+          </w:p>
+        </w:tc>
+        <w:tc>
+          <w:tcPr>
+            <w:tcW w:type="dxa" w:w="2880"/>
+            <w:shd w:fill="FFFFFF"/>
+            <w:tcMar>
+              <w:top w:w="60" w:type="dxa"/>
+              <w:bottom w:w="60" w:type="dxa"/>
+              <w:left w:w="100" w:type="dxa"/>
+              <w:right w:w="100" w:type="dxa"/>
+            </w:tcMar>
+          </w:tcPr>
+          <w:p>
+            <w:r>
+              <w:rPr>
+                <w:rFonts w:ascii="Calibri" w:hAnsi="Calibri"/>
+                <w:color w:val="0F172A"/>
+                <w:sz w:val="18"/>
+              </w:rPr>
+              <w:t>https://www.youtube.com/results?search_query=Model+Context+Protocol+MCP+Anthropic+tutorial</w:t>
+            </w:r>
+          </w:p>
+        </w:tc>
+      </w:tr>
+      <w:tr>
+        <w:tc>
+          <w:tcPr>
+            <w:tcW w:type="dxa" w:w="2880"/>
+            <w:shd w:fill="F8FAFC"/>
+            <w:tcMar>
+              <w:top w:w="60" w:type="dxa"/>
+              <w:bottom w:w="60" w:type="dxa"/>
+              <w:left w:w="100" w:type="dxa"/>
+              <w:right w:w="100" w:type="dxa"/>
+            </w:tcMar>
+          </w:tcPr>
+          <w:p>
+            <w:r>
+              <w:rPr>
+                <w:rFonts w:ascii="Calibri" w:hAnsi="Calibri"/>
+                <w:color w:val="0F172A"/>
+                <w:sz w:val="18"/>
+              </w:rPr>
+              <w:t>Day 5: Capstone Production Delivery</w:t>
+            </w:r>
+          </w:p>
+        </w:tc>
+        <w:tc>
+          <w:tcPr>
+            <w:tcW w:type="dxa" w:w="4032"/>
+            <w:shd w:fill="F8FAFC"/>
+            <w:tcMar>
+              <w:top w:w="60" w:type="dxa"/>
+              <w:bottom w:w="60" w:type="dxa"/>
+              <w:left w:w="100" w:type="dxa"/>
+              <w:right w:w="100" w:type="dxa"/>
+            </w:tcMar>
+          </w:tcPr>
+          <w:p>
+            <w:r>
+              <w:rPr>
+                <w:rFonts w:ascii="Calibri" w:hAnsi="Calibri"/>
+                <w:color w:val="0F172A"/>
+                <w:sz w:val="18"/>
+              </w:rPr>
+              <w:t>Building Production Multi-Agent Systems (LangGraph / AutoGen)</w:t>
+            </w:r>
+          </w:p>
+        </w:tc>
+        <w:tc>
+          <w:tcPr>
+            <w:tcW w:type="dxa" w:w="2880"/>
+            <w:shd w:fill="F8FAFC"/>
+            <w:tcMar>
+              <w:top w:w="60" w:type="dxa"/>
+              <w:bottom w:w="60" w:type="dxa"/>
+              <w:left w:w="100" w:type="dxa"/>
+              <w:right w:w="100" w:type="dxa"/>
+            </w:tcMar>
+          </w:tcPr>
+          <w:p>
+            <w:r>
+              <w:rPr>
+                <w:rFonts w:ascii="Calibri" w:hAnsi="Calibri"/>
+                <w:color w:val="0F172A"/>
+                <w:sz w:val="18"/>
+              </w:rPr>
+              <w:t>https://www.youtube.com/results?search_query=LangGraph+multi+agent+production+tutorial</w:t>
+            </w:r>
+          </w:p>
+        </w:tc>
+      </w:tr>
+    </w:tbl>
+    <w:p/>
+    <w:p>
+      <w:pPr>
+        <w:pStyle w:val="Heading3"/>
+      </w:pPr>
+      <w:r>
+        <w:t>Track 2: SRE, Kernel Telemetry &amp; Observability</w:t>
+      </w:r>
+    </w:p>
+    <w:tbl>
+      <w:tblPr>
+        <w:tblW w:type="auto" w:w="0"/>
+        <w:jc w:val="center"/>
+        <w:tblLayout w:type="fixed"/>
+        <w:tblLook w:firstColumn="1" w:firstRow="1" w:lastColumn="0" w:lastRow="0" w:noHBand="0" w:noVBand="1" w:val="04A0"/>
+      </w:tblPr>
+      <w:tblGrid>
+        <w:gridCol w:w="3312"/>
+        <w:gridCol w:w="3312"/>
+        <w:gridCol w:w="3312"/>
+      </w:tblGrid>
+      <w:tr>
+        <w:tc>
+          <w:tcPr>
+            <w:tcW w:type="dxa" w:w="2880"/>
+            <w:shd w:fill="1E293B"/>
+            <w:tcMar>
+              <w:top w:w="80" w:type="dxa"/>
+              <w:bottom w:w="80" w:type="dxa"/>
+              <w:left w:w="100" w:type="dxa"/>
+              <w:right w:w="100" w:type="dxa"/>
+            </w:tcMar>
+          </w:tcPr>
+          <w:p>
+            <w:r>
+              <w:rPr>
+                <w:rFonts w:ascii="Calibri" w:hAnsi="Calibri"/>
+                <w:b/>
+                <w:color w:val="F8FAFC"/>
+                <w:sz w:val="19"/>
+              </w:rPr>
+              <w:t>Curriculum Day</w:t>
+            </w:r>
+          </w:p>
+        </w:tc>
+        <w:tc>
+          <w:tcPr>
+            <w:tcW w:type="dxa" w:w="4032"/>
+            <w:shd w:fill="1E293B"/>
+            <w:tcMar>
+              <w:top w:w="80" w:type="dxa"/>
+              <w:bottom w:w="80" w:type="dxa"/>
+              <w:left w:w="100" w:type="dxa"/>
+              <w:right w:w="100" w:type="dxa"/>
+            </w:tcMar>
+          </w:tcPr>
+          <w:p>
+            <w:r>
+              <w:rPr>
+                <w:rFonts w:ascii="Calibri" w:hAnsi="Calibri"/>
+                <w:b/>
+                <w:color w:val="F8FAFC"/>
+                <w:sz w:val="19"/>
+              </w:rPr>
+              <w:t>Curated YouTube Video Subject</w:t>
+            </w:r>
+          </w:p>
+        </w:tc>
+        <w:tc>
+          <w:tcPr>
+            <w:tcW w:type="dxa" w:w="2880"/>
+            <w:shd w:fill="1E293B"/>
+            <w:tcMar>
+              <w:top w:w="80" w:type="dxa"/>
+              <w:bottom w:w="80" w:type="dxa"/>
+              <w:left w:w="100" w:type="dxa"/>
+              <w:right w:w="100" w:type="dxa"/>
+            </w:tcMar>
+          </w:tcPr>
+          <w:p>
+            <w:r>
+              <w:rPr>
+                <w:rFonts w:ascii="Calibri" w:hAnsi="Calibri"/>
+                <w:b/>
+                <w:color w:val="F8FAFC"/>
+                <w:sz w:val="19"/>
+              </w:rPr>
+              <w:t>Direct Video Search Link</w:t>
+            </w:r>
+          </w:p>
+        </w:tc>
+      </w:tr>
+      <w:tr>
+        <w:tc>
+          <w:tcPr>
+            <w:tcW w:type="dxa" w:w="2880"/>
+            <w:shd w:fill="F8FAFC"/>
+            <w:tcMar>
+              <w:top w:w="60" w:type="dxa"/>
+              <w:bottom w:w="60" w:type="dxa"/>
+              <w:left w:w="100" w:type="dxa"/>
+              <w:right w:w="100" w:type="dxa"/>
+            </w:tcMar>
+          </w:tcPr>
+          <w:p>
+            <w:r>
+              <w:rPr>
+                <w:rFonts w:ascii="Calibri" w:hAnsi="Calibri"/>
+                <w:color w:val="0F172A"/>
+                <w:sz w:val="18"/>
+              </w:rPr>
+              <w:t>Day 1: Architecture &amp; Mental Models</w:t>
+            </w:r>
+          </w:p>
+        </w:tc>
+        <w:tc>
+          <w:tcPr>
+            <w:tcW w:type="dxa" w:w="4032"/>
+            <w:shd w:fill="F8FAFC"/>
+            <w:tcMar>
+              <w:top w:w="60" w:type="dxa"/>
+              <w:bottom w:w="60" w:type="dxa"/>
+              <w:left w:w="100" w:type="dxa"/>
+              <w:right w:w="100" w:type="dxa"/>
+            </w:tcMar>
+          </w:tcPr>
+          <w:p>
+            <w:r>
+              <w:rPr>
+                <w:rFonts w:ascii="Calibri" w:hAnsi="Calibri"/>
+                <w:color w:val="0F172A"/>
+                <w:sz w:val="18"/>
+              </w:rPr>
+              <w:t>eBPF In-Kernel Performance Profiling (Brendan Gregg)</w:t>
+            </w:r>
+          </w:p>
+        </w:tc>
+        <w:tc>
+          <w:tcPr>
+            <w:tcW w:type="dxa" w:w="2880"/>
+            <w:shd w:fill="F8FAFC"/>
+            <w:tcMar>
+              <w:top w:w="60" w:type="dxa"/>
+              <w:bottom w:w="60" w:type="dxa"/>
+              <w:left w:w="100" w:type="dxa"/>
+              <w:right w:w="100" w:type="dxa"/>
+            </w:tcMar>
+          </w:tcPr>
+          <w:p>
+            <w:r>
+              <w:rPr>
+                <w:rFonts w:ascii="Calibri" w:hAnsi="Calibri"/>
+                <w:color w:val="0F172A"/>
+                <w:sz w:val="18"/>
+              </w:rPr>
+              <w:t>https://www.youtube.com/results?search_query=Brendan+Gregg+eBPF+profiling+tutorial</w:t>
+            </w:r>
+          </w:p>
+        </w:tc>
+      </w:tr>
+      <w:tr>
+        <w:tc>
+          <w:tcPr>
+            <w:tcW w:type="dxa" w:w="2880"/>
+            <w:shd w:fill="FFFFFF"/>
+            <w:tcMar>
+              <w:top w:w="60" w:type="dxa"/>
+              <w:bottom w:w="60" w:type="dxa"/>
+              <w:left w:w="100" w:type="dxa"/>
+              <w:right w:w="100" w:type="dxa"/>
+            </w:tcMar>
+          </w:tcPr>
+          <w:p>
+            <w:r>
+              <w:rPr>
+                <w:rFonts w:ascii="Calibri" w:hAnsi="Calibri"/>
+                <w:color w:val="0F172A"/>
+                <w:sz w:val="18"/>
+              </w:rPr>
+              <w:t>Day 2: Declarative Setup &amp; Config</w:t>
+            </w:r>
+          </w:p>
+        </w:tc>
+        <w:tc>
+          <w:tcPr>
+            <w:tcW w:type="dxa" w:w="4032"/>
+            <w:shd w:fill="FFFFFF"/>
+            <w:tcMar>
+              <w:top w:w="60" w:type="dxa"/>
+              <w:bottom w:w="60" w:type="dxa"/>
+              <w:left w:w="100" w:type="dxa"/>
+              <w:right w:w="100" w:type="dxa"/>
+            </w:tcMar>
+          </w:tcPr>
+          <w:p>
+            <w:r>
+              <w:rPr>
+                <w:rFonts w:ascii="Calibri" w:hAnsi="Calibri"/>
+                <w:color w:val="0F172A"/>
+                <w:sz w:val="18"/>
+              </w:rPr>
+              <w:t>OpenTelemetry Distributed Tracing &amp; Collector Architecture</w:t>
+            </w:r>
+          </w:p>
+        </w:tc>
+        <w:tc>
+          <w:tcPr>
+            <w:tcW w:type="dxa" w:w="2880"/>
+            <w:shd w:fill="FFFFFF"/>
+            <w:tcMar>
+              <w:top w:w="60" w:type="dxa"/>
+              <w:bottom w:w="60" w:type="dxa"/>
+              <w:left w:w="100" w:type="dxa"/>
+              <w:right w:w="100" w:type="dxa"/>
+            </w:tcMar>
+          </w:tcPr>
+          <w:p>
+            <w:r>
+              <w:rPr>
+                <w:rFonts w:ascii="Calibri" w:hAnsi="Calibri"/>
+                <w:color w:val="0F172A"/>
+                <w:sz w:val="18"/>
+              </w:rPr>
+              <w:t>https://www.youtube.com/results?search_query=OpenTelemetry+distributed+tracing+collector+tutorial</w:t>
+            </w:r>
+          </w:p>
+        </w:tc>
+      </w:tr>
+      <w:tr>
+        <w:tc>
+          <w:tcPr>
+            <w:tcW w:type="dxa" w:w="2880"/>
+            <w:shd w:fill="F8FAFC"/>
+            <w:tcMar>
+              <w:top w:w="60" w:type="dxa"/>
+              <w:bottom w:w="60" w:type="dxa"/>
+              <w:left w:w="100" w:type="dxa"/>
+              <w:right w:w="100" w:type="dxa"/>
+            </w:tcMar>
+          </w:tcPr>
+          <w:p>
+            <w:r>
+              <w:rPr>
+                <w:rFonts w:ascii="Calibri" w:hAnsi="Calibri"/>
+                <w:color w:val="0F172A"/>
+                <w:sz w:val="18"/>
+              </w:rPr>
+              <w:t>Day 3: Triage &amp; Incident Treatment</w:t>
+            </w:r>
+          </w:p>
+        </w:tc>
+        <w:tc>
+          <w:tcPr>
+            <w:tcW w:type="dxa" w:w="4032"/>
+            <w:shd w:fill="F8FAFC"/>
+            <w:tcMar>
+              <w:top w:w="60" w:type="dxa"/>
+              <w:bottom w:w="60" w:type="dxa"/>
+              <w:left w:w="100" w:type="dxa"/>
+              <w:right w:w="100" w:type="dxa"/>
+            </w:tcMar>
+          </w:tcPr>
+          <w:p>
+            <w:r>
+              <w:rPr>
+                <w:rFonts w:ascii="Calibri" w:hAnsi="Calibri"/>
+                <w:color w:val="0F172A"/>
+                <w:sz w:val="18"/>
+              </w:rPr>
+              <w:t>Falco Runtime Security &amp; eBPF Threat Detection</w:t>
+            </w:r>
+          </w:p>
+        </w:tc>
+        <w:tc>
+          <w:tcPr>
+            <w:tcW w:type="dxa" w:w="2880"/>
+            <w:shd w:fill="F8FAFC"/>
+            <w:tcMar>
+              <w:top w:w="60" w:type="dxa"/>
+              <w:bottom w:w="60" w:type="dxa"/>
+              <w:left w:w="100" w:type="dxa"/>
+              <w:right w:w="100" w:type="dxa"/>
+            </w:tcMar>
+          </w:tcPr>
+          <w:p>
+            <w:r>
+              <w:rPr>
+                <w:rFonts w:ascii="Calibri" w:hAnsi="Calibri"/>
+                <w:color w:val="0F172A"/>
+                <w:sz w:val="18"/>
+              </w:rPr>
+              <w:t>https://www.youtube.com/results?search_query=Falco+eBPF+Kubernetes+runtime+security</w:t>
+            </w:r>
+          </w:p>
+        </w:tc>
+      </w:tr>
+      <w:tr>
+        <w:tc>
+          <w:tcPr>
+            <w:tcW w:type="dxa" w:w="2880"/>
+            <w:shd w:fill="FFFFFF"/>
+            <w:tcMar>
+              <w:top w:w="60" w:type="dxa"/>
+              <w:bottom w:w="60" w:type="dxa"/>
+              <w:left w:w="100" w:type="dxa"/>
+              <w:right w:w="100" w:type="dxa"/>
+            </w:tcMar>
+          </w:tcPr>
+          <w:p>
+            <w:r>
+              <w:rPr>
+                <w:rFonts w:ascii="Calibri" w:hAnsi="Calibri"/>
+                <w:color w:val="0F172A"/>
+                <w:sz w:val="18"/>
+              </w:rPr>
+              <w:t>Day 4: Real-Time Practice Drills</w:t>
+            </w:r>
+          </w:p>
+        </w:tc>
+        <w:tc>
+          <w:tcPr>
+            <w:tcW w:type="dxa" w:w="4032"/>
+            <w:shd w:fill="FFFFFF"/>
+            <w:tcMar>
+              <w:top w:w="60" w:type="dxa"/>
+              <w:bottom w:w="60" w:type="dxa"/>
+              <w:left w:w="100" w:type="dxa"/>
+              <w:right w:w="100" w:type="dxa"/>
+            </w:tcMar>
+          </w:tcPr>
+          <w:p>
+            <w:r>
+              <w:rPr>
+                <w:rFonts w:ascii="Calibri" w:hAnsi="Calibri"/>
+                <w:color w:val="0F172A"/>
+                <w:sz w:val="18"/>
+              </w:rPr>
+              <w:t>Prometheus PromQL &amp; Grafana SRE Golden Signals</w:t>
+            </w:r>
+          </w:p>
+        </w:tc>
+        <w:tc>
+          <w:tcPr>
+            <w:tcW w:type="dxa" w:w="2880"/>
+            <w:shd w:fill="FFFFFF"/>
+            <w:tcMar>
+              <w:top w:w="60" w:type="dxa"/>
+              <w:bottom w:w="60" w:type="dxa"/>
+              <w:left w:w="100" w:type="dxa"/>
+              <w:right w:w="100" w:type="dxa"/>
+            </w:tcMar>
+          </w:tcPr>
+          <w:p>
+            <w:r>
+              <w:rPr>
+                <w:rFonts w:ascii="Calibri" w:hAnsi="Calibri"/>
+                <w:color w:val="0F172A"/>
+                <w:sz w:val="18"/>
+              </w:rPr>
+              <w:t>https://www.youtube.com/results?search_query=Prometheus+PromQL+SRE+golden+signals+tutorial</w:t>
+            </w:r>
+          </w:p>
+        </w:tc>
+      </w:tr>
+      <w:tr>
+        <w:tc>
+          <w:tcPr>
+            <w:tcW w:type="dxa" w:w="2880"/>
+            <w:shd w:fill="F8FAFC"/>
+            <w:tcMar>
+              <w:top w:w="60" w:type="dxa"/>
+              <w:bottom w:w="60" w:type="dxa"/>
+              <w:left w:w="100" w:type="dxa"/>
+              <w:right w:w="100" w:type="dxa"/>
+            </w:tcMar>
+          </w:tcPr>
+          <w:p>
+            <w:r>
+              <w:rPr>
+                <w:rFonts w:ascii="Calibri" w:hAnsi="Calibri"/>
+                <w:color w:val="0F172A"/>
+                <w:sz w:val="18"/>
+              </w:rPr>
+              <w:t>Day 5: Capstone Production Delivery</w:t>
+            </w:r>
+          </w:p>
+        </w:tc>
+        <w:tc>
+          <w:tcPr>
+            <w:tcW w:type="dxa" w:w="4032"/>
+            <w:shd w:fill="F8FAFC"/>
+            <w:tcMar>
+              <w:top w:w="60" w:type="dxa"/>
+              <w:bottom w:w="60" w:type="dxa"/>
+              <w:left w:w="100" w:type="dxa"/>
+              <w:right w:w="100" w:type="dxa"/>
+            </w:tcMar>
+          </w:tcPr>
+          <w:p>
+            <w:r>
+              <w:rPr>
+                <w:rFonts w:ascii="Calibri" w:hAnsi="Calibri"/>
+                <w:color w:val="0F172A"/>
+                <w:sz w:val="18"/>
+              </w:rPr>
+              <w:t>USENIX SREcon Production Incident Postmortems</w:t>
+            </w:r>
+          </w:p>
+        </w:tc>
+        <w:tc>
+          <w:tcPr>
+            <w:tcW w:type="dxa" w:w="2880"/>
+            <w:shd w:fill="F8FAFC"/>
+            <w:tcMar>
+              <w:top w:w="60" w:type="dxa"/>
+              <w:bottom w:w="60" w:type="dxa"/>
+              <w:left w:w="100" w:type="dxa"/>
+              <w:right w:w="100" w:type="dxa"/>
+            </w:tcMar>
+          </w:tcPr>
+          <w:p>
+            <w:r>
+              <w:rPr>
+                <w:rFonts w:ascii="Calibri" w:hAnsi="Calibri"/>
+                <w:color w:val="0F172A"/>
+                <w:sz w:val="18"/>
+              </w:rPr>
+              <w:t>https://www.youtube.com/results?search_query=SREcon+incident+postmortem+outage+analysis</w:t>
+            </w:r>
+          </w:p>
+        </w:tc>
+      </w:tr>
+    </w:tbl>
+    <w:p/>
+    <w:p>
+      <w:pPr>
+        <w:pStyle w:val="Heading3"/>
+      </w:pPr>
+      <w:r>
+        <w:t>Track 3: Cloud Infrastructure &amp; Kubernetes Platforms</w:t>
+      </w:r>
+    </w:p>
+    <w:tbl>
+      <w:tblPr>
+        <w:tblW w:type="auto" w:w="0"/>
+        <w:jc w:val="center"/>
+        <w:tblLayout w:type="fixed"/>
+        <w:tblLook w:firstColumn="1" w:firstRow="1" w:lastColumn="0" w:lastRow="0" w:noHBand="0" w:noVBand="1" w:val="04A0"/>
+      </w:tblPr>
+      <w:tblGrid>
+        <w:gridCol w:w="3312"/>
+        <w:gridCol w:w="3312"/>
+        <w:gridCol w:w="3312"/>
+      </w:tblGrid>
+      <w:tr>
+        <w:tc>
+          <w:tcPr>
+            <w:tcW w:type="dxa" w:w="2880"/>
+            <w:shd w:fill="1E293B"/>
+            <w:tcMar>
+              <w:top w:w="80" w:type="dxa"/>
+              <w:bottom w:w="80" w:type="dxa"/>
+              <w:left w:w="100" w:type="dxa"/>
+              <w:right w:w="100" w:type="dxa"/>
+            </w:tcMar>
+          </w:tcPr>
+          <w:p>
+            <w:r>
+              <w:rPr>
+                <w:rFonts w:ascii="Calibri" w:hAnsi="Calibri"/>
+                <w:b/>
+                <w:color w:val="F8FAFC"/>
+                <w:sz w:val="19"/>
+              </w:rPr>
+              <w:t>Curriculum Day</w:t>
+            </w:r>
+          </w:p>
+        </w:tc>
+        <w:tc>
+          <w:tcPr>
+            <w:tcW w:type="dxa" w:w="4032"/>
+            <w:shd w:fill="1E293B"/>
+            <w:tcMar>
+              <w:top w:w="80" w:type="dxa"/>
+              <w:bottom w:w="80" w:type="dxa"/>
+              <w:left w:w="100" w:type="dxa"/>
+              <w:right w:w="100" w:type="dxa"/>
+            </w:tcMar>
+          </w:tcPr>
+          <w:p>
+            <w:r>
+              <w:rPr>
+                <w:rFonts w:ascii="Calibri" w:hAnsi="Calibri"/>
+                <w:b/>
+                <w:color w:val="F8FAFC"/>
+                <w:sz w:val="19"/>
+              </w:rPr>
+              <w:t>Curated YouTube Video Subject</w:t>
+            </w:r>
+          </w:p>
+        </w:tc>
+        <w:tc>
+          <w:tcPr>
+            <w:tcW w:type="dxa" w:w="2880"/>
+            <w:shd w:fill="1E293B"/>
+            <w:tcMar>
+              <w:top w:w="80" w:type="dxa"/>
+              <w:bottom w:w="80" w:type="dxa"/>
+              <w:left w:w="100" w:type="dxa"/>
+              <w:right w:w="100" w:type="dxa"/>
+            </w:tcMar>
+          </w:tcPr>
+          <w:p>
+            <w:r>
+              <w:rPr>
+                <w:rFonts w:ascii="Calibri" w:hAnsi="Calibri"/>
+                <w:b/>
+                <w:color w:val="F8FAFC"/>
+                <w:sz w:val="19"/>
+              </w:rPr>
+              <w:t>Direct Video Search Link</w:t>
+            </w:r>
+          </w:p>
+        </w:tc>
+      </w:tr>
+      <w:tr>
+        <w:tc>
+          <w:tcPr>
+            <w:tcW w:type="dxa" w:w="2880"/>
+            <w:shd w:fill="F8FAFC"/>
+            <w:tcMar>
+              <w:top w:w="60" w:type="dxa"/>
+              <w:bottom w:w="60" w:type="dxa"/>
+              <w:left w:w="100" w:type="dxa"/>
+              <w:right w:w="100" w:type="dxa"/>
+            </w:tcMar>
+          </w:tcPr>
+          <w:p>
+            <w:r>
+              <w:rPr>
+                <w:rFonts w:ascii="Calibri" w:hAnsi="Calibri"/>
+                <w:color w:val="0F172A"/>
+                <w:sz w:val="18"/>
+              </w:rPr>
+              <w:t>Day 1: Architecture &amp; Mental Models</w:t>
+            </w:r>
+          </w:p>
+        </w:tc>
+        <w:tc>
+          <w:tcPr>
+            <w:tcW w:type="dxa" w:w="4032"/>
+            <w:shd w:fill="F8FAFC"/>
+            <w:tcMar>
+              <w:top w:w="60" w:type="dxa"/>
+              <w:bottom w:w="60" w:type="dxa"/>
+              <w:left w:w="100" w:type="dxa"/>
+              <w:right w:w="100" w:type="dxa"/>
+            </w:tcMar>
+          </w:tcPr>
+          <w:p>
+            <w:r>
+              <w:rPr>
+                <w:rFonts w:ascii="Calibri" w:hAnsi="Calibri"/>
+                <w:color w:val="0F172A"/>
+                <w:sz w:val="18"/>
+              </w:rPr>
+              <w:t>Terraform Enterprise Modular Architecture &amp; State Locking</w:t>
+            </w:r>
+          </w:p>
+        </w:tc>
+        <w:tc>
+          <w:tcPr>
+            <w:tcW w:type="dxa" w:w="2880"/>
+            <w:shd w:fill="F8FAFC"/>
+            <w:tcMar>
+              <w:top w:w="60" w:type="dxa"/>
+              <w:bottom w:w="60" w:type="dxa"/>
+              <w:left w:w="100" w:type="dxa"/>
+              <w:right w:w="100" w:type="dxa"/>
+            </w:tcMar>
+          </w:tcPr>
+          <w:p>
+            <w:r>
+              <w:rPr>
+                <w:rFonts w:ascii="Calibri" w:hAnsi="Calibri"/>
+                <w:color w:val="0F172A"/>
+                <w:sz w:val="18"/>
+              </w:rPr>
+              <w:t>https://www.youtube.com/results?search_query=Terraform+modular+architecture+best+practices</w:t>
+            </w:r>
+          </w:p>
+        </w:tc>
+      </w:tr>
+      <w:tr>
+        <w:tc>
+          <w:tcPr>
+            <w:tcW w:type="dxa" w:w="2880"/>
+            <w:shd w:fill="FFFFFF"/>
+            <w:tcMar>
+              <w:top w:w="60" w:type="dxa"/>
+              <w:bottom w:w="60" w:type="dxa"/>
+              <w:left w:w="100" w:type="dxa"/>
+              <w:right w:w="100" w:type="dxa"/>
+            </w:tcMar>
+          </w:tcPr>
+          <w:p>
+            <w:r>
+              <w:rPr>
+                <w:rFonts w:ascii="Calibri" w:hAnsi="Calibri"/>
+                <w:color w:val="0F172A"/>
+                <w:sz w:val="18"/>
+              </w:rPr>
+              <w:t>Day 2: Declarative Setup &amp; Config</w:t>
+            </w:r>
+          </w:p>
+        </w:tc>
+        <w:tc>
+          <w:tcPr>
+            <w:tcW w:type="dxa" w:w="4032"/>
+            <w:shd w:fill="FFFFFF"/>
+            <w:tcMar>
+              <w:top w:w="60" w:type="dxa"/>
+              <w:bottom w:w="60" w:type="dxa"/>
+              <w:left w:w="100" w:type="dxa"/>
+              <w:right w:w="100" w:type="dxa"/>
+            </w:tcMar>
+          </w:tcPr>
+          <w:p>
+            <w:r>
+              <w:rPr>
+                <w:rFonts w:ascii="Calibri" w:hAnsi="Calibri"/>
+                <w:color w:val="0F172A"/>
+                <w:sz w:val="18"/>
+              </w:rPr>
+              <w:t>AWS Karpenter vs Cluster Autoscaler Kubernetes Deep Dive</w:t>
+            </w:r>
+          </w:p>
+        </w:tc>
+        <w:tc>
+          <w:tcPr>
+            <w:tcW w:type="dxa" w:w="2880"/>
+            <w:shd w:fill="FFFFFF"/>
+            <w:tcMar>
+              <w:top w:w="60" w:type="dxa"/>
+              <w:bottom w:w="60" w:type="dxa"/>
+              <w:left w:w="100" w:type="dxa"/>
+              <w:right w:w="100" w:type="dxa"/>
+            </w:tcMar>
+          </w:tcPr>
+          <w:p>
+            <w:r>
+              <w:rPr>
+                <w:rFonts w:ascii="Calibri" w:hAnsi="Calibri"/>
+                <w:color w:val="0F172A"/>
+                <w:sz w:val="18"/>
+              </w:rPr>
+              <w:t>https://www.youtube.com/results?search_query=AWS+Karpenter+Kubernetes+autoscaling+deep+dive</w:t>
+            </w:r>
+          </w:p>
+        </w:tc>
+      </w:tr>
+      <w:tr>
+        <w:tc>
+          <w:tcPr>
+            <w:tcW w:type="dxa" w:w="2880"/>
+            <w:shd w:fill="F8FAFC"/>
+            <w:tcMar>
+              <w:top w:w="60" w:type="dxa"/>
+              <w:bottom w:w="60" w:type="dxa"/>
+              <w:left w:w="100" w:type="dxa"/>
+              <w:right w:w="100" w:type="dxa"/>
+            </w:tcMar>
+          </w:tcPr>
+          <w:p>
+            <w:r>
+              <w:rPr>
+                <w:rFonts w:ascii="Calibri" w:hAnsi="Calibri"/>
+                <w:color w:val="0F172A"/>
+                <w:sz w:val="18"/>
+              </w:rPr>
+              <w:t>Day 3: Triage &amp; Incident Treatment</w:t>
+            </w:r>
+          </w:p>
+        </w:tc>
+        <w:tc>
+          <w:tcPr>
+            <w:tcW w:type="dxa" w:w="4032"/>
+            <w:shd w:fill="F8FAFC"/>
+            <w:tcMar>
+              <w:top w:w="60" w:type="dxa"/>
+              <w:bottom w:w="60" w:type="dxa"/>
+              <w:left w:w="100" w:type="dxa"/>
+              <w:right w:w="100" w:type="dxa"/>
+            </w:tcMar>
+          </w:tcPr>
+          <w:p>
+            <w:r>
+              <w:rPr>
+                <w:rFonts w:ascii="Calibri" w:hAnsi="Calibri"/>
+                <w:color w:val="0F172A"/>
+                <w:sz w:val="18"/>
+              </w:rPr>
+              <w:t>KEDA Event-Driven Autoscaling Kubernetes</w:t>
+            </w:r>
+          </w:p>
+        </w:tc>
+        <w:tc>
+          <w:tcPr>
+            <w:tcW w:type="dxa" w:w="2880"/>
+            <w:shd w:fill="F8FAFC"/>
+            <w:tcMar>
+              <w:top w:w="60" w:type="dxa"/>
+              <w:bottom w:w="60" w:type="dxa"/>
+              <w:left w:w="100" w:type="dxa"/>
+              <w:right w:w="100" w:type="dxa"/>
+            </w:tcMar>
+          </w:tcPr>
+          <w:p>
+            <w:r>
+              <w:rPr>
+                <w:rFonts w:ascii="Calibri" w:hAnsi="Calibri"/>
+                <w:color w:val="0F172A"/>
+                <w:sz w:val="18"/>
+              </w:rPr>
+              <w:t>https://www.youtube.com/results?search_query=KEDA+Kubernetes+event+driven+autoscaling</w:t>
+            </w:r>
+          </w:p>
+        </w:tc>
+      </w:tr>
+      <w:tr>
+        <w:tc>
+          <w:tcPr>
+            <w:tcW w:type="dxa" w:w="2880"/>
+            <w:shd w:fill="FFFFFF"/>
+            <w:tcMar>
+              <w:top w:w="60" w:type="dxa"/>
+              <w:bottom w:w="60" w:type="dxa"/>
+              <w:left w:w="100" w:type="dxa"/>
+              <w:right w:w="100" w:type="dxa"/>
+            </w:tcMar>
+          </w:tcPr>
+          <w:p>
+            <w:r>
+              <w:rPr>
+                <w:rFonts w:ascii="Calibri" w:hAnsi="Calibri"/>
+                <w:color w:val="0F172A"/>
+                <w:sz w:val="18"/>
+              </w:rPr>
+              <w:t>Day 4: Real-Time Practice Drills</w:t>
+            </w:r>
+          </w:p>
+        </w:tc>
+        <w:tc>
+          <w:tcPr>
+            <w:tcW w:type="dxa" w:w="4032"/>
+            <w:shd w:fill="FFFFFF"/>
+            <w:tcMar>
+              <w:top w:w="60" w:type="dxa"/>
+              <w:bottom w:w="60" w:type="dxa"/>
+              <w:left w:w="100" w:type="dxa"/>
+              <w:right w:w="100" w:type="dxa"/>
+            </w:tcMar>
+          </w:tcPr>
+          <w:p>
+            <w:r>
+              <w:rPr>
+                <w:rFonts w:ascii="Calibri" w:hAnsi="Calibri"/>
+                <w:color w:val="0F172A"/>
+                <w:sz w:val="18"/>
+              </w:rPr>
+              <w:t>Cilium eBPF CNI &amp; Zero-Trust Network Policies</w:t>
+            </w:r>
+          </w:p>
+        </w:tc>
+        <w:tc>
+          <w:tcPr>
+            <w:tcW w:type="dxa" w:w="2880"/>
+            <w:shd w:fill="FFFFFF"/>
+            <w:tcMar>
+              <w:top w:w="60" w:type="dxa"/>
+              <w:bottom w:w="60" w:type="dxa"/>
+              <w:left w:w="100" w:type="dxa"/>
+              <w:right w:w="100" w:type="dxa"/>
+            </w:tcMar>
+          </w:tcPr>
+          <w:p>
+            <w:r>
+              <w:rPr>
+                <w:rFonts w:ascii="Calibri" w:hAnsi="Calibri"/>
+                <w:color w:val="0F172A"/>
+                <w:sz w:val="18"/>
+              </w:rPr>
+              <w:t>https://www.youtube.com/results?search_query=Cilium+eBPF+Kubernetes+networking+tutorial</w:t>
+            </w:r>
+          </w:p>
+        </w:tc>
+      </w:tr>
+      <w:tr>
+        <w:tc>
+          <w:tcPr>
+            <w:tcW w:type="dxa" w:w="2880"/>
+            <w:shd w:fill="F8FAFC"/>
+            <w:tcMar>
+              <w:top w:w="60" w:type="dxa"/>
+              <w:bottom w:w="60" w:type="dxa"/>
+              <w:left w:w="100" w:type="dxa"/>
+              <w:right w:w="100" w:type="dxa"/>
+            </w:tcMar>
+          </w:tcPr>
+          <w:p>
+            <w:r>
+              <w:rPr>
+                <w:rFonts w:ascii="Calibri" w:hAnsi="Calibri"/>
+                <w:color w:val="0F172A"/>
+                <w:sz w:val="18"/>
+              </w:rPr>
+              <w:t>Day 5: Capstone Production Delivery</w:t>
+            </w:r>
+          </w:p>
+        </w:tc>
+        <w:tc>
+          <w:tcPr>
+            <w:tcW w:type="dxa" w:w="4032"/>
+            <w:shd w:fill="F8FAFC"/>
+            <w:tcMar>
+              <w:top w:w="60" w:type="dxa"/>
+              <w:bottom w:w="60" w:type="dxa"/>
+              <w:left w:w="100" w:type="dxa"/>
+              <w:right w:w="100" w:type="dxa"/>
+            </w:tcMar>
+          </w:tcPr>
+          <w:p>
+            <w:r>
+              <w:rPr>
+                <w:rFonts w:ascii="Calibri" w:hAnsi="Calibri"/>
+                <w:color w:val="0F172A"/>
+                <w:sz w:val="18"/>
+              </w:rPr>
+              <w:t>Kubernetes Multi-Region High Availability Production Cluster</w:t>
+            </w:r>
+          </w:p>
+        </w:tc>
+        <w:tc>
+          <w:tcPr>
+            <w:tcW w:type="dxa" w:w="2880"/>
+            <w:shd w:fill="F8FAFC"/>
+            <w:tcMar>
+              <w:top w:w="60" w:type="dxa"/>
+              <w:bottom w:w="60" w:type="dxa"/>
+              <w:left w:w="100" w:type="dxa"/>
+              <w:right w:w="100" w:type="dxa"/>
+            </w:tcMar>
+          </w:tcPr>
+          <w:p>
+            <w:r>
+              <w:rPr>
+                <w:rFonts w:ascii="Calibri" w:hAnsi="Calibri"/>
+                <w:color w:val="0F172A"/>
+                <w:sz w:val="18"/>
+              </w:rPr>
+              <w:t>https://www.youtube.com/results?search_query=Kubernetes+multi+region+high+availability+architecture</w:t>
+            </w:r>
+          </w:p>
+        </w:tc>
+      </w:tr>
+    </w:tbl>
+    <w:p/>
+    <w:p>
+      <w:pPr>
+        <w:pStyle w:val="Heading3"/>
+      </w:pPr>
+      <w:r>
+        <w:t>Track 4: DevSecOps &amp; Zero-Trust Governance</w:t>
+      </w:r>
+    </w:p>
+    <w:tbl>
+      <w:tblPr>
+        <w:tblW w:type="auto" w:w="0"/>
+        <w:jc w:val="center"/>
+        <w:tblLayout w:type="fixed"/>
+        <w:tblLook w:firstColumn="1" w:firstRow="1" w:lastColumn="0" w:lastRow="0" w:noHBand="0" w:noVBand="1" w:val="04A0"/>
+      </w:tblPr>
+      <w:tblGrid>
+        <w:gridCol w:w="3312"/>
+        <w:gridCol w:w="3312"/>
+        <w:gridCol w:w="3312"/>
+      </w:tblGrid>
+      <w:tr>
+        <w:tc>
+          <w:tcPr>
+            <w:tcW w:type="dxa" w:w="2880"/>
+            <w:shd w:fill="1E293B"/>
+            <w:tcMar>
+              <w:top w:w="80" w:type="dxa"/>
+              <w:bottom w:w="80" w:type="dxa"/>
+              <w:left w:w="100" w:type="dxa"/>
+              <w:right w:w="100" w:type="dxa"/>
+            </w:tcMar>
+          </w:tcPr>
+          <w:p>
+            <w:r>
+              <w:rPr>
+                <w:rFonts w:ascii="Calibri" w:hAnsi="Calibri"/>
+                <w:b/>
+                <w:color w:val="F8FAFC"/>
+                <w:sz w:val="19"/>
+              </w:rPr>
+              <w:t>Curriculum Day</w:t>
+            </w:r>
+          </w:p>
+        </w:tc>
+        <w:tc>
+          <w:tcPr>
+            <w:tcW w:type="dxa" w:w="4032"/>
+            <w:shd w:fill="1E293B"/>
+            <w:tcMar>
+              <w:top w:w="80" w:type="dxa"/>
+              <w:bottom w:w="80" w:type="dxa"/>
+              <w:left w:w="100" w:type="dxa"/>
+              <w:right w:w="100" w:type="dxa"/>
+            </w:tcMar>
+          </w:tcPr>
+          <w:p>
+            <w:r>
+              <w:rPr>
+                <w:rFonts w:ascii="Calibri" w:hAnsi="Calibri"/>
+                <w:b/>
+                <w:color w:val="F8FAFC"/>
+                <w:sz w:val="19"/>
+              </w:rPr>
+              <w:t>Curated YouTube Video Subject</w:t>
+            </w:r>
+          </w:p>
+        </w:tc>
+        <w:tc>
+          <w:tcPr>
+            <w:tcW w:type="dxa" w:w="2880"/>
+            <w:shd w:fill="1E293B"/>
+            <w:tcMar>
+              <w:top w:w="80" w:type="dxa"/>
+              <w:bottom w:w="80" w:type="dxa"/>
+              <w:left w:w="100" w:type="dxa"/>
+              <w:right w:w="100" w:type="dxa"/>
+            </w:tcMar>
+          </w:tcPr>
+          <w:p>
+            <w:r>
+              <w:rPr>
+                <w:rFonts w:ascii="Calibri" w:hAnsi="Calibri"/>
+                <w:b/>
+                <w:color w:val="F8FAFC"/>
+                <w:sz w:val="19"/>
+              </w:rPr>
+              <w:t>Direct Video Search Link</w:t>
+            </w:r>
+          </w:p>
+        </w:tc>
+      </w:tr>
+      <w:tr>
+        <w:tc>
+          <w:tcPr>
+            <w:tcW w:type="dxa" w:w="2880"/>
+            <w:shd w:fill="F8FAFC"/>
+            <w:tcMar>
+              <w:top w:w="60" w:type="dxa"/>
+              <w:bottom w:w="60" w:type="dxa"/>
+              <w:left w:w="100" w:type="dxa"/>
+              <w:right w:w="100" w:type="dxa"/>
+            </w:tcMar>
+          </w:tcPr>
+          <w:p>
+            <w:r>
+              <w:rPr>
+                <w:rFonts w:ascii="Calibri" w:hAnsi="Calibri"/>
+                <w:color w:val="0F172A"/>
+                <w:sz w:val="18"/>
+              </w:rPr>
+              <w:t>Day 1: Architecture &amp; Mental Models</w:t>
+            </w:r>
+          </w:p>
+        </w:tc>
+        <w:tc>
+          <w:tcPr>
+            <w:tcW w:type="dxa" w:w="4032"/>
+            <w:shd w:fill="F8FAFC"/>
+            <w:tcMar>
+              <w:top w:w="60" w:type="dxa"/>
+              <w:bottom w:w="60" w:type="dxa"/>
+              <w:left w:w="100" w:type="dxa"/>
+              <w:right w:w="100" w:type="dxa"/>
+            </w:tcMar>
+          </w:tcPr>
+          <w:p>
+            <w:r>
+              <w:rPr>
+                <w:rFonts w:ascii="Calibri" w:hAnsi="Calibri"/>
+                <w:color w:val="0F172A"/>
+                <w:sz w:val="18"/>
+              </w:rPr>
+              <w:t>HashiCorp Vault Production Setup &amp; Dynamic Database Secrets</w:t>
+            </w:r>
+          </w:p>
+        </w:tc>
+        <w:tc>
+          <w:tcPr>
+            <w:tcW w:type="dxa" w:w="2880"/>
+            <w:shd w:fill="F8FAFC"/>
+            <w:tcMar>
+              <w:top w:w="60" w:type="dxa"/>
+              <w:bottom w:w="60" w:type="dxa"/>
+              <w:left w:w="100" w:type="dxa"/>
+              <w:right w:w="100" w:type="dxa"/>
+            </w:tcMar>
+          </w:tcPr>
+          <w:p>
+            <w:r>
+              <w:rPr>
+                <w:rFonts w:ascii="Calibri" w:hAnsi="Calibri"/>
+                <w:color w:val="0F172A"/>
+                <w:sz w:val="18"/>
+              </w:rPr>
+              <w:t>https://www.youtube.com/results?search_query=HashiCorp+Vault+dynamic+secrets+tutorial</w:t>
+            </w:r>
+          </w:p>
+        </w:tc>
+      </w:tr>
+      <w:tr>
+        <w:tc>
+          <w:tcPr>
+            <w:tcW w:type="dxa" w:w="2880"/>
+            <w:shd w:fill="FFFFFF"/>
+            <w:tcMar>
+              <w:top w:w="60" w:type="dxa"/>
+              <w:bottom w:w="60" w:type="dxa"/>
+              <w:left w:w="100" w:type="dxa"/>
+              <w:right w:w="100" w:type="dxa"/>
+            </w:tcMar>
+          </w:tcPr>
+          <w:p>
+            <w:r>
+              <w:rPr>
+                <w:rFonts w:ascii="Calibri" w:hAnsi="Calibri"/>
+                <w:color w:val="0F172A"/>
+                <w:sz w:val="18"/>
+              </w:rPr>
+              <w:t>Day 2: Declarative Setup &amp; Config</w:t>
+            </w:r>
+          </w:p>
+        </w:tc>
+        <w:tc>
+          <w:tcPr>
+            <w:tcW w:type="dxa" w:w="4032"/>
+            <w:shd w:fill="FFFFFF"/>
+            <w:tcMar>
+              <w:top w:w="60" w:type="dxa"/>
+              <w:bottom w:w="60" w:type="dxa"/>
+              <w:left w:w="100" w:type="dxa"/>
+              <w:right w:w="100" w:type="dxa"/>
+            </w:tcMar>
+          </w:tcPr>
+          <w:p>
+            <w:r>
+              <w:rPr>
+                <w:rFonts w:ascii="Calibri" w:hAnsi="Calibri"/>
+                <w:color w:val="0F172A"/>
+                <w:sz w:val="18"/>
+              </w:rPr>
+              <w:t>Aqua Trivy Container Vulnerability Scanning in CI/CD</w:t>
+            </w:r>
+          </w:p>
+        </w:tc>
+        <w:tc>
+          <w:tcPr>
+            <w:tcW w:type="dxa" w:w="2880"/>
+            <w:shd w:fill="FFFFFF"/>
+            <w:tcMar>
+              <w:top w:w="60" w:type="dxa"/>
+              <w:bottom w:w="60" w:type="dxa"/>
+              <w:left w:w="100" w:type="dxa"/>
+              <w:right w:w="100" w:type="dxa"/>
+            </w:tcMar>
+          </w:tcPr>
+          <w:p>
+            <w:r>
+              <w:rPr>
+                <w:rFonts w:ascii="Calibri" w:hAnsi="Calibri"/>
+                <w:color w:val="0F172A"/>
+                <w:sz w:val="18"/>
+              </w:rPr>
+              <w:t>https://www.youtube.com/results?search_query=Trivy+container+security+scanning+tutorial</w:t>
+            </w:r>
+          </w:p>
+        </w:tc>
+      </w:tr>
+      <w:tr>
+        <w:tc>
+          <w:tcPr>
+            <w:tcW w:type="dxa" w:w="2880"/>
+            <w:shd w:fill="F8FAFC"/>
+            <w:tcMar>
+              <w:top w:w="60" w:type="dxa"/>
+              <w:bottom w:w="60" w:type="dxa"/>
+              <w:left w:w="100" w:type="dxa"/>
+              <w:right w:w="100" w:type="dxa"/>
+            </w:tcMar>
+          </w:tcPr>
+          <w:p>
+            <w:r>
+              <w:rPr>
+                <w:rFonts w:ascii="Calibri" w:hAnsi="Calibri"/>
+                <w:color w:val="0F172A"/>
+                <w:sz w:val="18"/>
+              </w:rPr>
+              <w:t>Day 3: Triage &amp; Incident Treatment</w:t>
+            </w:r>
+          </w:p>
+        </w:tc>
+        <w:tc>
+          <w:tcPr>
+            <w:tcW w:type="dxa" w:w="4032"/>
+            <w:shd w:fill="F8FAFC"/>
+            <w:tcMar>
+              <w:top w:w="60" w:type="dxa"/>
+              <w:bottom w:w="60" w:type="dxa"/>
+              <w:left w:w="100" w:type="dxa"/>
+              <w:right w:w="100" w:type="dxa"/>
+            </w:tcMar>
+          </w:tcPr>
+          <w:p>
+            <w:r>
+              <w:rPr>
+                <w:rFonts w:ascii="Calibri" w:hAnsi="Calibri"/>
+                <w:color w:val="0F172A"/>
+                <w:sz w:val="18"/>
+              </w:rPr>
+              <w:t>Kyverno Kubernetes Policy-as-Code vs OPA Gatekeeper</w:t>
+            </w:r>
+          </w:p>
+        </w:tc>
+        <w:tc>
+          <w:tcPr>
+            <w:tcW w:type="dxa" w:w="2880"/>
+            <w:shd w:fill="F8FAFC"/>
+            <w:tcMar>
+              <w:top w:w="60" w:type="dxa"/>
+              <w:bottom w:w="60" w:type="dxa"/>
+              <w:left w:w="100" w:type="dxa"/>
+              <w:right w:w="100" w:type="dxa"/>
+            </w:tcMar>
+          </w:tcPr>
+          <w:p>
+            <w:r>
+              <w:rPr>
+                <w:rFonts w:ascii="Calibri" w:hAnsi="Calibri"/>
+                <w:color w:val="0F172A"/>
+                <w:sz w:val="18"/>
+              </w:rPr>
+              <w:t>https://www.youtube.com/results?search_query=Kyverno+Kubernetes+policy+as+code+tutorial</w:t>
+            </w:r>
+          </w:p>
+        </w:tc>
+      </w:tr>
+      <w:tr>
+        <w:tc>
+          <w:tcPr>
+            <w:tcW w:type="dxa" w:w="2880"/>
+            <w:shd w:fill="FFFFFF"/>
+            <w:tcMar>
+              <w:top w:w="60" w:type="dxa"/>
+              <w:bottom w:w="60" w:type="dxa"/>
+              <w:left w:w="100" w:type="dxa"/>
+              <w:right w:w="100" w:type="dxa"/>
+            </w:tcMar>
+          </w:tcPr>
+          <w:p>
+            <w:r>
+              <w:rPr>
+                <w:rFonts w:ascii="Calibri" w:hAnsi="Calibri"/>
+                <w:color w:val="0F172A"/>
+                <w:sz w:val="18"/>
+              </w:rPr>
+              <w:t>Day 4: Real-Time Practice Drills</w:t>
+            </w:r>
+          </w:p>
+        </w:tc>
+        <w:tc>
+          <w:tcPr>
+            <w:tcW w:type="dxa" w:w="4032"/>
+            <w:shd w:fill="FFFFFF"/>
+            <w:tcMar>
+              <w:top w:w="60" w:type="dxa"/>
+              <w:bottom w:w="60" w:type="dxa"/>
+              <w:left w:w="100" w:type="dxa"/>
+              <w:right w:w="100" w:type="dxa"/>
+            </w:tcMar>
+          </w:tcPr>
+          <w:p>
+            <w:r>
+              <w:rPr>
+                <w:rFonts w:ascii="Calibri" w:hAnsi="Calibri"/>
+                <w:color w:val="0F172A"/>
+                <w:sz w:val="18"/>
+              </w:rPr>
+              <w:t>Confidential Computing &amp; TEE Enclaves Explained</w:t>
+            </w:r>
+          </w:p>
+        </w:tc>
+        <w:tc>
+          <w:tcPr>
+            <w:tcW w:type="dxa" w:w="2880"/>
+            <w:shd w:fill="FFFFFF"/>
+            <w:tcMar>
+              <w:top w:w="60" w:type="dxa"/>
+              <w:bottom w:w="60" w:type="dxa"/>
+              <w:left w:w="100" w:type="dxa"/>
+              <w:right w:w="100" w:type="dxa"/>
+            </w:tcMar>
+          </w:tcPr>
+          <w:p>
+            <w:r>
+              <w:rPr>
+                <w:rFonts w:ascii="Calibri" w:hAnsi="Calibri"/>
+                <w:color w:val="0F172A"/>
+                <w:sz w:val="18"/>
+              </w:rPr>
+              <w:t>https://www.youtube.com/results?search_query=Confidential+Computing+TEE+enclaves+explained</w:t>
+            </w:r>
+          </w:p>
+        </w:tc>
+      </w:tr>
+      <w:tr>
+        <w:tc>
+          <w:tcPr>
+            <w:tcW w:type="dxa" w:w="2880"/>
+            <w:shd w:fill="F8FAFC"/>
+            <w:tcMar>
+              <w:top w:w="60" w:type="dxa"/>
+              <w:bottom w:w="60" w:type="dxa"/>
+              <w:left w:w="100" w:type="dxa"/>
+              <w:right w:w="100" w:type="dxa"/>
+            </w:tcMar>
+          </w:tcPr>
+          <w:p>
+            <w:r>
+              <w:rPr>
+                <w:rFonts w:ascii="Calibri" w:hAnsi="Calibri"/>
+                <w:color w:val="0F172A"/>
+                <w:sz w:val="18"/>
+              </w:rPr>
+              <w:t>Day 5: Capstone Production Delivery</w:t>
+            </w:r>
+          </w:p>
+        </w:tc>
+        <w:tc>
+          <w:tcPr>
+            <w:tcW w:type="dxa" w:w="4032"/>
+            <w:shd w:fill="F8FAFC"/>
+            <w:tcMar>
+              <w:top w:w="60" w:type="dxa"/>
+              <w:bottom w:w="60" w:type="dxa"/>
+              <w:left w:w="100" w:type="dxa"/>
+              <w:right w:w="100" w:type="dxa"/>
+            </w:tcMar>
+          </w:tcPr>
+          <w:p>
+            <w:r>
+              <w:rPr>
+                <w:rFonts w:ascii="Calibri" w:hAnsi="Calibri"/>
+                <w:color w:val="0F172A"/>
+                <w:sz w:val="18"/>
+              </w:rPr>
+              <w:t>Software Supply Chain Security: Sigstore Cosign, SLSA &amp; SBOM</w:t>
+            </w:r>
+          </w:p>
+        </w:tc>
+        <w:tc>
+          <w:tcPr>
+            <w:tcW w:type="dxa" w:w="2880"/>
+            <w:shd w:fill="F8FAFC"/>
+            <w:tcMar>
+              <w:top w:w="60" w:type="dxa"/>
+              <w:bottom w:w="60" w:type="dxa"/>
+              <w:left w:w="100" w:type="dxa"/>
+              <w:right w:w="100" w:type="dxa"/>
+            </w:tcMar>
+          </w:tcPr>
+          <w:p>
+            <w:r>
+              <w:rPr>
+                <w:rFonts w:ascii="Calibri" w:hAnsi="Calibri"/>
+                <w:color w:val="0F172A"/>
+                <w:sz w:val="18"/>
+              </w:rPr>
+              <w:t>https://www.youtube.com/results?search_query=Cosign+Sigstore+SBOM+supply+chain+security</w:t>
+            </w:r>
+          </w:p>
+        </w:tc>
+      </w:tr>
+    </w:tbl>
+    <w:p/>
+    <w:p>
+      <w:pPr>
+        <w:pStyle w:val="Heading3"/>
+      </w:pPr>
+      <w:r>
+        <w:t>Track 5: Cloud Delivery &amp; GitOps CI/CD Pipelines</w:t>
+      </w:r>
+    </w:p>
+    <w:tbl>
+      <w:tblPr>
+        <w:tblW w:type="auto" w:w="0"/>
+        <w:jc w:val="center"/>
+        <w:tblLayout w:type="fixed"/>
+        <w:tblLook w:firstColumn="1" w:firstRow="1" w:lastColumn="0" w:lastRow="0" w:noHBand="0" w:noVBand="1" w:val="04A0"/>
+      </w:tblPr>
+      <w:tblGrid>
+        <w:gridCol w:w="3312"/>
+        <w:gridCol w:w="3312"/>
+        <w:gridCol w:w="3312"/>
+      </w:tblGrid>
+      <w:tr>
+        <w:tc>
+          <w:tcPr>
+            <w:tcW w:type="dxa" w:w="2880"/>
+            <w:shd w:fill="1E293B"/>
+            <w:tcMar>
+              <w:top w:w="80" w:type="dxa"/>
+              <w:bottom w:w="80" w:type="dxa"/>
+              <w:left w:w="100" w:type="dxa"/>
+              <w:right w:w="100" w:type="dxa"/>
+            </w:tcMar>
+          </w:tcPr>
+          <w:p>
+            <w:r>
+              <w:rPr>
+                <w:rFonts w:ascii="Calibri" w:hAnsi="Calibri"/>
+                <w:b/>
+                <w:color w:val="F8FAFC"/>
+                <w:sz w:val="19"/>
+              </w:rPr>
+              <w:t>Curriculum Day</w:t>
+            </w:r>
+          </w:p>
+        </w:tc>
+        <w:tc>
+          <w:tcPr>
+            <w:tcW w:type="dxa" w:w="4032"/>
+            <w:shd w:fill="1E293B"/>
+            <w:tcMar>
+              <w:top w:w="80" w:type="dxa"/>
+              <w:bottom w:w="80" w:type="dxa"/>
+              <w:left w:w="100" w:type="dxa"/>
+              <w:right w:w="100" w:type="dxa"/>
+            </w:tcMar>
+          </w:tcPr>
+          <w:p>
+            <w:r>
+              <w:rPr>
+                <w:rFonts w:ascii="Calibri" w:hAnsi="Calibri"/>
+                <w:b/>
+                <w:color w:val="F8FAFC"/>
+                <w:sz w:val="19"/>
+              </w:rPr>
+              <w:t>Curated YouTube Video Subject</w:t>
+            </w:r>
+          </w:p>
+        </w:tc>
+        <w:tc>
+          <w:tcPr>
+            <w:tcW w:type="dxa" w:w="2880"/>
+            <w:shd w:fill="1E293B"/>
+            <w:tcMar>
+              <w:top w:w="80" w:type="dxa"/>
+              <w:bottom w:w="80" w:type="dxa"/>
+              <w:left w:w="100" w:type="dxa"/>
+              <w:right w:w="100" w:type="dxa"/>
+            </w:tcMar>
+          </w:tcPr>
+          <w:p>
+            <w:r>
+              <w:rPr>
+                <w:rFonts w:ascii="Calibri" w:hAnsi="Calibri"/>
+                <w:b/>
+                <w:color w:val="F8FAFC"/>
+                <w:sz w:val="19"/>
+              </w:rPr>
+              <w:t>Direct Video Search Link</w:t>
+            </w:r>
+          </w:p>
+        </w:tc>
+      </w:tr>
+      <w:tr>
+        <w:tc>
+          <w:tcPr>
+            <w:tcW w:type="dxa" w:w="2880"/>
+            <w:shd w:fill="F8FAFC"/>
+            <w:tcMar>
+              <w:top w:w="60" w:type="dxa"/>
+              <w:bottom w:w="60" w:type="dxa"/>
+              <w:left w:w="100" w:type="dxa"/>
+              <w:right w:w="100" w:type="dxa"/>
+            </w:tcMar>
+          </w:tcPr>
+          <w:p>
+            <w:r>
+              <w:rPr>
+                <w:rFonts w:ascii="Calibri" w:hAnsi="Calibri"/>
+                <w:color w:val="0F172A"/>
+                <w:sz w:val="18"/>
+              </w:rPr>
+              <w:t>Day 1: Architecture &amp; Mental Models</w:t>
+            </w:r>
+          </w:p>
+        </w:tc>
+        <w:tc>
+          <w:tcPr>
+            <w:tcW w:type="dxa" w:w="4032"/>
+            <w:shd w:fill="F8FAFC"/>
+            <w:tcMar>
+              <w:top w:w="60" w:type="dxa"/>
+              <w:bottom w:w="60" w:type="dxa"/>
+              <w:left w:w="100" w:type="dxa"/>
+              <w:right w:w="100" w:type="dxa"/>
+            </w:tcMar>
+          </w:tcPr>
+          <w:p>
+            <w:r>
+              <w:rPr>
+                <w:rFonts w:ascii="Calibri" w:hAnsi="Calibri"/>
+                <w:color w:val="0F172A"/>
+                <w:sz w:val="18"/>
+              </w:rPr>
+              <w:t>ArgoCD GitOps Production Masterclass (KubeCon Talk)</w:t>
+            </w:r>
+          </w:p>
+        </w:tc>
+        <w:tc>
+          <w:tcPr>
+            <w:tcW w:type="dxa" w:w="2880"/>
+            <w:shd w:fill="F8FAFC"/>
+            <w:tcMar>
+              <w:top w:w="60" w:type="dxa"/>
+              <w:bottom w:w="60" w:type="dxa"/>
+              <w:left w:w="100" w:type="dxa"/>
+              <w:right w:w="100" w:type="dxa"/>
+            </w:tcMar>
+          </w:tcPr>
+          <w:p>
+            <w:r>
+              <w:rPr>
+                <w:rFonts w:ascii="Calibri" w:hAnsi="Calibri"/>
+                <w:color w:val="0F172A"/>
+                <w:sz w:val="18"/>
+              </w:rPr>
+              <w:t>https://www.youtube.com/results?search_query=ArgoCD+GitOps+production+tutorial+KubeCon</w:t>
+            </w:r>
+          </w:p>
+        </w:tc>
+      </w:tr>
+      <w:tr>
+        <w:tc>
+          <w:tcPr>
+            <w:tcW w:type="dxa" w:w="2880"/>
+            <w:shd w:fill="FFFFFF"/>
+            <w:tcMar>
+              <w:top w:w="60" w:type="dxa"/>
+              <w:bottom w:w="60" w:type="dxa"/>
+              <w:left w:w="100" w:type="dxa"/>
+              <w:right w:w="100" w:type="dxa"/>
+            </w:tcMar>
+          </w:tcPr>
+          <w:p>
+            <w:r>
+              <w:rPr>
+                <w:rFonts w:ascii="Calibri" w:hAnsi="Calibri"/>
+                <w:color w:val="0F172A"/>
+                <w:sz w:val="18"/>
+              </w:rPr>
+              <w:t>Day 2: Declarative Setup &amp; Config</w:t>
+            </w:r>
+          </w:p>
+        </w:tc>
+        <w:tc>
+          <w:tcPr>
+            <w:tcW w:type="dxa" w:w="4032"/>
+            <w:shd w:fill="FFFFFF"/>
+            <w:tcMar>
+              <w:top w:w="60" w:type="dxa"/>
+              <w:bottom w:w="60" w:type="dxa"/>
+              <w:left w:w="100" w:type="dxa"/>
+              <w:right w:w="100" w:type="dxa"/>
+            </w:tcMar>
+          </w:tcPr>
+          <w:p>
+            <w:r>
+              <w:rPr>
+                <w:rFonts w:ascii="Calibri" w:hAnsi="Calibri"/>
+                <w:color w:val="0F172A"/>
+                <w:sz w:val="18"/>
+              </w:rPr>
+              <w:t>Tekton Pipelines Cloud-Native CI/CD Deep Dive</w:t>
+            </w:r>
+          </w:p>
+        </w:tc>
+        <w:tc>
+          <w:tcPr>
+            <w:tcW w:type="dxa" w:w="2880"/>
+            <w:shd w:fill="FFFFFF"/>
+            <w:tcMar>
+              <w:top w:w="60" w:type="dxa"/>
+              <w:bottom w:w="60" w:type="dxa"/>
+              <w:left w:w="100" w:type="dxa"/>
+              <w:right w:w="100" w:type="dxa"/>
+            </w:tcMar>
+          </w:tcPr>
+          <w:p>
+            <w:r>
+              <w:rPr>
+                <w:rFonts w:ascii="Calibri" w:hAnsi="Calibri"/>
+                <w:color w:val="0F172A"/>
+                <w:sz w:val="18"/>
+              </w:rPr>
+              <w:t>https://www.youtube.com/results?search_query=Tekton+Pipelines+Kubernetes+tutorial</w:t>
+            </w:r>
+          </w:p>
+        </w:tc>
+      </w:tr>
+      <w:tr>
+        <w:tc>
+          <w:tcPr>
+            <w:tcW w:type="dxa" w:w="2880"/>
+            <w:shd w:fill="F8FAFC"/>
+            <w:tcMar>
+              <w:top w:w="60" w:type="dxa"/>
+              <w:bottom w:w="60" w:type="dxa"/>
+              <w:left w:w="100" w:type="dxa"/>
+              <w:right w:w="100" w:type="dxa"/>
+            </w:tcMar>
+          </w:tcPr>
+          <w:p>
+            <w:r>
+              <w:rPr>
+                <w:rFonts w:ascii="Calibri" w:hAnsi="Calibri"/>
+                <w:color w:val="0F172A"/>
+                <w:sz w:val="18"/>
+              </w:rPr>
+              <w:t>Day 3: Triage &amp; Incident Treatment</w:t>
+            </w:r>
+          </w:p>
+        </w:tc>
+        <w:tc>
+          <w:tcPr>
+            <w:tcW w:type="dxa" w:w="4032"/>
+            <w:shd w:fill="F8FAFC"/>
+            <w:tcMar>
+              <w:top w:w="60" w:type="dxa"/>
+              <w:bottom w:w="60" w:type="dxa"/>
+              <w:left w:w="100" w:type="dxa"/>
+              <w:right w:w="100" w:type="dxa"/>
+            </w:tcMar>
+          </w:tcPr>
+          <w:p>
+            <w:r>
+              <w:rPr>
+                <w:rFonts w:ascii="Calibri" w:hAnsi="Calibri"/>
+                <w:color w:val="0F172A"/>
+                <w:sz w:val="18"/>
+              </w:rPr>
+              <w:t>FluxCD GitOps vs ArgoCD Comparison &amp; Drift Detection</w:t>
+            </w:r>
+          </w:p>
+        </w:tc>
+        <w:tc>
+          <w:tcPr>
+            <w:tcW w:type="dxa" w:w="2880"/>
+            <w:shd w:fill="F8FAFC"/>
+            <w:tcMar>
+              <w:top w:w="60" w:type="dxa"/>
+              <w:bottom w:w="60" w:type="dxa"/>
+              <w:left w:w="100" w:type="dxa"/>
+              <w:right w:w="100" w:type="dxa"/>
+            </w:tcMar>
+          </w:tcPr>
+          <w:p>
+            <w:r>
+              <w:rPr>
+                <w:rFonts w:ascii="Calibri" w:hAnsi="Calibri"/>
+                <w:color w:val="0F172A"/>
+                <w:sz w:val="18"/>
+              </w:rPr>
+              <w:t>https://www.youtube.com/results?search_query=FluxCD+vs+ArgoCD+GitOps+tutorial</w:t>
+            </w:r>
+          </w:p>
+        </w:tc>
+      </w:tr>
+      <w:tr>
+        <w:tc>
+          <w:tcPr>
+            <w:tcW w:type="dxa" w:w="2880"/>
+            <w:shd w:fill="FFFFFF"/>
+            <w:tcMar>
+              <w:top w:w="60" w:type="dxa"/>
+              <w:bottom w:w="60" w:type="dxa"/>
+              <w:left w:w="100" w:type="dxa"/>
+              <w:right w:w="100" w:type="dxa"/>
+            </w:tcMar>
+          </w:tcPr>
+          <w:p>
+            <w:r>
+              <w:rPr>
+                <w:rFonts w:ascii="Calibri" w:hAnsi="Calibri"/>
+                <w:color w:val="0F172A"/>
+                <w:sz w:val="18"/>
+              </w:rPr>
+              <w:t>Day 4: Real-Time Practice Drills</w:t>
+            </w:r>
+          </w:p>
+        </w:tc>
+        <w:tc>
+          <w:tcPr>
+            <w:tcW w:type="dxa" w:w="4032"/>
+            <w:shd w:fill="FFFFFF"/>
+            <w:tcMar>
+              <w:top w:w="60" w:type="dxa"/>
+              <w:bottom w:w="60" w:type="dxa"/>
+              <w:left w:w="100" w:type="dxa"/>
+              <w:right w:w="100" w:type="dxa"/>
+            </w:tcMar>
+          </w:tcPr>
+          <w:p>
+            <w:r>
+              <w:rPr>
+                <w:rFonts w:ascii="Calibri" w:hAnsi="Calibri"/>
+                <w:color w:val="0F172A"/>
+                <w:sz w:val="18"/>
+              </w:rPr>
+              <w:t>Progressive Delivery Canary Rollouts with Argo Rollouts</w:t>
+            </w:r>
+          </w:p>
+        </w:tc>
+        <w:tc>
+          <w:tcPr>
+            <w:tcW w:type="dxa" w:w="2880"/>
+            <w:shd w:fill="FFFFFF"/>
+            <w:tcMar>
+              <w:top w:w="60" w:type="dxa"/>
+              <w:bottom w:w="60" w:type="dxa"/>
+              <w:left w:w="100" w:type="dxa"/>
+              <w:right w:w="100" w:type="dxa"/>
+            </w:tcMar>
+          </w:tcPr>
+          <w:p>
+            <w:r>
+              <w:rPr>
+                <w:rFonts w:ascii="Calibri" w:hAnsi="Calibri"/>
+                <w:color w:val="0F172A"/>
+                <w:sz w:val="18"/>
+              </w:rPr>
+              <w:t>https://www.youtube.com/results?search_query=Argo+Rollouts+canary+deployment+tutorial</w:t>
+            </w:r>
+          </w:p>
+        </w:tc>
+      </w:tr>
+      <w:tr>
+        <w:tc>
+          <w:tcPr>
+            <w:tcW w:type="dxa" w:w="2880"/>
+            <w:shd w:fill="F8FAFC"/>
+            <w:tcMar>
+              <w:top w:w="60" w:type="dxa"/>
+              <w:bottom w:w="60" w:type="dxa"/>
+              <w:left w:w="100" w:type="dxa"/>
+              <w:right w:w="100" w:type="dxa"/>
+            </w:tcMar>
+          </w:tcPr>
+          <w:p>
+            <w:r>
+              <w:rPr>
+                <w:rFonts w:ascii="Calibri" w:hAnsi="Calibri"/>
+                <w:color w:val="0F172A"/>
+                <w:sz w:val="18"/>
+              </w:rPr>
+              <w:t>Day 5: Capstone Production Delivery</w:t>
+            </w:r>
+          </w:p>
+        </w:tc>
+        <w:tc>
+          <w:tcPr>
+            <w:tcW w:type="dxa" w:w="4032"/>
+            <w:shd w:fill="F8FAFC"/>
+            <w:tcMar>
+              <w:top w:w="60" w:type="dxa"/>
+              <w:bottom w:w="60" w:type="dxa"/>
+              <w:left w:w="100" w:type="dxa"/>
+              <w:right w:w="100" w:type="dxa"/>
+            </w:tcMar>
+          </w:tcPr>
+          <w:p>
+            <w:r>
+              <w:rPr>
+                <w:rFonts w:ascii="Calibri" w:hAnsi="Calibri"/>
+                <w:color w:val="0F172A"/>
+                <w:sz w:val="18"/>
+              </w:rPr>
+              <w:t>GitHub Actions Enterprise CI/CD Security Best Practices</w:t>
+            </w:r>
+          </w:p>
+        </w:tc>
+        <w:tc>
+          <w:tcPr>
+            <w:tcW w:type="dxa" w:w="2880"/>
+            <w:shd w:fill="F8FAFC"/>
+            <w:tcMar>
+              <w:top w:w="60" w:type="dxa"/>
+              <w:bottom w:w="60" w:type="dxa"/>
+              <w:left w:w="100" w:type="dxa"/>
+              <w:right w:w="100" w:type="dxa"/>
+            </w:tcMar>
+          </w:tcPr>
+          <w:p>
+            <w:r>
+              <w:rPr>
+                <w:rFonts w:ascii="Calibri" w:hAnsi="Calibri"/>
+                <w:color w:val="0F172A"/>
+                <w:sz w:val="18"/>
+              </w:rPr>
+              <w:t>https://www.youtube.com/results?search_query=GitHub+Actions+enterprise+security+best+practices</w:t>
             </w:r>
           </w:p>
         </w:tc>
@@ -529,298 +6375,112 @@
         <w:pStyle w:val="Heading1"/>
       </w:pPr>
       <w:r>
-        <w:t>5. Real-Time 'Do to Learn' Practice Drills</w:t>
-      </w:r>
-    </w:p>
-    <w:p>
-      <w:pPr>
-        <w:pStyle w:val="ListBullet"/>
-      </w:pPr>
-      <w:r>
-        <w:rPr>
-          <w:b/>
-        </w:rPr>
-        <w:t>Step 1: Clone Repository &amp; Setup Environment:</w:t>
-        <w:br/>
-      </w:r>
-      <w:r>
-        <w:rPr>
-          <w:rFonts w:ascii="Consolas" w:hAnsi="Consolas"/>
-          <w:color w:val="0369A1"/>
-          <w:sz w:val="18"/>
-        </w:rPr>
-        <w:t xml:space="preserve">  $ git clone https://github.com/Pradeeptalari14/tp-longhorn.git &amp;&amp; cd $(basename "Pradeeptalari14/tp-longhorn")</w:t>
-      </w:r>
-    </w:p>
-    <w:p>
-      <w:pPr>
-        <w:pStyle w:val="ListBullet"/>
-      </w:pPr>
-      <w:r>
-        <w:rPr>
-          <w:b/>
-        </w:rPr>
-        <w:t>Step 2: Run Production Validation &amp; Real-Time Drill:</w:t>
-        <w:br/>
-      </w:r>
-      <w:r>
-        <w:rPr>
-          <w:rFonts w:ascii="Consolas" w:hAnsi="Consolas"/>
-          <w:color w:val="0369A1"/>
-          <w:sz w:val="18"/>
-        </w:rPr>
-        <w:t xml:space="preserve">  $ git clone https://github.com/Pradeeptalari14/tp-longhorn.git &amp;&amp; cd $(basename "Pradeeptalari14/tp-longhorn") &amp;&amp; bash scripts/validate.sh</w:t>
-      </w:r>
-    </w:p>
-    <w:p>
-      <w:pPr>
-        <w:pStyle w:val="ListBullet"/>
-      </w:pPr>
-      <w:r>
-        <w:rPr>
-          <w:b/>
-        </w:rPr>
-        <w:t>Step 3: Verify Telemetry &amp; Golden Signals:</w:t>
-        <w:br/>
-      </w:r>
-      <w:r>
-        <w:rPr>
-          <w:rFonts w:ascii="Consolas" w:hAnsi="Consolas"/>
-          <w:color w:val="0369A1"/>
-          <w:sz w:val="18"/>
-        </w:rPr>
-        <w:t xml:space="preserve">  $ curl -sSf http://localhost:8080/metrics | grep -E "latency_p99|memory_usage|errors_total"</w:t>
-      </w:r>
-    </w:p>
-    <w:p>
-      <w:pPr>
-        <w:pStyle w:val="ListBullet"/>
-      </w:pPr>
-      <w:r>
-        <w:rPr>
-          <w:b/>
-        </w:rPr>
-        <w:t>Step 4: Clean Teardown:</w:t>
-        <w:br/>
-      </w:r>
-      <w:r>
-        <w:rPr>
-          <w:rFonts w:ascii="Consolas" w:hAnsi="Consolas"/>
-          <w:color w:val="0369A1"/>
-          <w:sz w:val="18"/>
-        </w:rPr>
-        <w:t xml:space="preserve">  $ docker compose down -v || echo "Cleaned test runtime."</w:t>
-      </w:r>
-    </w:p>
-    <w:p>
-      <w:pPr>
-        <w:pStyle w:val="Heading1"/>
-      </w:pPr>
-      <w:r>
-        <w:t>6. SRE Golden Signals &amp; Target SLO Standards</w:t>
+        <w:t>5. 10-Point Production Readiness Checklist</w:t>
       </w:r>
     </w:p>
     <w:p>
       <w:r>
         <w:rPr>
-          <w:b/>
+          <w:rFonts w:ascii="Consolas" w:hAnsi="Consolas"/>
+          <w:color w:val="1E293B"/>
+          <w:sz w:val="17"/>
         </w:rPr>
-        <w:t xml:space="preserve">Core Target SRE Standard: </w:t>
-      </w:r>
-      <w:r>
-        <w:rPr>
-          <w:b/>
-          <w:color w:val="047857"/>
-        </w:rPr>
-        <w:t>100% Infrastructure-as-Code Compliance &amp; Audited Reproducibility</w:t>
-      </w:r>
-    </w:p>
-    <w:p/>
-    <w:p>
-      <w:pPr>
-        <w:pStyle w:val="Heading1"/>
-      </w:pPr>
-      <w:r>
-        <w:t>7. Video Learning &amp; Curated YouTube Tutorials</w:t>
+        <w:t>1. [ ] Infrastructure-as-Code (IaC) declarations committed to Git with zero manual mutations.</w:t>
       </w:r>
     </w:p>
     <w:p>
-      <w:pPr>
-        <w:pStyle w:val="ListBullet"/>
-      </w:pPr>
       <w:r>
         <w:rPr>
-          <w:b/>
-          <w:sz w:val="19"/>
+          <w:rFonts w:ascii="Consolas" w:hAnsi="Consolas"/>
+          <w:color w:val="1E293B"/>
+          <w:sz w:val="17"/>
         </w:rPr>
-        <w:t xml:space="preserve">Deep Dive Tutorial: </w:t>
-      </w:r>
-      <w:r>
-        <w:rPr>
-          <w:i/>
-          <w:color w:val="0284C7"/>
-          <w:sz w:val="18"/>
-        </w:rPr>
-        <w:t>https://www.youtube.com/results?search_query=Longhorn+Cloud-Native+Block+Storage+Studio+tutorial+deep+dive+architecture+production</w:t>
+        <w:t>2. [ ] Automated CI/CD pipeline enforces syntax linting, security policy checks, and unit tests.</w:t>
       </w:r>
     </w:p>
     <w:p>
-      <w:pPr>
-        <w:pStyle w:val="ListBullet"/>
-      </w:pPr>
       <w:r>
         <w:rPr>
-          <w:b/>
-          <w:sz w:val="19"/>
+          <w:rFonts w:ascii="Consolas" w:hAnsi="Consolas"/>
+          <w:color w:val="1E293B"/>
+          <w:sz w:val="17"/>
         </w:rPr>
-        <w:t xml:space="preserve">Conference Talks (KubeCon / SREcon / AI Engineer Summit): </w:t>
-      </w:r>
-      <w:r>
-        <w:rPr>
-          <w:i/>
-          <w:color w:val="0284C7"/>
-          <w:sz w:val="18"/>
-        </w:rPr>
-        <w:t>https://www.youtube.com/results?search_query=Longhorn+Cloud-Native+Block+Storage+Studio+KubeCon+SREcon+AI+Engineer+Summit+conference+talk</w:t>
+        <w:t>3. [ ] Secrets managed via dynamic leases with zero hardcoded credentials or plaintext tokens.</w:t>
       </w:r>
     </w:p>
     <w:p>
-      <w:pPr>
-        <w:pStyle w:val="ListBullet"/>
-      </w:pPr>
       <w:r>
         <w:rPr>
-          <w:b/>
-          <w:sz w:val="19"/>
+          <w:rFonts w:ascii="Consolas" w:hAnsi="Consolas"/>
+          <w:color w:val="1E293B"/>
+          <w:sz w:val="17"/>
         </w:rPr>
-        <w:t xml:space="preserve">CNCF Official Channel (KubeCon Keynotes): </w:t>
-      </w:r>
-      <w:r>
-        <w:rPr>
-          <w:i/>
-          <w:color w:val="0284C7"/>
-          <w:sz w:val="18"/>
-        </w:rPr>
-        <w:t>https://www.youtube.com/@cloudnativefdn</w:t>
+        <w:t>4. [ ] Container health probes (readiness, liveness, startup) explicitly defined and tested.</w:t>
       </w:r>
     </w:p>
     <w:p>
-      <w:pPr>
-        <w:pStyle w:val="ListBullet"/>
-      </w:pPr>
       <w:r>
         <w:rPr>
-          <w:b/>
-          <w:sz w:val="19"/>
+          <w:rFonts w:ascii="Consolas" w:hAnsi="Consolas"/>
+          <w:color w:val="1E293B"/>
+          <w:sz w:val="17"/>
         </w:rPr>
-        <w:t xml:space="preserve">ByteByteGo (System Design &amp; Architecture): </w:t>
-      </w:r>
-      <w:r>
-        <w:rPr>
-          <w:i/>
-          <w:color w:val="0284C7"/>
-          <w:sz w:val="18"/>
-        </w:rPr>
-        <w:t>https://www.youtube.com/@ByteByteGo</w:t>
+        <w:t>5. [ ] Resource requests and limits configured with cgroup memory limits to prevent host node eviction.</w:t>
       </w:r>
     </w:p>
     <w:p>
-      <w:pPr>
-        <w:pStyle w:val="ListBullet"/>
-      </w:pPr>
       <w:r>
         <w:rPr>
-          <w:b/>
-          <w:sz w:val="19"/>
+          <w:rFonts w:ascii="Consolas" w:hAnsi="Consolas"/>
+          <w:color w:val="1E293B"/>
+          <w:sz w:val="17"/>
         </w:rPr>
-        <w:t xml:space="preserve">USENIX SREcon (Production Incident Postmortems): </w:t>
-      </w:r>
-      <w:r>
-        <w:rPr>
-          <w:i/>
-          <w:color w:val="0284C7"/>
-          <w:sz w:val="18"/>
-        </w:rPr>
-        <w:t>https://www.youtube.com/@USENIXAssociation</w:t>
+        <w:t>6. [ ] SRE Golden Signals (Latency, Traffic, Errors, Saturation) mapped to Prometheus telemetry metrics.</w:t>
       </w:r>
     </w:p>
     <w:p>
-      <w:pPr>
-        <w:pStyle w:val="ListBullet"/>
-      </w:pPr>
       <w:r>
         <w:rPr>
-          <w:b/>
-          <w:sz w:val="19"/>
+          <w:rFonts w:ascii="Consolas" w:hAnsi="Consolas"/>
+          <w:color w:val="1E293B"/>
+          <w:sz w:val="17"/>
         </w:rPr>
-        <w:t xml:space="preserve">Andrej Karpathy (Deep Learning &amp; LLM Internals): </w:t>
-      </w:r>
-      <w:r>
-        <w:rPr>
-          <w:i/>
-          <w:color w:val="0284C7"/>
-          <w:sz w:val="18"/>
-        </w:rPr>
-        <w:t>https://www.youtube.com/@AndrejKarpathy</w:t>
+        <w:t>7. [ ] Critical alerts routed to PagerDuty / Slack with actionable operational runbook URLs.</w:t>
       </w:r>
     </w:p>
-    <w:p/>
     <w:p>
       <w:r>
         <w:rPr>
-          <w:b/>
-          <w:sz w:val="19"/>
+          <w:rFonts w:ascii="Consolas" w:hAnsi="Consolas"/>
+          <w:color w:val="1E293B"/>
+          <w:sz w:val="17"/>
         </w:rPr>
-        <w:t>Video Watch Checklist (apply to each video watched):</w:t>
+        <w:t>8. [ ] Failure modes simulated with verified automated recovery (graceful degradation, circuit breakers).</w:t>
       </w:r>
     </w:p>
     <w:p>
-      <w:pPr>
-        <w:pStyle w:val="ListBullet"/>
-      </w:pPr>
       <w:r>
         <w:rPr>
-          <w:sz w:val="18"/>
+          <w:rFonts w:ascii="Consolas" w:hAnsi="Consolas"/>
+          <w:color w:val="1E293B"/>
+          <w:sz w:val="17"/>
         </w:rPr>
-        <w:t>Build the mental model: How does the internal architecture work end-to-end?</w:t>
+        <w:t>9. [ ] Zero-downtime rolling update strategy verified with maxSurge: 1 and maxUnavailable: 0.</w:t>
       </w:r>
     </w:p>
     <w:p>
-      <w:pPr>
-        <w:pStyle w:val="ListBullet"/>
-      </w:pPr>
       <w:r>
         <w:rPr>
-          <w:sz w:val="18"/>
+          <w:rFonts w:ascii="Consolas" w:hAnsi="Consolas"/>
+          <w:color w:val="1E293B"/>
+          <w:sz w:val="17"/>
         </w:rPr>
-        <w:t>Follow the code walkthrough: Re-implement the key pattern in your own repo.</w:t>
-      </w:r>
-    </w:p>
-    <w:p>
-      <w:pPr>
-        <w:pStyle w:val="ListBullet"/>
-      </w:pPr>
-      <w:r>
-        <w:rPr>
-          <w:sz w:val="18"/>
-        </w:rPr>
-        <w:t>Identify production failure modes shown: What breaks first under real load?</w:t>
-      </w:r>
-    </w:p>
-    <w:p>
-      <w:pPr>
-        <w:pStyle w:val="ListBullet"/>
-      </w:pPr>
-      <w:r>
-        <w:rPr>
-          <w:sz w:val="18"/>
-        </w:rPr>
-        <w:t>Note all benchmark numbers (latency, throughput, saturation) for SRE SLO reference.</w:t>
+        <w:t>10. [ ] Disaster recovery rollback plan tested with clean state restoration under 60 seconds.</w:t>
       </w:r>
     </w:p>
     <w:sectPr>
       <w:pgSz w:w="12240" w:h="15840"/>
-      <w:pgMar w:top="1152" w:right="1224" w:bottom="1152" w:left="1224" w:header="720" w:footer="720" w:gutter="0"/>
+      <w:pgMar w:top="1080" w:right="1152" w:bottom="1080" w:left="1152" w:header="720" w:footer="720" w:gutter="0"/>
       <w:cols w:space="720"/>
       <w:docGrid w:linePitch="360"/>
     </w:sectPr>
@@ -1191,6 +6851,9 @@
     <w:name w:val="Normal"/>
     <w:qFormat/>
     <w:rsid w:val="00FC693F"/>
+    <w:rPr>
+      <w:sz w:val="19"/>
+    </w:rPr>
   </w:style>
   <w:style w:type="paragraph" w:styleId="Header">
     <w:name w:val="header"/>
@@ -1278,7 +6941,7 @@
       <w:rFonts w:asciiTheme="majorHAnsi" w:eastAsiaTheme="majorEastAsia" w:hAnsiTheme="majorHAnsi" w:cstheme="majorBidi"/>
       <w:b/>
       <w:bCs/>
-      <w:color w:val="4F81BD" w:themeColor="accent1"/>
+      <w:color w:val="0F172A"/>
       <w:sz w:val="26"/>
       <w:szCs w:val="26"/>
     </w:rPr>
